--- a/러시아 인권변호사/2부/2부_1화_수도_상경.docx
+++ b/러시아 인권변호사/2부/2부_1화_수도_상경.docx
@@ -36,7 +36,7 @@
           <w:i w:val="0"/>
           <w:sz w:val="22"/>
         </w:rPr>
-        <w:t>알렉세이 “료샤” 오를로프(«스베트» 대표) / 올가 빅토로브나 네스테로바(인권활동가, «스베트» 공동 설립자) / 카탸 리시나(법대 3학년 자원활동가, 신규) / 보리스 드미트리예비치 아키모프(인권변호사 연합 대표, 신규) / 파벨 그리신(료샤의 소꿉친구, 기업법 변호사, 노보크루츠크에서 전화로 원격 지원)</w:t>
+        <w:t>알렉세이 “료샤” 오를로프(«스베트» 대표) / 올가 빅토로브나 네스테로바(인권활동가, «스베트» 공동 설립자) / 카탸 리시나(법대 3학년 자원활동가, 신규) / 보리스 드미트리예비치 아키모프(인권변호사 연합 대표, 신규) / 파벨 그리신(료샤의 소꿉친구, 기업법 변호사, 노보크루츠크에서 전화로 원격 지원) / 안나 미하일로브나 오를로바(료샤의 어머니, 전화)</w:t>
       </w:r>
     </w:p>
     <w:p>
@@ -241,7 +241,7 @@
           <w:i w:val="0"/>
           <w:sz w:val="22"/>
         </w:rPr>
-        <w:t>Кстати о людях — сколько человек откликнулось на объявление?</w:t>
+        <w:t>Хозяин обещал прислать кровельщика «на днях». Я спросил, что значит «на днях». Он сказал: «В Москве — это до зимы».</w:t>
       </w:r>
     </w:p>
     <w:p>
@@ -264,230 +264,7 @@
           <w:i w:val="0"/>
           <w:sz w:val="22"/>
         </w:rPr>
-        <w:t>Пока пятеро постоянных, ещё дюжина готова помогать по выходным. Для начала неплохо.</w:t>
-      </w:r>
-    </w:p>
-    <w:p>
-      <w:pPr>
-        <w:spacing w:before="0" w:after="110" w:line="300" w:lineRule="auto"/>
-      </w:pPr>
-      <w:r>
-        <w:rPr>
-          <w:rFonts w:ascii="Times New Roman" w:hAnsi="Times New Roman" w:eastAsia="Malgun Gothic"/>
-          <w:b/>
-          <w:i w:val="0"/>
-          <w:sz w:val="22"/>
-        </w:rPr>
-        <w:t xml:space="preserve">Лёша: </w:t>
-      </w:r>
-      <w:r>
-        <w:rPr>
-          <w:rFonts w:ascii="Times New Roman" w:hAnsi="Times New Roman" w:eastAsia="Malgun Gothic"/>
-          <w:b w:val="0"/>
-          <w:i w:val="0"/>
-          <w:sz w:val="22"/>
-        </w:rPr>
-        <w:t>А юристы среди них есть?</w:t>
-      </w:r>
-    </w:p>
-    <w:p>
-      <w:pPr>
-        <w:spacing w:before="0" w:after="110" w:line="300" w:lineRule="auto"/>
-      </w:pPr>
-      <w:r>
-        <w:rPr>
-          <w:rFonts w:ascii="Times New Roman" w:hAnsi="Times New Roman" w:eastAsia="Malgun Gothic"/>
-          <w:b/>
-          <w:i w:val="0"/>
-          <w:sz w:val="22"/>
-        </w:rPr>
-        <w:t xml:space="preserve">Ольга: </w:t>
-      </w:r>
-      <w:r>
-        <w:rPr>
-          <w:rFonts w:ascii="Times New Roman" w:hAnsi="Times New Roman" w:eastAsia="Malgun Gothic"/>
-          <w:b w:val="0"/>
-          <w:i w:val="0"/>
-          <w:sz w:val="22"/>
-        </w:rPr>
-        <w:t>Двое. Остальные — студенты, журналисты и один бывший следователь, который, по его словам, «насмотрелся достаточно».</w:t>
-      </w:r>
-    </w:p>
-    <w:p>
-      <w:pPr>
-        <w:keepNext/>
-        <w:spacing w:before="320" w:after="140"/>
-      </w:pPr>
-      <w:r>
-        <w:rPr>
-          <w:rFonts w:ascii="Times New Roman" w:hAnsi="Times New Roman" w:eastAsia="Malgun Gothic"/>
-          <w:b/>
-          <w:i w:val="0"/>
-          <w:color w:val="1F3864"/>
-          <w:sz w:val="26"/>
-        </w:rPr>
-        <w:t>장면 2 — 자원활동가들과의 첫 만남</w:t>
-      </w:r>
-    </w:p>
-    <w:p>
-      <w:pPr>
-        <w:spacing w:before="0" w:after="110" w:line="300" w:lineRule="auto"/>
-      </w:pPr>
-      <w:r>
-        <w:rPr>
-          <w:rFonts w:ascii="Times New Roman" w:hAnsi="Times New Roman" w:eastAsia="Malgun Gothic"/>
-          <w:b/>
-          <w:i w:val="0"/>
-          <w:sz w:val="22"/>
-        </w:rPr>
-        <w:t xml:space="preserve">Катя: </w:t>
-      </w:r>
-      <w:r>
-        <w:rPr>
-          <w:rFonts w:ascii="Times New Roman" w:hAnsi="Times New Roman" w:eastAsia="Malgun Gothic"/>
-          <w:b w:val="0"/>
-          <w:i w:val="0"/>
-          <w:sz w:val="22"/>
-        </w:rPr>
-        <w:t>Алексей Николаевич? Здравствуйте. Это правда, что вы вели то самое дело «Сибзавода»? Я читала статью Волковой.</w:t>
-      </w:r>
-    </w:p>
-    <w:p>
-      <w:pPr>
-        <w:spacing w:before="0" w:after="110" w:line="300" w:lineRule="auto"/>
-      </w:pPr>
-      <w:r>
-        <w:rPr>
-          <w:rFonts w:ascii="Times New Roman" w:hAnsi="Times New Roman" w:eastAsia="Malgun Gothic"/>
-          <w:b/>
-          <w:i w:val="0"/>
-          <w:sz w:val="22"/>
-        </w:rPr>
-        <w:t xml:space="preserve">Лёша: </w:t>
-      </w:r>
-      <w:r>
-        <w:rPr>
-          <w:rFonts w:ascii="Times New Roman" w:hAnsi="Times New Roman" w:eastAsia="Malgun Gothic"/>
-          <w:b w:val="0"/>
-          <w:i w:val="0"/>
-          <w:sz w:val="22"/>
-        </w:rPr>
-        <w:t>То самое. Хотя вёл его не я один — там было много людей, без которых ничего бы не вышло.</w:t>
-      </w:r>
-    </w:p>
-    <w:p>
-      <w:pPr>
-        <w:spacing w:before="0" w:after="110" w:line="300" w:lineRule="auto"/>
-      </w:pPr>
-      <w:r>
-        <w:rPr>
-          <w:rFonts w:ascii="Times New Roman" w:hAnsi="Times New Roman" w:eastAsia="Malgun Gothic"/>
-          <w:b/>
-          <w:i w:val="0"/>
-          <w:sz w:val="22"/>
-        </w:rPr>
-        <w:t xml:space="preserve">Катя: </w:t>
-      </w:r>
-      <w:r>
-        <w:rPr>
-          <w:rFonts w:ascii="Times New Roman" w:hAnsi="Times New Roman" w:eastAsia="Malgun Gothic"/>
-          <w:b w:val="0"/>
-          <w:i w:val="0"/>
-          <w:sz w:val="22"/>
-        </w:rPr>
-        <w:t>Я Катя Лисина, юрфак, третий курс. Хочу помогать с делами вроде того, что было в Тайболе.</w:t>
-      </w:r>
-    </w:p>
-    <w:p>
-      <w:pPr>
-        <w:spacing w:before="0" w:after="110" w:line="300" w:lineRule="auto"/>
-      </w:pPr>
-      <w:r>
-        <w:rPr>
-          <w:rFonts w:ascii="Times New Roman" w:hAnsi="Times New Roman" w:eastAsia="Malgun Gothic"/>
-          <w:b/>
-          <w:i w:val="0"/>
-          <w:sz w:val="22"/>
-        </w:rPr>
-        <w:t xml:space="preserve">Лёша: </w:t>
-      </w:r>
-      <w:r>
-        <w:rPr>
-          <w:rFonts w:ascii="Times New Roman" w:hAnsi="Times New Roman" w:eastAsia="Malgun Gothic"/>
-          <w:b w:val="0"/>
-          <w:i w:val="0"/>
-          <w:sz w:val="22"/>
-        </w:rPr>
-        <w:t>Хорошо, что пришла. Работы много — на всех хватит.</w:t>
-      </w:r>
-    </w:p>
-    <w:p>
-      <w:pPr>
-        <w:spacing w:before="0" w:after="110" w:line="300" w:lineRule="auto"/>
-      </w:pPr>
-      <w:r>
-        <w:rPr>
-          <w:rFonts w:ascii="Times New Roman" w:hAnsi="Times New Roman" w:eastAsia="Malgun Gothic"/>
-          <w:b/>
-          <w:i w:val="0"/>
-          <w:sz w:val="22"/>
-        </w:rPr>
-        <w:t xml:space="preserve">Катя: </w:t>
-      </w:r>
-      <w:r>
-        <w:rPr>
-          <w:rFonts w:ascii="Times New Roman" w:hAnsi="Times New Roman" w:eastAsia="Malgun Gothic"/>
-          <w:b w:val="0"/>
-          <w:i w:val="0"/>
-          <w:sz w:val="22"/>
-        </w:rPr>
-        <w:t>И правда, что вы хотите сделать сеть по всей стране, не только в Москве?</w:t>
-      </w:r>
-    </w:p>
-    <w:p>
-      <w:pPr>
-        <w:spacing w:before="0" w:after="110" w:line="300" w:lineRule="auto"/>
-      </w:pPr>
-      <w:r>
-        <w:rPr>
-          <w:rFonts w:ascii="Times New Roman" w:hAnsi="Times New Roman" w:eastAsia="Malgun Gothic"/>
-          <w:b/>
-          <w:i w:val="0"/>
-          <w:sz w:val="22"/>
-        </w:rPr>
-        <w:t xml:space="preserve">Лёша: </w:t>
-      </w:r>
-      <w:r>
-        <w:rPr>
-          <w:rFonts w:ascii="Times New Roman" w:hAnsi="Times New Roman" w:eastAsia="Malgun Gothic"/>
-          <w:b w:val="0"/>
-          <w:i w:val="0"/>
-          <w:sz w:val="22"/>
-        </w:rPr>
-        <w:t>Правда. Смысл не в том, чтобы сидеть в столице и решать проблемы регионов издалека. Смысл — соединить местных юристов и активистов друг с другом, чтобы никто больше не боролся в одиночку, как когда-то мы в Новокруцке.</w:t>
-      </w:r>
-    </w:p>
-    <w:p>
-      <w:pPr>
-        <w:spacing w:before="0" w:after="110" w:line="300" w:lineRule="auto"/>
-      </w:pPr>
-      <w:r>
-        <w:rPr>
-          <w:rFonts w:ascii="Times New Roman" w:hAnsi="Times New Roman" w:eastAsia="Malgun Gothic"/>
-          <w:b/>
-          <w:i w:val="0"/>
-          <w:sz w:val="22"/>
-        </w:rPr>
-        <w:t xml:space="preserve">Катя: </w:t>
-      </w:r>
-      <w:r>
-        <w:rPr>
-          <w:rFonts w:ascii="Times New Roman" w:hAnsi="Times New Roman" w:eastAsia="Malgun Gothic"/>
-          <w:b w:val="0"/>
-          <w:i w:val="0"/>
-          <w:sz w:val="22"/>
-        </w:rPr>
-        <w:t>Тогда вам нужна база. Кто где, кто чем занимается, кому можно доверять. Я умею работать с реестрами — на курсовой целый семестр копалась в реестре юрлиц.</w:t>
+        <w:t>Значит, до зимы. Зато аренда на треть ниже, чем в соседнем доме. За сухой потолок мы пока платить не можем.</w:t>
       </w:r>
     </w:p>
     <w:p>
@@ -511,7 +288,7 @@
           <w:color w:val="555555"/>
           <w:sz w:val="22"/>
         </w:rPr>
-        <w:t>(с интересом)</w:t>
+        <w:t>(оглядывает голые стены)</w:t>
       </w:r>
       <w:r>
         <w:rPr>
@@ -520,7 +297,7 @@
           <w:i w:val="0"/>
           <w:sz w:val="22"/>
         </w:rPr>
-        <w:t xml:space="preserve"> И что там можно найти?</w:t>
+        <w:t xml:space="preserve"> Полгода назад я думал, что самым трудным будет уехать из Новокруцка. Оказалось, самое трудное — найти в Москве розетку, которая работает.</w:t>
       </w:r>
     </w:p>
     <w:p>
@@ -534,7 +311,7 @@
           <w:i w:val="0"/>
           <w:sz w:val="22"/>
         </w:rPr>
-        <w:t xml:space="preserve">Катя: </w:t>
+        <w:t xml:space="preserve">Ольга: </w:t>
       </w:r>
       <w:r>
         <w:rPr>
@@ -543,7 +320,7 @@
           <w:i w:val="0"/>
           <w:sz w:val="22"/>
         </w:rPr>
-        <w:t>Кто кому принадлежит и через какие фирмы. Скучно, но иногда находишь такое, что потом не спишь.</w:t>
+        <w:t>Здесь работают две. Одну я уже заняла чайником, так что компьютер — в другую. В правозащите чайник важнее компьютера, привыкайте.</w:t>
       </w:r>
     </w:p>
     <w:p>
@@ -566,11 +343,80 @@
           <w:i w:val="0"/>
           <w:sz w:val="22"/>
         </w:rPr>
-        <w:t>Тогда ты нам нужна больше, чем думаешь. Начнёшь с базы контактов.</w:t>
+        <w:t>Кстати о людях — сколько человек откликнулось на объявление?</w:t>
       </w:r>
     </w:p>
     <w:p>
       <w:pPr>
+        <w:spacing w:before="0" w:after="110" w:line="300" w:lineRule="auto"/>
+      </w:pPr>
+      <w:r>
+        <w:rPr>
+          <w:rFonts w:ascii="Times New Roman" w:hAnsi="Times New Roman" w:eastAsia="Malgun Gothic"/>
+          <w:b/>
+          <w:i w:val="0"/>
+          <w:sz w:val="22"/>
+        </w:rPr>
+        <w:t xml:space="preserve">Ольга: </w:t>
+      </w:r>
+      <w:r>
+        <w:rPr>
+          <w:rFonts w:ascii="Times New Roman" w:hAnsi="Times New Roman" w:eastAsia="Malgun Gothic"/>
+          <w:b w:val="0"/>
+          <w:i w:val="0"/>
+          <w:sz w:val="22"/>
+        </w:rPr>
+        <w:t>Пока пятеро постоянных, ещё дюжина готова помогать по выходным. Для начала неплохо.</w:t>
+      </w:r>
+    </w:p>
+    <w:p>
+      <w:pPr>
+        <w:spacing w:before="0" w:after="110" w:line="300" w:lineRule="auto"/>
+      </w:pPr>
+      <w:r>
+        <w:rPr>
+          <w:rFonts w:ascii="Times New Roman" w:hAnsi="Times New Roman" w:eastAsia="Malgun Gothic"/>
+          <w:b/>
+          <w:i w:val="0"/>
+          <w:sz w:val="22"/>
+        </w:rPr>
+        <w:t xml:space="preserve">Лёша: </w:t>
+      </w:r>
+      <w:r>
+        <w:rPr>
+          <w:rFonts w:ascii="Times New Roman" w:hAnsi="Times New Roman" w:eastAsia="Malgun Gothic"/>
+          <w:b w:val="0"/>
+          <w:i w:val="0"/>
+          <w:sz w:val="22"/>
+        </w:rPr>
+        <w:t>А юристы среди них есть?</w:t>
+      </w:r>
+    </w:p>
+    <w:p>
+      <w:pPr>
+        <w:spacing w:before="0" w:after="110" w:line="300" w:lineRule="auto"/>
+      </w:pPr>
+      <w:r>
+        <w:rPr>
+          <w:rFonts w:ascii="Times New Roman" w:hAnsi="Times New Roman" w:eastAsia="Malgun Gothic"/>
+          <w:b/>
+          <w:i w:val="0"/>
+          <w:sz w:val="22"/>
+        </w:rPr>
+        <w:t xml:space="preserve">Ольга: </w:t>
+      </w:r>
+      <w:r>
+        <w:rPr>
+          <w:rFonts w:ascii="Times New Roman" w:hAnsi="Times New Roman" w:eastAsia="Malgun Gothic"/>
+          <w:b w:val="0"/>
+          <w:i w:val="0"/>
+          <w:sz w:val="22"/>
+        </w:rPr>
+        <w:t>Двое. Остальные — студенты, журналисты и один бывший следователь, который, по его словам, «насмотрелся достаточно».</w:t>
+      </w:r>
+    </w:p>
+    <w:p>
+      <w:pPr>
         <w:keepNext/>
         <w:spacing w:before="320" w:after="140"/>
       </w:pPr>
@@ -582,7 +428,7 @@
           <w:color w:val="1F3864"/>
           <w:sz w:val="26"/>
         </w:rPr>
-        <w:t>장면 3 — 등록 서류 작업, 파벨의 전화</w:t>
+        <w:t>장면 2 — 자원활동가들과의 첫 만남</w:t>
       </w:r>
     </w:p>
     <w:p>
@@ -596,7 +442,7 @@
           <w:i w:val="0"/>
           <w:sz w:val="22"/>
         </w:rPr>
-        <w:t xml:space="preserve">Ольга: </w:t>
+        <w:t xml:space="preserve">Катя: </w:t>
       </w:r>
       <w:r>
         <w:rPr>
@@ -605,7 +451,7 @@
           <w:i w:val="0"/>
           <w:sz w:val="22"/>
         </w:rPr>
-        <w:t>Документы на регистрацию готовы. Название утверждаем окончательно — «Свет»?</w:t>
+        <w:t>Алексей Николаевич? Здравствуйте. Это правда, что вы вели то самое дело «Сибзавода»? Я читала статью Волковой.</w:t>
       </w:r>
     </w:p>
     <w:p>
@@ -628,7 +474,7 @@
           <w:i w:val="0"/>
           <w:sz w:val="22"/>
         </w:rPr>
-        <w:t>«Свет». Коротко, понятно, и формально трудно придраться.</w:t>
+        <w:t>То самое. Хотя вёл его не я один — там было много людей, без которых ничего бы не вышло.</w:t>
       </w:r>
     </w:p>
     <w:p>
@@ -642,7 +488,7 @@
           <w:i w:val="0"/>
           <w:sz w:val="22"/>
         </w:rPr>
-        <w:t xml:space="preserve">Ольга: </w:t>
+        <w:t xml:space="preserve">Катя: </w:t>
       </w:r>
       <w:r>
         <w:rPr>
@@ -651,7 +497,7 @@
           <w:i w:val="0"/>
           <w:sz w:val="22"/>
         </w:rPr>
-        <w:t>Юристы Минюста найдут, к чему придраться, поверьте моему опыту. У меня за десять лет так закрыли три организации.</w:t>
+        <w:t>Я Катя Лисина, юрфак, третий курс. Хочу помогать с делами вроде того, что было в Тайболе.</w:t>
       </w:r>
     </w:p>
     <w:p>
@@ -674,13 +520,91 @@
           <w:i w:val="0"/>
           <w:sz w:val="22"/>
         </w:rPr>
-        <w:t>Тогда сделаем всё формально безупречно. Паша обещал прислать финальную версию устава к пятнице.</w:t>
+        <w:t>Хорошо, что пришла. Работы много — на всех хватит.</w:t>
       </w:r>
     </w:p>
     <w:p>
       <w:pPr>
         <w:spacing w:before="0" w:after="110" w:line="300" w:lineRule="auto"/>
       </w:pPr>
+      <w:r>
+        <w:rPr>
+          <w:rFonts w:ascii="Times New Roman" w:hAnsi="Times New Roman" w:eastAsia="Malgun Gothic"/>
+          <w:b/>
+          <w:i w:val="0"/>
+          <w:sz w:val="22"/>
+        </w:rPr>
+        <w:t xml:space="preserve">Катя: </w:t>
+      </w:r>
+      <w:r>
+        <w:rPr>
+          <w:rFonts w:ascii="Times New Roman" w:hAnsi="Times New Roman" w:eastAsia="Malgun Gothic"/>
+          <w:b w:val="0"/>
+          <w:i w:val="0"/>
+          <w:sz w:val="22"/>
+        </w:rPr>
+        <w:t>И правда, что вы хотите сделать сеть по всей стране, не только в Москве?</w:t>
+      </w:r>
+    </w:p>
+    <w:p>
+      <w:pPr>
+        <w:spacing w:before="0" w:after="110" w:line="300" w:lineRule="auto"/>
+      </w:pPr>
+      <w:r>
+        <w:rPr>
+          <w:rFonts w:ascii="Times New Roman" w:hAnsi="Times New Roman" w:eastAsia="Malgun Gothic"/>
+          <w:b/>
+          <w:i w:val="0"/>
+          <w:sz w:val="22"/>
+        </w:rPr>
+        <w:t xml:space="preserve">Лёша: </w:t>
+      </w:r>
+      <w:r>
+        <w:rPr>
+          <w:rFonts w:ascii="Times New Roman" w:hAnsi="Times New Roman" w:eastAsia="Malgun Gothic"/>
+          <w:b w:val="0"/>
+          <w:i w:val="0"/>
+          <w:sz w:val="22"/>
+        </w:rPr>
+        <w:t>Правда. Смысл не в том, чтобы сидеть в столице и решать проблемы регионов издалека. Смысл — соединить местных юристов и активистов друг с другом, чтобы никто больше не боролся в одиночку, как когда-то мы в Новокруцке.</w:t>
+      </w:r>
+    </w:p>
+    <w:p>
+      <w:pPr>
+        <w:spacing w:before="0" w:after="110" w:line="300" w:lineRule="auto"/>
+      </w:pPr>
+      <w:r>
+        <w:rPr>
+          <w:rFonts w:ascii="Times New Roman" w:hAnsi="Times New Roman" w:eastAsia="Malgun Gothic"/>
+          <w:b/>
+          <w:i w:val="0"/>
+          <w:sz w:val="22"/>
+        </w:rPr>
+        <w:t xml:space="preserve">Катя: </w:t>
+      </w:r>
+      <w:r>
+        <w:rPr>
+          <w:rFonts w:ascii="Times New Roman" w:hAnsi="Times New Roman" w:eastAsia="Malgun Gothic"/>
+          <w:b w:val="0"/>
+          <w:i w:val="0"/>
+          <w:sz w:val="22"/>
+        </w:rPr>
+        <w:t>Тогда вам нужна база. Кто где, кто чем занимается, кому можно доверять. Я умею работать с реестрами — на курсовой целый семестр копалась в реестре юрлиц.</w:t>
+      </w:r>
+    </w:p>
+    <w:p>
+      <w:pPr>
+        <w:spacing w:before="0" w:after="110" w:line="300" w:lineRule="auto"/>
+      </w:pPr>
+      <w:r>
+        <w:rPr>
+          <w:rFonts w:ascii="Times New Roman" w:hAnsi="Times New Roman" w:eastAsia="Malgun Gothic"/>
+          <w:b/>
+          <w:i w:val="0"/>
+          <w:sz w:val="22"/>
+        </w:rPr>
+        <w:t xml:space="preserve">Лёша: </w:t>
+      </w:r>
       <w:r>
         <w:rPr>
           <w:rFonts w:ascii="Times New Roman" w:hAnsi="Times New Roman" w:eastAsia="Malgun Gothic"/>
@@ -689,7 +613,16 @@
           <w:color w:val="555555"/>
           <w:sz w:val="22"/>
         </w:rPr>
-        <w:t>(звонит телефон — Павел)</w:t>
+        <w:t>(с интересом)</w:t>
+      </w:r>
+      <w:r>
+        <w:rPr>
+          <w:rFonts w:ascii="Times New Roman" w:hAnsi="Times New Roman" w:eastAsia="Malgun Gothic"/>
+          <w:b w:val="0"/>
+          <w:i w:val="0"/>
+          <w:sz w:val="22"/>
+        </w:rPr>
+        <w:t xml:space="preserve"> И что там можно найти?</w:t>
       </w:r>
     </w:p>
     <w:p>
@@ -703,7 +636,145 @@
           <w:i w:val="0"/>
           <w:sz w:val="22"/>
         </w:rPr>
-        <w:t xml:space="preserve">Павел: </w:t>
+        <w:t xml:space="preserve">Катя: </w:t>
+      </w:r>
+      <w:r>
+        <w:rPr>
+          <w:rFonts w:ascii="Times New Roman" w:hAnsi="Times New Roman" w:eastAsia="Malgun Gothic"/>
+          <w:b w:val="0"/>
+          <w:i w:val="0"/>
+          <w:sz w:val="22"/>
+        </w:rPr>
+        <w:t>Кто кому принадлежит и через какие фирмы. Скучно, но иногда находишь такое, что потом не спишь.</w:t>
+      </w:r>
+    </w:p>
+    <w:p>
+      <w:pPr>
+        <w:spacing w:before="0" w:after="110" w:line="300" w:lineRule="auto"/>
+      </w:pPr>
+      <w:r>
+        <w:rPr>
+          <w:rFonts w:ascii="Times New Roman" w:hAnsi="Times New Roman" w:eastAsia="Malgun Gothic"/>
+          <w:b/>
+          <w:i w:val="0"/>
+          <w:sz w:val="22"/>
+        </w:rPr>
+        <w:t xml:space="preserve">Лёша: </w:t>
+      </w:r>
+      <w:r>
+        <w:rPr>
+          <w:rFonts w:ascii="Times New Roman" w:hAnsi="Times New Roman" w:eastAsia="Malgun Gothic"/>
+          <w:b w:val="0"/>
+          <w:i w:val="0"/>
+          <w:sz w:val="22"/>
+        </w:rPr>
+        <w:t>Тогда ты нам нужна больше, чем думаешь. Начнёшь с базы контактов.</w:t>
+      </w:r>
+    </w:p>
+    <w:p>
+      <w:pPr>
+        <w:spacing w:before="0" w:after="110" w:line="300" w:lineRule="auto"/>
+      </w:pPr>
+      <w:r>
+        <w:rPr>
+          <w:rFonts w:ascii="Times New Roman" w:hAnsi="Times New Roman" w:eastAsia="Malgun Gothic"/>
+          <w:b/>
+          <w:i w:val="0"/>
+          <w:sz w:val="22"/>
+        </w:rPr>
+        <w:t xml:space="preserve">Катя: </w:t>
+      </w:r>
+      <w:r>
+        <w:rPr>
+          <w:rFonts w:ascii="Times New Roman" w:hAnsi="Times New Roman" w:eastAsia="Malgun Gothic"/>
+          <w:b w:val="0"/>
+          <w:i w:val="0"/>
+          <w:sz w:val="22"/>
+        </w:rPr>
+        <w:t>А Тайбола? Я читала, что суд приостановил работы. Это уже победа?</w:t>
+      </w:r>
+    </w:p>
+    <w:p>
+      <w:pPr>
+        <w:spacing w:before="0" w:after="110" w:line="300" w:lineRule="auto"/>
+      </w:pPr>
+      <w:r>
+        <w:rPr>
+          <w:rFonts w:ascii="Times New Roman" w:hAnsi="Times New Roman" w:eastAsia="Malgun Gothic"/>
+          <w:b/>
+          <w:i w:val="0"/>
+          <w:sz w:val="22"/>
+        </w:rPr>
+        <w:t xml:space="preserve">Лёша: </w:t>
+      </w:r>
+      <w:r>
+        <w:rPr>
+          <w:rFonts w:ascii="Times New Roman" w:hAnsi="Times New Roman" w:eastAsia="Malgun Gothic"/>
+          <w:b w:val="0"/>
+          <w:i w:val="0"/>
+          <w:sz w:val="22"/>
+        </w:rPr>
+        <w:t>Это передышка. Определение суда — просто бумага. Её надо охранять, как забор: каждый день обходить и смотреть, где подкопали.</w:t>
+      </w:r>
+    </w:p>
+    <w:p>
+      <w:pPr>
+        <w:spacing w:before="0" w:after="110" w:line="300" w:lineRule="auto"/>
+      </w:pPr>
+      <w:r>
+        <w:rPr>
+          <w:rFonts w:ascii="Times New Roman" w:hAnsi="Times New Roman" w:eastAsia="Malgun Gothic"/>
+          <w:b/>
+          <w:i w:val="0"/>
+          <w:sz w:val="22"/>
+        </w:rPr>
+        <w:t xml:space="preserve">Катя: </w:t>
+      </w:r>
+      <w:r>
+        <w:rPr>
+          <w:rFonts w:ascii="Times New Roman" w:hAnsi="Times New Roman" w:eastAsia="Malgun Gothic"/>
+          <w:b w:val="0"/>
+          <w:i w:val="0"/>
+          <w:sz w:val="22"/>
+        </w:rPr>
+        <w:t>И кто её охраняет?</w:t>
+      </w:r>
+    </w:p>
+    <w:p>
+      <w:pPr>
+        <w:spacing w:before="0" w:after="110" w:line="300" w:lineRule="auto"/>
+      </w:pPr>
+      <w:r>
+        <w:rPr>
+          <w:rFonts w:ascii="Times New Roman" w:hAnsi="Times New Roman" w:eastAsia="Malgun Gothic"/>
+          <w:b/>
+          <w:i w:val="0"/>
+          <w:sz w:val="22"/>
+        </w:rPr>
+        <w:t xml:space="preserve">Лёша: </w:t>
+      </w:r>
+      <w:r>
+        <w:rPr>
+          <w:rFonts w:ascii="Times New Roman" w:hAnsi="Times New Roman" w:eastAsia="Malgun Gothic"/>
+          <w:b w:val="0"/>
+          <w:i w:val="0"/>
+          <w:sz w:val="22"/>
+        </w:rPr>
+        <w:t>Ольга Викторовна и Михаил Егорович, старейшина чолканов. Он звонит мне и докладывает, как часовой: «Техники нет, лес стоит».</w:t>
+      </w:r>
+    </w:p>
+    <w:p>
+      <w:pPr>
+        <w:spacing w:before="0" w:after="110" w:line="300" w:lineRule="auto"/>
+      </w:pPr>
+      <w:r>
+        <w:rPr>
+          <w:rFonts w:ascii="Times New Roman" w:hAnsi="Times New Roman" w:eastAsia="Malgun Gothic"/>
+          <w:b/>
+          <w:i w:val="0"/>
+          <w:sz w:val="22"/>
+        </w:rPr>
+        <w:t xml:space="preserve">Катя: </w:t>
       </w:r>
       <w:r>
         <w:rPr>
@@ -713,7 +784,7 @@
           <w:color w:val="555555"/>
           <w:sz w:val="22"/>
         </w:rPr>
-        <w:t>(по телефону)</w:t>
+        <w:t>(записывает в блокнот)</w:t>
       </w:r>
       <w:r>
         <w:rPr>
@@ -722,7 +793,7 @@
           <w:i w:val="0"/>
           <w:sz w:val="22"/>
         </w:rPr>
-        <w:t xml:space="preserve"> Лёша, привет из Новокруцка! Устав посмотрел. Пункт четвёртый переписал — у вас там «иная деятельность, не запрещённая законом». Минюст такие формулировки обожает: под «иную деятельность» можно подвести что угодно!</w:t>
+        <w:t xml:space="preserve"> «Техники нет, лес стоит». Можно, я это на стену повешу?</w:t>
       </w:r>
     </w:p>
     <w:p>
@@ -745,30 +816,23 @@
           <w:i w:val="0"/>
           <w:sz w:val="22"/>
         </w:rPr>
-        <w:t>И что предлагаешь?</w:t>
+        <w:t>Вешай. Только не над ведром.</w:t>
       </w:r>
     </w:p>
     <w:p>
       <w:pPr>
-        <w:spacing w:before="0" w:after="110" w:line="300" w:lineRule="auto"/>
+        <w:keepNext/>
+        <w:spacing w:before="320" w:after="140"/>
       </w:pPr>
       <w:r>
         <w:rPr>
           <w:rFonts w:ascii="Times New Roman" w:hAnsi="Times New Roman" w:eastAsia="Malgun Gothic"/>
           <w:b/>
           <w:i w:val="0"/>
-          <w:sz w:val="22"/>
-        </w:rPr>
-        <w:t xml:space="preserve">Павел: </w:t>
-      </w:r>
-      <w:r>
-        <w:rPr>
-          <w:rFonts w:ascii="Times New Roman" w:hAnsi="Times New Roman" w:eastAsia="Malgun Gothic"/>
-          <w:b w:val="0"/>
-          <w:i w:val="0"/>
-          <w:sz w:val="22"/>
-        </w:rPr>
-        <w:t>Закрытый перечень. Правовая помощь, просвещение, мониторинг. Ни слова лишнего. Чем скучнее устав, тем дольше вы проживёте.</w:t>
+          <w:color w:val="1F3864"/>
+          <w:sz w:val="26"/>
+        </w:rPr>
+        <w:t>장면 3 — 등록 서류 작업, 파벨의 전화</w:t>
       </w:r>
     </w:p>
     <w:p>
@@ -782,7 +846,7 @@
           <w:i w:val="0"/>
           <w:sz w:val="22"/>
         </w:rPr>
-        <w:t xml:space="preserve">Лёша: </w:t>
+        <w:t xml:space="preserve">Ольга: </w:t>
       </w:r>
       <w:r>
         <w:rPr>
@@ -791,7 +855,7 @@
           <w:i w:val="0"/>
           <w:sz w:val="22"/>
         </w:rPr>
-        <w:t>Спасибо, Паш. Правда.</w:t>
+        <w:t>Документы на регистрацию готовы. Название утверждаем окончательно — «Свет»?</w:t>
       </w:r>
     </w:p>
     <w:p>
@@ -805,7 +869,7 @@
           <w:i w:val="0"/>
           <w:sz w:val="22"/>
         </w:rPr>
-        <w:t xml:space="preserve">Павел: </w:t>
+        <w:t xml:space="preserve">Лёша: </w:t>
       </w:r>
       <w:r>
         <w:rPr>
@@ -814,7 +878,7 @@
           <w:i w:val="0"/>
           <w:sz w:val="22"/>
         </w:rPr>
-        <w:t>Только, Лёш… моё имя нигде не свети, ладно? Ни в учредителях, ни в благодарностях. Клиенты у меня люди нервные.</w:t>
+        <w:t>«Свет». Коротко, понятно, и формально трудно придраться.</w:t>
       </w:r>
     </w:p>
     <w:p>
@@ -828,7 +892,7 @@
           <w:i w:val="0"/>
           <w:sz w:val="22"/>
         </w:rPr>
-        <w:t xml:space="preserve">Лёша: </w:t>
+        <w:t xml:space="preserve">Ольга: </w:t>
       </w:r>
       <w:r>
         <w:rPr>
@@ -837,7 +901,7 @@
           <w:i w:val="0"/>
           <w:sz w:val="22"/>
         </w:rPr>
-        <w:t>Помню. «По-тихому».</w:t>
+        <w:t>Юристы Минюста найдут, к чему придраться, поверьте моему опыту. У меня за десять лет так закрыли три организации.</w:t>
       </w:r>
     </w:p>
     <w:p>
@@ -851,7 +915,7 @@
           <w:i w:val="0"/>
           <w:sz w:val="22"/>
         </w:rPr>
-        <w:t xml:space="preserve">Павел: </w:t>
+        <w:t xml:space="preserve">Лёша: </w:t>
       </w:r>
       <w:r>
         <w:rPr>
@@ -860,22 +924,13 @@
           <w:i w:val="0"/>
           <w:sz w:val="22"/>
         </w:rPr>
-        <w:t>По-тихому. Маша и так говорит, что я трачу на твоё «спасение мира» больше времени, чем на неё. В пятницу пришлю — не простудись там в своей Москве!</w:t>
+        <w:t>Тогда сделаем всё формально безупречно. Паша обещал прислать финальную версию устава к пятнице.</w:t>
       </w:r>
     </w:p>
     <w:p>
       <w:pPr>
         <w:spacing w:before="0" w:after="110" w:line="300" w:lineRule="auto"/>
       </w:pPr>
-      <w:r>
-        <w:rPr>
-          <w:rFonts w:ascii="Times New Roman" w:hAnsi="Times New Roman" w:eastAsia="Malgun Gothic"/>
-          <w:b/>
-          <w:i w:val="0"/>
-          <w:sz w:val="22"/>
-        </w:rPr>
-        <w:t xml:space="preserve">Ольга: </w:t>
-      </w:r>
       <w:r>
         <w:rPr>
           <w:rFonts w:ascii="Times New Roman" w:hAnsi="Times New Roman" w:eastAsia="Malgun Gothic"/>
@@ -884,16 +939,7 @@
           <w:color w:val="555555"/>
           <w:sz w:val="22"/>
         </w:rPr>
-        <w:t>(после звонка)</w:t>
-      </w:r>
-      <w:r>
-        <w:rPr>
-          <w:rFonts w:ascii="Times New Roman" w:hAnsi="Times New Roman" w:eastAsia="Malgun Gothic"/>
-          <w:b w:val="0"/>
-          <w:i w:val="0"/>
-          <w:sz w:val="22"/>
-        </w:rPr>
-        <w:t xml:space="preserve"> Павел всё ещё помогает только «по-тихому»?</w:t>
+        <w:t>(звонит телефон — Павел)</w:t>
       </w:r>
     </w:p>
     <w:p>
@@ -907,170 +953,7 @@
           <w:i w:val="0"/>
           <w:sz w:val="22"/>
         </w:rPr>
-        <w:t xml:space="preserve">Лёша: </w:t>
-      </w:r>
-      <w:r>
-        <w:rPr>
-          <w:rFonts w:ascii="Times New Roman" w:hAnsi="Times New Roman" w:eastAsia="Malgun Gothic"/>
-          <w:b w:val="0"/>
-          <w:i w:val="0"/>
-          <w:sz w:val="22"/>
-        </w:rPr>
-        <w:t>По-тихому. Пока по-другому не готов, и я его понимаю. У него семья, кредит, практика.</w:t>
-      </w:r>
-    </w:p>
-    <w:p>
-      <w:pPr>
-        <w:spacing w:before="0" w:after="110" w:line="300" w:lineRule="auto"/>
-      </w:pPr>
-      <w:r>
-        <w:rPr>
-          <w:rFonts w:ascii="Times New Roman" w:hAnsi="Times New Roman" w:eastAsia="Malgun Gothic"/>
-          <w:b/>
-          <w:i w:val="0"/>
-          <w:sz w:val="22"/>
-        </w:rPr>
-        <w:t xml:space="preserve">Ольга: </w:t>
-      </w:r>
-      <w:r>
-        <w:rPr>
-          <w:rFonts w:ascii="Times New Roman" w:hAnsi="Times New Roman" w:eastAsia="Malgun Gothic"/>
-          <w:b w:val="0"/>
-          <w:i w:val="0"/>
-          <w:sz w:val="22"/>
-        </w:rPr>
-        <w:t>Понимать — правильно. Только помните: тот, кто помогает тихо, так же тихо может и перестать.</w:t>
-      </w:r>
-    </w:p>
-    <w:p>
-      <w:pPr>
-        <w:keepNext/>
-        <w:spacing w:before="320" w:after="140"/>
-      </w:pPr>
-      <w:r>
-        <w:rPr>
-          <w:rFonts w:ascii="Times New Roman" w:hAnsi="Times New Roman" w:eastAsia="Malgun Gothic"/>
-          <w:b/>
-          <w:i w:val="0"/>
-          <w:color w:val="1F3864"/>
-          <w:sz w:val="26"/>
-        </w:rPr>
-        <w:t>장면 4 — 보리스 아키모프와의 만남</w:t>
-      </w:r>
-    </w:p>
-    <w:p>
-      <w:pPr>
-        <w:spacing w:before="0" w:after="110" w:line="300" w:lineRule="auto"/>
-      </w:pPr>
-      <w:r>
-        <w:rPr>
-          <w:rFonts w:ascii="Times New Roman" w:hAnsi="Times New Roman" w:eastAsia="Malgun Gothic"/>
-          <w:b/>
-          <w:i w:val="0"/>
-          <w:sz w:val="22"/>
-        </w:rPr>
-        <w:t xml:space="preserve">Акимов: </w:t>
-      </w:r>
-      <w:r>
-        <w:rPr>
-          <w:rFonts w:ascii="Times New Roman" w:hAnsi="Times New Roman" w:eastAsia="Malgun Gothic"/>
-          <w:b w:val="0"/>
-          <w:i w:val="0"/>
-          <w:sz w:val="22"/>
-        </w:rPr>
-        <w:t>Алексей Николаевич, наслышан о вас. Ольга Викторовна давно вас нахваливает.</w:t>
-      </w:r>
-    </w:p>
-    <w:p>
-      <w:pPr>
-        <w:spacing w:before="0" w:after="110" w:line="300" w:lineRule="auto"/>
-      </w:pPr>
-      <w:r>
-        <w:rPr>
-          <w:rFonts w:ascii="Times New Roman" w:hAnsi="Times New Roman" w:eastAsia="Malgun Gothic"/>
-          <w:b/>
-          <w:i w:val="0"/>
-          <w:sz w:val="22"/>
-        </w:rPr>
-        <w:t xml:space="preserve">Лёша: </w:t>
-      </w:r>
-      <w:r>
-        <w:rPr>
-          <w:rFonts w:ascii="Times New Roman" w:hAnsi="Times New Roman" w:eastAsia="Malgun Gothic"/>
-          <w:b w:val="0"/>
-          <w:i w:val="0"/>
-          <w:sz w:val="22"/>
-        </w:rPr>
-        <w:t>Борис Дмитриевич, для меня честь. Ваша коалиция работает уже пятнадцать лет, насколько я знаю.</w:t>
-      </w:r>
-    </w:p>
-    <w:p>
-      <w:pPr>
-        <w:spacing w:before="0" w:after="110" w:line="300" w:lineRule="auto"/>
-      </w:pPr>
-      <w:r>
-        <w:rPr>
-          <w:rFonts w:ascii="Times New Roman" w:hAnsi="Times New Roman" w:eastAsia="Malgun Gothic"/>
-          <w:b/>
-          <w:i w:val="0"/>
-          <w:sz w:val="22"/>
-        </w:rPr>
-        <w:t xml:space="preserve">Акимов: </w:t>
-      </w:r>
-      <w:r>
-        <w:rPr>
-          <w:rFonts w:ascii="Times New Roman" w:hAnsi="Times New Roman" w:eastAsia="Malgun Gothic"/>
-          <w:b w:val="0"/>
-          <w:i w:val="0"/>
-          <w:sz w:val="22"/>
-        </w:rPr>
-        <w:t>Пятнадцать лет, и с каждым годом работать сложнее, не легче. Предупреждаю сразу — вы полезете туда, где нас уже не раз били по рукам.</w:t>
-      </w:r>
-    </w:p>
-    <w:p>
-      <w:pPr>
-        <w:spacing w:before="0" w:after="110" w:line="300" w:lineRule="auto"/>
-      </w:pPr>
-      <w:r>
-        <w:rPr>
-          <w:rFonts w:ascii="Times New Roman" w:hAnsi="Times New Roman" w:eastAsia="Malgun Gothic"/>
-          <w:b/>
-          <w:i w:val="0"/>
-          <w:sz w:val="22"/>
-        </w:rPr>
-        <w:t xml:space="preserve">Лёша: </w:t>
-      </w:r>
-      <w:r>
-        <w:rPr>
-          <w:rFonts w:ascii="Times New Roman" w:hAnsi="Times New Roman" w:eastAsia="Malgun Gothic"/>
-          <w:b w:val="0"/>
-          <w:i w:val="0"/>
-          <w:sz w:val="22"/>
-        </w:rPr>
-        <w:t>Мы готовы к этому.</w:t>
-      </w:r>
-    </w:p>
-    <w:p>
-      <w:pPr>
-        <w:spacing w:before="0" w:after="110" w:line="300" w:lineRule="auto"/>
-      </w:pPr>
-      <w:r>
-        <w:rPr>
-          <w:rFonts w:ascii="Times New Roman" w:hAnsi="Times New Roman" w:eastAsia="Malgun Gothic"/>
-          <w:b/>
-          <w:i w:val="0"/>
-          <w:sz w:val="22"/>
-        </w:rPr>
-        <w:t xml:space="preserve">Акимов: </w:t>
-      </w:r>
-      <w:r>
-        <w:rPr>
-          <w:rFonts w:ascii="Times New Roman" w:hAnsi="Times New Roman" w:eastAsia="Malgun Gothic"/>
-          <w:b w:val="0"/>
-          <w:i w:val="0"/>
-          <w:sz w:val="22"/>
-        </w:rPr>
-        <w:t xml:space="preserve">Готовность и опыт — разные вещи, молодой человек. Но я вижу в вас что-то от Быкова. Мы пересекались с ним на одном процессе в девяностых. Соболезную. </w:t>
+        <w:t xml:space="preserve">Павел: </w:t>
       </w:r>
       <w:r>
         <w:rPr>
@@ -1080,7 +963,7 @@
           <w:color w:val="555555"/>
           <w:sz w:val="22"/>
         </w:rPr>
-        <w:t>(пауза)</w:t>
+        <w:t>(по телефону)</w:t>
       </w:r>
       <w:r>
         <w:rPr>
@@ -1089,7 +972,7 @@
           <w:i w:val="0"/>
           <w:sz w:val="22"/>
         </w:rPr>
-        <w:t xml:space="preserve"> Наша коалиция готова поддержать «Свет» — обменом информацией, консультациями, контактами в регионах. Но с одним условием.</w:t>
+        <w:t xml:space="preserve"> Лёша, привет из Новокруцка! Устав посмотрел. Пункт четвёртый переписал — у вас там «иная деятельность, не запрещённая законом». Минюст такие формулировки обожает: под «иную деятельность» можно подвести что угодно!</w:t>
       </w:r>
     </w:p>
     <w:p>
@@ -1112,7 +995,7 @@
           <w:i w:val="0"/>
           <w:sz w:val="22"/>
         </w:rPr>
-        <w:t>Каким?</w:t>
+        <w:t>И что предлагаешь?</w:t>
       </w:r>
     </w:p>
     <w:p>
@@ -1126,7 +1009,7 @@
           <w:i w:val="0"/>
           <w:sz w:val="22"/>
         </w:rPr>
-        <w:t xml:space="preserve">Акимов: </w:t>
+        <w:t xml:space="preserve">Павел: </w:t>
       </w:r>
       <w:r>
         <w:rPr>
@@ -1135,7 +1018,7 @@
           <w:i w:val="0"/>
           <w:sz w:val="22"/>
         </w:rPr>
-        <w:t>Не лезьте в политику раньше времени. Правозащита и политика — соседние комнаты, но дверь между ними должна открыться в правильный момент, не раньше.</w:t>
+        <w:t>Закрытый перечень. Правовая помощь, просвещение, мониторинг. Ни слова лишнего. Чем скучнее устав, тем дольше вы проживёте.</w:t>
       </w:r>
     </w:p>
     <w:p>
@@ -1158,7 +1041,7 @@
           <w:i w:val="0"/>
           <w:sz w:val="22"/>
         </w:rPr>
-        <w:t>А как понять, что момент правильный?</w:t>
+        <w:t>Спасибо, Паш. Правда.</w:t>
       </w:r>
     </w:p>
     <w:p>
@@ -1172,7 +1055,7 @@
           <w:i w:val="0"/>
           <w:sz w:val="22"/>
         </w:rPr>
-        <w:t xml:space="preserve">Акимов: </w:t>
+        <w:t xml:space="preserve">Павел: </w:t>
       </w:r>
       <w:r>
         <w:rPr>
@@ -1181,7 +1064,7 @@
           <w:i w:val="0"/>
           <w:sz w:val="22"/>
         </w:rPr>
-        <w:t>Когда люди сами попросят вас её открыть. Не журналисты, не политтехнологи — люди. А до тех пор делайте своё дело. Некрасов недаром писал: «Поэтом можешь ты не быть, но гражданином быть обязан». Гражданином, Алексей Николаевич, а не депутатом.</w:t>
+        <w:t>Только, Лёш… моё имя нигде не свети, ладно? Ни в учредителях, ни в благодарностях. Клиенты у меня люди нервные.</w:t>
       </w:r>
     </w:p>
     <w:p>
@@ -1204,37 +1087,21 @@
           <w:i w:val="0"/>
           <w:sz w:val="22"/>
         </w:rPr>
-        <w:t>Запомню. Условие принимаю.</w:t>
+        <w:t>Помню. «По-тихому».</w:t>
       </w:r>
     </w:p>
     <w:p>
       <w:pPr>
-        <w:keepNext/>
-        <w:spacing w:before="320" w:after="140"/>
+        <w:spacing w:before="0" w:after="110" w:line="300" w:lineRule="auto"/>
       </w:pPr>
       <w:r>
         <w:rPr>
           <w:rFonts w:ascii="Times New Roman" w:hAnsi="Times New Roman" w:eastAsia="Malgun Gothic"/>
           <w:b/>
           <w:i w:val="0"/>
-          <w:color w:val="1F3864"/>
-          <w:sz w:val="26"/>
-        </w:rPr>
-        <w:t>장면 5 — 사무실, 밤. 자금 문제 첫 논의</w:t>
-      </w:r>
-    </w:p>
-    <w:p>
-      <w:pPr>
-        <w:spacing w:before="0" w:after="110" w:line="300" w:lineRule="auto"/>
-      </w:pPr>
-      <w:r>
-        <w:rPr>
-          <w:rFonts w:ascii="Times New Roman" w:hAnsi="Times New Roman" w:eastAsia="Malgun Gothic"/>
-          <w:b/>
-          <w:i w:val="0"/>
-          <w:sz w:val="22"/>
-        </w:rPr>
-        <w:t xml:space="preserve">Ольга: </w:t>
+          <w:sz w:val="22"/>
+        </w:rPr>
+        <w:t xml:space="preserve">Павел: </w:t>
       </w:r>
       <w:r>
         <w:rPr>
@@ -1243,214 +1110,7 @@
           <w:i w:val="0"/>
           <w:sz w:val="22"/>
         </w:rPr>
-        <w:t>Алексей, нужно поговорить о деньгах.</w:t>
-      </w:r>
-    </w:p>
-    <w:p>
-      <w:pPr>
-        <w:spacing w:before="0" w:after="110" w:line="300" w:lineRule="auto"/>
-      </w:pPr>
-      <w:r>
-        <w:rPr>
-          <w:rFonts w:ascii="Times New Roman" w:hAnsi="Times New Roman" w:eastAsia="Malgun Gothic"/>
-          <w:b/>
-          <w:i w:val="0"/>
-          <w:sz w:val="22"/>
-        </w:rPr>
-        <w:t xml:space="preserve">Лёша: </w:t>
-      </w:r>
-      <w:r>
-        <w:rPr>
-          <w:rFonts w:ascii="Times New Roman" w:hAnsi="Times New Roman" w:eastAsia="Malgun Gothic"/>
-          <w:b w:val="0"/>
-          <w:i w:val="0"/>
-          <w:sz w:val="22"/>
-        </w:rPr>
-        <w:t>Слушаю.</w:t>
-      </w:r>
-    </w:p>
-    <w:p>
-      <w:pPr>
-        <w:spacing w:before="0" w:after="110" w:line="300" w:lineRule="auto"/>
-      </w:pPr>
-      <w:r>
-        <w:rPr>
-          <w:rFonts w:ascii="Times New Roman" w:hAnsi="Times New Roman" w:eastAsia="Malgun Gothic"/>
-          <w:b/>
-          <w:i w:val="0"/>
-          <w:sz w:val="22"/>
-        </w:rPr>
-        <w:t xml:space="preserve">Ольга: </w:t>
-      </w:r>
-      <w:r>
-        <w:rPr>
-          <w:rFonts w:ascii="Times New Roman" w:hAnsi="Times New Roman" w:eastAsia="Malgun Gothic"/>
-          <w:b w:val="0"/>
-          <w:i w:val="0"/>
-          <w:sz w:val="22"/>
-        </w:rPr>
-        <w:t>Аренда, зарплата хотя бы для двух штатных сотрудников, поездки в регионы — всё это стоит денег, которых у нас пока нет.</w:t>
-      </w:r>
-    </w:p>
-    <w:p>
-      <w:pPr>
-        <w:spacing w:before="0" w:after="110" w:line="300" w:lineRule="auto"/>
-      </w:pPr>
-      <w:r>
-        <w:rPr>
-          <w:rFonts w:ascii="Times New Roman" w:hAnsi="Times New Roman" w:eastAsia="Malgun Gothic"/>
-          <w:b/>
-          <w:i w:val="0"/>
-          <w:sz w:val="22"/>
-        </w:rPr>
-        <w:t xml:space="preserve">Лёша: </w:t>
-      </w:r>
-      <w:r>
-        <w:rPr>
-          <w:rFonts w:ascii="Times New Roman" w:hAnsi="Times New Roman" w:eastAsia="Malgun Gothic"/>
-          <w:b w:val="0"/>
-          <w:i w:val="0"/>
-          <w:sz w:val="22"/>
-        </w:rPr>
-        <w:t>Гранты?</w:t>
-      </w:r>
-    </w:p>
-    <w:p>
-      <w:pPr>
-        <w:spacing w:before="0" w:after="110" w:line="300" w:lineRule="auto"/>
-      </w:pPr>
-      <w:r>
-        <w:rPr>
-          <w:rFonts w:ascii="Times New Roman" w:hAnsi="Times New Roman" w:eastAsia="Malgun Gothic"/>
-          <w:b/>
-          <w:i w:val="0"/>
-          <w:sz w:val="22"/>
-        </w:rPr>
-        <w:t xml:space="preserve">Ольга: </w:t>
-      </w:r>
-      <w:r>
-        <w:rPr>
-          <w:rFonts w:ascii="Times New Roman" w:hAnsi="Times New Roman" w:eastAsia="Malgun Gothic"/>
-          <w:b w:val="0"/>
-          <w:i w:val="0"/>
-          <w:sz w:val="22"/>
-        </w:rPr>
-        <w:t>Я подала заявки в три фонда. Ответ — не раньше чем через два месяца, и то не факт, что одобрят.</w:t>
-      </w:r>
-    </w:p>
-    <w:p>
-      <w:pPr>
-        <w:spacing w:before="0" w:after="110" w:line="300" w:lineRule="auto"/>
-      </w:pPr>
-      <w:r>
-        <w:rPr>
-          <w:rFonts w:ascii="Times New Roman" w:hAnsi="Times New Roman" w:eastAsia="Malgun Gothic"/>
-          <w:b/>
-          <w:i w:val="0"/>
-          <w:sz w:val="22"/>
-        </w:rPr>
-        <w:t xml:space="preserve">Лёша: </w:t>
-      </w:r>
-      <w:r>
-        <w:rPr>
-          <w:rFonts w:ascii="Times New Roman" w:hAnsi="Times New Roman" w:eastAsia="Malgun Gothic"/>
-          <w:b w:val="0"/>
-          <w:i w:val="0"/>
-          <w:sz w:val="22"/>
-        </w:rPr>
-        <w:t>А пока?</w:t>
-      </w:r>
-    </w:p>
-    <w:p>
-      <w:pPr>
-        <w:spacing w:before="0" w:after="110" w:line="300" w:lineRule="auto"/>
-      </w:pPr>
-      <w:r>
-        <w:rPr>
-          <w:rFonts w:ascii="Times New Roman" w:hAnsi="Times New Roman" w:eastAsia="Malgun Gothic"/>
-          <w:b/>
-          <w:i w:val="0"/>
-          <w:sz w:val="22"/>
-        </w:rPr>
-        <w:t xml:space="preserve">Ольга: </w:t>
-      </w:r>
-      <w:r>
-        <w:rPr>
-          <w:rFonts w:ascii="Times New Roman" w:hAnsi="Times New Roman" w:eastAsia="Malgun Gothic"/>
-          <w:b w:val="0"/>
-          <w:i w:val="0"/>
-          <w:sz w:val="22"/>
-        </w:rPr>
-        <w:t>А пока — на моих личных сбережениях и на энтузиазме волонтёров. Долго так продолжаться не может.</w:t>
-      </w:r>
-    </w:p>
-    <w:p>
-      <w:pPr>
-        <w:spacing w:before="0" w:after="110" w:line="300" w:lineRule="auto"/>
-      </w:pPr>
-      <w:r>
-        <w:rPr>
-          <w:rFonts w:ascii="Times New Roman" w:hAnsi="Times New Roman" w:eastAsia="Malgun Gothic"/>
-          <w:b/>
-          <w:i w:val="0"/>
-          <w:sz w:val="22"/>
-        </w:rPr>
-        <w:t xml:space="preserve">Лёша: </w:t>
-      </w:r>
-      <w:r>
-        <w:rPr>
-          <w:rFonts w:ascii="Times New Roman" w:hAnsi="Times New Roman" w:eastAsia="Malgun Gothic"/>
-          <w:b w:val="0"/>
-          <w:i w:val="0"/>
-          <w:sz w:val="22"/>
-        </w:rPr>
-        <w:t>На ваших сбережениях? Ольга Викторовна, я не могу этого допустить.</w:t>
-      </w:r>
-    </w:p>
-    <w:p>
-      <w:pPr>
-        <w:spacing w:before="0" w:after="110" w:line="300" w:lineRule="auto"/>
-      </w:pPr>
-      <w:r>
-        <w:rPr>
-          <w:rFonts w:ascii="Times New Roman" w:hAnsi="Times New Roman" w:eastAsia="Malgun Gothic"/>
-          <w:b/>
-          <w:i w:val="0"/>
-          <w:sz w:val="22"/>
-        </w:rPr>
-        <w:t xml:space="preserve">Ольга: </w:t>
-      </w:r>
-      <w:r>
-        <w:rPr>
-          <w:rFonts w:ascii="Times New Roman" w:hAnsi="Times New Roman" w:eastAsia="Malgun Gothic"/>
-          <w:b w:val="0"/>
-          <w:i w:val="0"/>
-          <w:sz w:val="22"/>
-        </w:rPr>
-        <w:t>Можете и допустите. Детей у меня нет, дачи тоже. На что ещё тратить деньги, как не на это?</w:t>
-      </w:r>
-    </w:p>
-    <w:p>
-      <w:pPr>
-        <w:spacing w:before="0" w:after="110" w:line="300" w:lineRule="auto"/>
-      </w:pPr>
-      <w:r>
-        <w:rPr>
-          <w:rFonts w:ascii="Times New Roman" w:hAnsi="Times New Roman" w:eastAsia="Malgun Gothic"/>
-          <w:b/>
-          <w:i w:val="0"/>
-          <w:sz w:val="22"/>
-        </w:rPr>
-        <w:t xml:space="preserve">Лёша: </w:t>
-      </w:r>
-      <w:r>
-        <w:rPr>
-          <w:rFonts w:ascii="Times New Roman" w:hAnsi="Times New Roman" w:eastAsia="Malgun Gothic"/>
-          <w:b w:val="0"/>
-          <w:i w:val="0"/>
-          <w:sz w:val="22"/>
-        </w:rPr>
-        <w:t>Что-нибудь придумаем.</w:t>
+        <w:t>По-тихому. Маша и так говорит, что я трачу на твоё «спасение мира» больше времени, чем на неё. В пятницу пришлю — не простудись там в своей Москве!</w:t>
       </w:r>
     </w:p>
     <w:p>
@@ -1474,7 +1134,7 @@
           <w:color w:val="555555"/>
           <w:sz w:val="22"/>
         </w:rPr>
-        <w:t>(пауза)</w:t>
+        <w:t>(после звонка)</w:t>
       </w:r>
       <w:r>
         <w:rPr>
@@ -1483,7 +1143,7 @@
           <w:i w:val="0"/>
           <w:sz w:val="22"/>
         </w:rPr>
-        <w:t xml:space="preserve"> Уже придумывают, Алексей. Просто вы пока не знаете, кто именно.</w:t>
+        <w:t xml:space="preserve"> Павел всё ещё помогает только «по-тихому»?</w:t>
       </w:r>
     </w:p>
     <w:p>
@@ -1506,7 +1166,7 @@
           <w:i w:val="0"/>
           <w:sz w:val="22"/>
         </w:rPr>
-        <w:t>Что вы имеете в виду?</w:t>
+        <w:t>По-тихому. Пока по-другому не готов, и я его понимаю. У него семья, кредит, практика.</w:t>
       </w:r>
     </w:p>
     <w:p>
@@ -1529,11 +1189,27 @@
           <w:i w:val="0"/>
           <w:sz w:val="22"/>
         </w:rPr>
-        <w:t>То, что у организации, о которой пишут в газетах, быстро появляются «друзья» с толстыми кошельками. Когда они придут — а они придут, — смотрите не на сумму, а на руку, которая её протягивает.</w:t>
+        <w:t>Понимать — правильно. Только помните: тот, кто помогает тихо, так же тихо может и перестать.</w:t>
       </w:r>
     </w:p>
     <w:p>
       <w:pPr>
+        <w:keepNext/>
+        <w:spacing w:before="320" w:after="140"/>
+      </w:pPr>
+      <w:r>
+        <w:rPr>
+          <w:rFonts w:ascii="Times New Roman" w:hAnsi="Times New Roman" w:eastAsia="Malgun Gothic"/>
+          <w:b/>
+          <w:i w:val="0"/>
+          <w:color w:val="1F3864"/>
+          <w:sz w:val="26"/>
+        </w:rPr>
+        <w:t>장면 4 — 보리스 아키모프와의 만남</w:t>
+      </w:r>
+    </w:p>
+    <w:p>
+      <w:pPr>
         <w:spacing w:before="0" w:after="110" w:line="300" w:lineRule="auto"/>
       </w:pPr>
       <w:r>
@@ -1543,7 +1219,108 @@
           <w:i w:val="0"/>
           <w:sz w:val="22"/>
         </w:rPr>
+        <w:t xml:space="preserve">Акимов: </w:t>
+      </w:r>
+      <w:r>
+        <w:rPr>
+          <w:rFonts w:ascii="Times New Roman" w:hAnsi="Times New Roman" w:eastAsia="Malgun Gothic"/>
+          <w:b w:val="0"/>
+          <w:i w:val="0"/>
+          <w:sz w:val="22"/>
+        </w:rPr>
+        <w:t>Алексей Николаевич, наслышан о вас. Ольга Викторовна давно вас нахваливает.</w:t>
+      </w:r>
+    </w:p>
+    <w:p>
+      <w:pPr>
+        <w:spacing w:before="0" w:after="110" w:line="300" w:lineRule="auto"/>
+      </w:pPr>
+      <w:r>
+        <w:rPr>
+          <w:rFonts w:ascii="Times New Roman" w:hAnsi="Times New Roman" w:eastAsia="Malgun Gothic"/>
+          <w:b/>
+          <w:i w:val="0"/>
+          <w:sz w:val="22"/>
+        </w:rPr>
         <w:t xml:space="preserve">Лёша: </w:t>
+      </w:r>
+      <w:r>
+        <w:rPr>
+          <w:rFonts w:ascii="Times New Roman" w:hAnsi="Times New Roman" w:eastAsia="Malgun Gothic"/>
+          <w:b w:val="0"/>
+          <w:i w:val="0"/>
+          <w:sz w:val="22"/>
+        </w:rPr>
+        <w:t>Борис Дмитриевич, для меня честь. Ваша коалиция работает уже пятнадцать лет, насколько я знаю.</w:t>
+      </w:r>
+    </w:p>
+    <w:p>
+      <w:pPr>
+        <w:spacing w:before="0" w:after="110" w:line="300" w:lineRule="auto"/>
+      </w:pPr>
+      <w:r>
+        <w:rPr>
+          <w:rFonts w:ascii="Times New Roman" w:hAnsi="Times New Roman" w:eastAsia="Malgun Gothic"/>
+          <w:b/>
+          <w:i w:val="0"/>
+          <w:sz w:val="22"/>
+        </w:rPr>
+        <w:t xml:space="preserve">Акимов: </w:t>
+      </w:r>
+      <w:r>
+        <w:rPr>
+          <w:rFonts w:ascii="Times New Roman" w:hAnsi="Times New Roman" w:eastAsia="Malgun Gothic"/>
+          <w:b w:val="0"/>
+          <w:i w:val="0"/>
+          <w:sz w:val="22"/>
+        </w:rPr>
+        <w:t>Пятнадцать лет, и с каждым годом работать сложнее, не легче. Предупреждаю сразу — вы полезете туда, где нас уже не раз били по рукам.</w:t>
+      </w:r>
+    </w:p>
+    <w:p>
+      <w:pPr>
+        <w:spacing w:before="0" w:after="110" w:line="300" w:lineRule="auto"/>
+      </w:pPr>
+      <w:r>
+        <w:rPr>
+          <w:rFonts w:ascii="Times New Roman" w:hAnsi="Times New Roman" w:eastAsia="Malgun Gothic"/>
+          <w:b/>
+          <w:i w:val="0"/>
+          <w:sz w:val="22"/>
+        </w:rPr>
+        <w:t xml:space="preserve">Лёша: </w:t>
+      </w:r>
+      <w:r>
+        <w:rPr>
+          <w:rFonts w:ascii="Times New Roman" w:hAnsi="Times New Roman" w:eastAsia="Malgun Gothic"/>
+          <w:b w:val="0"/>
+          <w:i w:val="0"/>
+          <w:sz w:val="22"/>
+        </w:rPr>
+        <w:t>Мы готовы к этому.</w:t>
+      </w:r>
+    </w:p>
+    <w:p>
+      <w:pPr>
+        <w:spacing w:before="0" w:after="110" w:line="300" w:lineRule="auto"/>
+      </w:pPr>
+      <w:r>
+        <w:rPr>
+          <w:rFonts w:ascii="Times New Roman" w:hAnsi="Times New Roman" w:eastAsia="Malgun Gothic"/>
+          <w:b/>
+          <w:i w:val="0"/>
+          <w:sz w:val="22"/>
+        </w:rPr>
+        <w:t xml:space="preserve">Акимов: </w:t>
+      </w:r>
+      <w:r>
+        <w:rPr>
+          <w:rFonts w:ascii="Times New Roman" w:hAnsi="Times New Roman" w:eastAsia="Malgun Gothic"/>
+          <w:b w:val="0"/>
+          <w:i w:val="0"/>
+          <w:sz w:val="22"/>
+        </w:rPr>
+        <w:t xml:space="preserve">Готовность и опыт — разные вещи, молодой человек. Но я вижу в вас что-то от Быкова. Мы пересекались с ним на одном процессе в девяностых. Соболезную. </w:t>
       </w:r>
       <w:r>
         <w:rPr>
@@ -1553,7 +1330,7 @@
           <w:color w:val="555555"/>
           <w:sz w:val="22"/>
         </w:rPr>
-        <w:t>(тихо)</w:t>
+        <w:t>(пауза)</w:t>
       </w:r>
       <w:r>
         <w:rPr>
@@ -1562,7 +1339,7 @@
           <w:i w:val="0"/>
           <w:sz w:val="22"/>
         </w:rPr>
-        <w:t xml:space="preserve"> Иногда мне кажется, что мы замахнулись на невозможное. Пятеро людей и два ведра под потолком — против Литвинова.</w:t>
+        <w:t xml:space="preserve"> Наша коалиция готова поддержать «Свет» — обменом информацией, консультациями, контактами в регионах. Но с одним условием.</w:t>
       </w:r>
     </w:p>
     <w:p>
@@ -1576,7 +1353,7 @@
           <w:i w:val="0"/>
           <w:sz w:val="22"/>
         </w:rPr>
-        <w:t xml:space="preserve">Ольга: </w:t>
+        <w:t xml:space="preserve">Лёша: </w:t>
       </w:r>
       <w:r>
         <w:rPr>
@@ -1585,7 +1362,7 @@
           <w:i w:val="0"/>
           <w:sz w:val="22"/>
         </w:rPr>
-        <w:t>Декабристам в рудниках, наверное, казалось так же. А Пушкин писал им: «Во глубине сибирских руд храните гордое терпенье, не пропадёт ваш скорбный труд и дум высокое стремленье». Мы с вами сибиряки, Алексей. Терпенья нам не занимать.</w:t>
+        <w:t>Каким?</w:t>
       </w:r>
     </w:p>
     <w:p>
@@ -1599,7 +1376,7 @@
           <w:i w:val="0"/>
           <w:sz w:val="22"/>
         </w:rPr>
-        <w:t xml:space="preserve">Лёша: </w:t>
+        <w:t xml:space="preserve">Акимов: </w:t>
       </w:r>
       <w:r>
         <w:rPr>
@@ -1608,23 +1385,30 @@
           <w:i w:val="0"/>
           <w:sz w:val="22"/>
         </w:rPr>
-        <w:t>Гордое терпенье… Хорошо. Будем терпеть гордо. И искать деньги.</w:t>
+        <w:t>Не лезьте в политику раньше времени. Правозащита и политика — соседние комнаты, но дверь между ними должна открыться в правильный момент, не раньше.</w:t>
       </w:r>
     </w:p>
     <w:p>
       <w:pPr>
-        <w:keepNext/>
-        <w:spacing w:before="320" w:after="140"/>
+        <w:spacing w:before="0" w:after="110" w:line="300" w:lineRule="auto"/>
       </w:pPr>
       <w:r>
         <w:rPr>
           <w:rFonts w:ascii="Times New Roman" w:hAnsi="Times New Roman" w:eastAsia="Malgun Gothic"/>
           <w:b/>
           <w:i w:val="0"/>
-          <w:color w:val="1F3864"/>
-          <w:sz w:val="26"/>
-        </w:rPr>
-        <w:t>장면 6 — 카탸와의 대화, 조직의 의미</w:t>
+          <w:sz w:val="22"/>
+        </w:rPr>
+        <w:t xml:space="preserve">Лёша: </w:t>
+      </w:r>
+      <w:r>
+        <w:rPr>
+          <w:rFonts w:ascii="Times New Roman" w:hAnsi="Times New Roman" w:eastAsia="Malgun Gothic"/>
+          <w:b w:val="0"/>
+          <w:i w:val="0"/>
+          <w:sz w:val="22"/>
+        </w:rPr>
+        <w:t>А как понять, что момент правильный?</w:t>
       </w:r>
     </w:p>
     <w:p>
@@ -1638,7 +1422,7 @@
           <w:i w:val="0"/>
           <w:sz w:val="22"/>
         </w:rPr>
-        <w:t xml:space="preserve">Катя: </w:t>
+        <w:t xml:space="preserve">Акимов: </w:t>
       </w:r>
       <w:r>
         <w:rPr>
@@ -1647,145 +1431,7 @@
           <w:i w:val="0"/>
           <w:sz w:val="22"/>
         </w:rPr>
-        <w:t>Алексей Николаевич, можно вопрос? Не по работе.</w:t>
-      </w:r>
-    </w:p>
-    <w:p>
-      <w:pPr>
-        <w:spacing w:before="0" w:after="110" w:line="300" w:lineRule="auto"/>
-      </w:pPr>
-      <w:r>
-        <w:rPr>
-          <w:rFonts w:ascii="Times New Roman" w:hAnsi="Times New Roman" w:eastAsia="Malgun Gothic"/>
-          <w:b/>
-          <w:i w:val="0"/>
-          <w:sz w:val="22"/>
-        </w:rPr>
-        <w:t xml:space="preserve">Лёша: </w:t>
-      </w:r>
-      <w:r>
-        <w:rPr>
-          <w:rFonts w:ascii="Times New Roman" w:hAnsi="Times New Roman" w:eastAsia="Malgun Gothic"/>
-          <w:b w:val="0"/>
-          <w:i w:val="0"/>
-          <w:sz w:val="22"/>
-        </w:rPr>
-        <w:t>Конечно.</w:t>
-      </w:r>
-    </w:p>
-    <w:p>
-      <w:pPr>
-        <w:spacing w:before="0" w:after="110" w:line="300" w:lineRule="auto"/>
-      </w:pPr>
-      <w:r>
-        <w:rPr>
-          <w:rFonts w:ascii="Times New Roman" w:hAnsi="Times New Roman" w:eastAsia="Malgun Gothic"/>
-          <w:b/>
-          <w:i w:val="0"/>
-          <w:sz w:val="22"/>
-        </w:rPr>
-        <w:t xml:space="preserve">Катя: </w:t>
-      </w:r>
-      <w:r>
-        <w:rPr>
-          <w:rFonts w:ascii="Times New Roman" w:hAnsi="Times New Roman" w:eastAsia="Malgun Gothic"/>
-          <w:b w:val="0"/>
-          <w:i w:val="0"/>
-          <w:sz w:val="22"/>
-        </w:rPr>
-        <w:t>Вы не боитесь? После всего, что случилось с вашим учителем?</w:t>
-      </w:r>
-    </w:p>
-    <w:p>
-      <w:pPr>
-        <w:spacing w:before="0" w:after="110" w:line="300" w:lineRule="auto"/>
-      </w:pPr>
-      <w:r>
-        <w:rPr>
-          <w:rFonts w:ascii="Times New Roman" w:hAnsi="Times New Roman" w:eastAsia="Malgun Gothic"/>
-          <w:b/>
-          <w:i w:val="0"/>
-          <w:sz w:val="22"/>
-        </w:rPr>
-        <w:t xml:space="preserve">Лёша: </w:t>
-      </w:r>
-      <w:r>
-        <w:rPr>
-          <w:rFonts w:ascii="Times New Roman" w:hAnsi="Times New Roman" w:eastAsia="Malgun Gothic"/>
-          <w:b w:val="0"/>
-          <w:i w:val="0"/>
-          <w:sz w:val="22"/>
-        </w:rPr>
-        <w:t>Боюсь. Каждый день боюсь.</w:t>
-      </w:r>
-    </w:p>
-    <w:p>
-      <w:pPr>
-        <w:spacing w:before="0" w:after="110" w:line="300" w:lineRule="auto"/>
-      </w:pPr>
-      <w:r>
-        <w:rPr>
-          <w:rFonts w:ascii="Times New Roman" w:hAnsi="Times New Roman" w:eastAsia="Malgun Gothic"/>
-          <w:b/>
-          <w:i w:val="0"/>
-          <w:sz w:val="22"/>
-        </w:rPr>
-        <w:t xml:space="preserve">Катя: </w:t>
-      </w:r>
-      <w:r>
-        <w:rPr>
-          <w:rFonts w:ascii="Times New Roman" w:hAnsi="Times New Roman" w:eastAsia="Malgun Gothic"/>
-          <w:b w:val="0"/>
-          <w:i w:val="0"/>
-          <w:sz w:val="22"/>
-        </w:rPr>
-        <w:t>Тогда почему продолжаете?</w:t>
-      </w:r>
-    </w:p>
-    <w:p>
-      <w:pPr>
-        <w:spacing w:before="0" w:after="110" w:line="300" w:lineRule="auto"/>
-      </w:pPr>
-      <w:r>
-        <w:rPr>
-          <w:rFonts w:ascii="Times New Roman" w:hAnsi="Times New Roman" w:eastAsia="Malgun Gothic"/>
-          <w:b/>
-          <w:i w:val="0"/>
-          <w:sz w:val="22"/>
-        </w:rPr>
-        <w:t xml:space="preserve">Лёша: </w:t>
-      </w:r>
-      <w:r>
-        <w:rPr>
-          <w:rFonts w:ascii="Times New Roman" w:hAnsi="Times New Roman" w:eastAsia="Malgun Gothic"/>
-          <w:b w:val="0"/>
-          <w:i w:val="0"/>
-          <w:sz w:val="22"/>
-        </w:rPr>
-        <w:t>Потому что однажды я пообещал человеку, которого больше нет, что не остановлюсь. И потому что, если такие, как я, будут бояться и молчать, некому будет остановить таких, как Литвинов.</w:t>
-      </w:r>
-    </w:p>
-    <w:p>
-      <w:pPr>
-        <w:spacing w:before="0" w:after="110" w:line="300" w:lineRule="auto"/>
-      </w:pPr>
-      <w:r>
-        <w:rPr>
-          <w:rFonts w:ascii="Times New Roman" w:hAnsi="Times New Roman" w:eastAsia="Malgun Gothic"/>
-          <w:b/>
-          <w:i w:val="0"/>
-          <w:sz w:val="22"/>
-        </w:rPr>
-        <w:t xml:space="preserve">Катя: </w:t>
-      </w:r>
-      <w:r>
-        <w:rPr>
-          <w:rFonts w:ascii="Times New Roman" w:hAnsi="Times New Roman" w:eastAsia="Malgun Gothic"/>
-          <w:b w:val="0"/>
-          <w:i w:val="0"/>
-          <w:sz w:val="22"/>
-        </w:rPr>
-        <w:t>Красиво звучит.</w:t>
+        <w:t>Когда люди сами попросят вас её открыть. Не журналисты, не политтехнологи — люди. А до тех пор делайте своё дело. Всякому овощу своё время, молодой человек.</w:t>
       </w:r>
     </w:p>
     <w:p>
@@ -1818,7 +1464,7 @@
           <w:i w:val="0"/>
           <w:sz w:val="22"/>
         </w:rPr>
-        <w:t xml:space="preserve"> Мне уже говорили, что я слишком красиво говорю. Но это правда, а не просто слова.</w:t>
+        <w:t xml:space="preserve"> Виктор Петрович сказал бы то же самое, только короче и грубее.</w:t>
       </w:r>
     </w:p>
     <w:p>
@@ -1832,7 +1478,7 @@
           <w:i w:val="0"/>
           <w:sz w:val="22"/>
         </w:rPr>
-        <w:t xml:space="preserve">Катя: </w:t>
+        <w:t xml:space="preserve">Акимов: </w:t>
       </w:r>
       <w:r>
         <w:rPr>
@@ -1841,7 +1487,7 @@
           <w:i w:val="0"/>
           <w:sz w:val="22"/>
         </w:rPr>
-        <w:t>А родители ваши что говорят?</w:t>
+        <w:t>Мы с ним однажды полночи спорили в гостинице после того процесса — должен ли адвокат идти в депутаты. Он говорил: никогда. Я говорил: иногда.</w:t>
       </w:r>
     </w:p>
     <w:p>
@@ -1864,37 +1510,21 @@
           <w:i w:val="0"/>
           <w:sz w:val="22"/>
         </w:rPr>
-        <w:t>Отец на похоронах сказал, что больше не будет меня отговаривать. Теперь звонит по воскресеньям и спрашивает, тепло ли я одеваюсь. Думаю, это его новый способ отговаривать.</w:t>
+        <w:t>И кто оказался прав?</w:t>
       </w:r>
     </w:p>
     <w:p>
       <w:pPr>
-        <w:keepNext/>
-        <w:spacing w:before="320" w:after="140"/>
+        <w:spacing w:before="0" w:after="110" w:line="300" w:lineRule="auto"/>
       </w:pPr>
       <w:r>
         <w:rPr>
           <w:rFonts w:ascii="Times New Roman" w:hAnsi="Times New Roman" w:eastAsia="Malgun Gothic"/>
           <w:b/>
           <w:i w:val="0"/>
-          <w:color w:val="1F3864"/>
-          <w:sz w:val="26"/>
-        </w:rPr>
-        <w:t>장면 7 — 밤, 첫 사건 접수</w:t>
-      </w:r>
-    </w:p>
-    <w:p>
-      <w:pPr>
-        <w:spacing w:before="0" w:after="110" w:line="300" w:lineRule="auto"/>
-      </w:pPr>
-      <w:r>
-        <w:rPr>
-          <w:rFonts w:ascii="Times New Roman" w:hAnsi="Times New Roman" w:eastAsia="Malgun Gothic"/>
-          <w:b/>
-          <w:i w:val="0"/>
-          <w:sz w:val="22"/>
-        </w:rPr>
-        <w:t xml:space="preserve">Ольга: </w:t>
+          <w:sz w:val="22"/>
+        </w:rPr>
+        <w:t xml:space="preserve">Акимов: </w:t>
       </w:r>
       <w:r>
         <w:rPr>
@@ -1903,113 +1533,7 @@
           <w:i w:val="0"/>
           <w:sz w:val="22"/>
         </w:rPr>
-        <w:t>Первое обращение пришло. Из Пермского края. Шахтёров травят угольной пылью, администрация шахты молчит, а районная больница пишет в диагнозах «бронхит курильщика».</w:t>
-      </w:r>
-    </w:p>
-    <w:p>
-      <w:pPr>
-        <w:spacing w:before="0" w:after="110" w:line="300" w:lineRule="auto"/>
-      </w:pPr>
-      <w:r>
-        <w:rPr>
-          <w:rFonts w:ascii="Times New Roman" w:hAnsi="Times New Roman" w:eastAsia="Malgun Gothic"/>
-          <w:b/>
-          <w:i w:val="0"/>
-          <w:sz w:val="22"/>
-        </w:rPr>
-        <w:t xml:space="preserve">Лёша: </w:t>
-      </w:r>
-      <w:r>
-        <w:rPr>
-          <w:rFonts w:ascii="Times New Roman" w:hAnsi="Times New Roman" w:eastAsia="Malgun Gothic"/>
-          <w:b w:val="0"/>
-          <w:i w:val="0"/>
-          <w:sz w:val="22"/>
-        </w:rPr>
-        <w:t>Знакомая история.</w:t>
-      </w:r>
-    </w:p>
-    <w:p>
-      <w:pPr>
-        <w:spacing w:before="0" w:after="110" w:line="300" w:lineRule="auto"/>
-      </w:pPr>
-      <w:r>
-        <w:rPr>
-          <w:rFonts w:ascii="Times New Roman" w:hAnsi="Times New Roman" w:eastAsia="Malgun Gothic"/>
-          <w:b/>
-          <w:i w:val="0"/>
-          <w:sz w:val="22"/>
-        </w:rPr>
-        <w:t xml:space="preserve">Ольга: </w:t>
-      </w:r>
-      <w:r>
-        <w:rPr>
-          <w:rFonts w:ascii="Times New Roman" w:hAnsi="Times New Roman" w:eastAsia="Malgun Gothic"/>
-          <w:b w:val="0"/>
-          <w:i w:val="0"/>
-          <w:sz w:val="22"/>
-        </w:rPr>
-        <w:t>Таких историй будет много, Алексей. Вся страна — это тысяча маленьких Новокруцков.</w:t>
-      </w:r>
-    </w:p>
-    <w:p>
-      <w:pPr>
-        <w:spacing w:before="0" w:after="110" w:line="300" w:lineRule="auto"/>
-      </w:pPr>
-      <w:r>
-        <w:rPr>
-          <w:rFonts w:ascii="Times New Roman" w:hAnsi="Times New Roman" w:eastAsia="Malgun Gothic"/>
-          <w:b/>
-          <w:i w:val="0"/>
-          <w:sz w:val="22"/>
-        </w:rPr>
-        <w:t xml:space="preserve">Лёша: </w:t>
-      </w:r>
-      <w:r>
-        <w:rPr>
-          <w:rFonts w:ascii="Times New Roman" w:hAnsi="Times New Roman" w:eastAsia="Malgun Gothic"/>
-          <w:b w:val="0"/>
-          <w:i w:val="0"/>
-          <w:sz w:val="22"/>
-        </w:rPr>
-        <w:t>Сколько пострадавших?</w:t>
-      </w:r>
-    </w:p>
-    <w:p>
-      <w:pPr>
-        <w:spacing w:before="0" w:after="110" w:line="300" w:lineRule="auto"/>
-      </w:pPr>
-      <w:r>
-        <w:rPr>
-          <w:rFonts w:ascii="Times New Roman" w:hAnsi="Times New Roman" w:eastAsia="Malgun Gothic"/>
-          <w:b/>
-          <w:i w:val="0"/>
-          <w:sz w:val="22"/>
-        </w:rPr>
-        <w:t xml:space="preserve">Ольга: </w:t>
-      </w:r>
-      <w:r>
-        <w:rPr>
-          <w:rFonts w:ascii="Times New Roman" w:hAnsi="Times New Roman" w:eastAsia="Malgun Gothic"/>
-          <w:b w:val="0"/>
-          <w:i w:val="0"/>
-          <w:sz w:val="22"/>
-        </w:rPr>
-        <w:t>В письме сорок три фамилии. Пишет вдова бригадира. Муж умер в пятьдесят один год, а в заключении — «сердечная недостаточность».</w:t>
-      </w:r>
-    </w:p>
-    <w:p>
-      <w:pPr>
-        <w:spacing w:before="0" w:after="110" w:line="300" w:lineRule="auto"/>
-      </w:pPr>
-      <w:r>
-        <w:rPr>
-          <w:rFonts w:ascii="Times New Roman" w:hAnsi="Times New Roman" w:eastAsia="Malgun Gothic"/>
-          <w:b/>
-          <w:i w:val="0"/>
-          <w:sz w:val="22"/>
-        </w:rPr>
-        <w:t xml:space="preserve">Лёша: </w:t>
+        <w:t xml:space="preserve">Пока никто. Спор не закончен. </w:t>
       </w:r>
       <w:r>
         <w:rPr>
@@ -2028,7 +1552,7 @@
           <w:i w:val="0"/>
           <w:sz w:val="22"/>
         </w:rPr>
-        <w:t xml:space="preserve"> Сердечная недостаточность. Её пишут, когда не хотят писать правду.</w:t>
+        <w:t xml:space="preserve"> Может быть, вы его и закончите.</w:t>
       </w:r>
     </w:p>
     <w:p>
@@ -2042,7 +1566,7 @@
           <w:i w:val="0"/>
           <w:sz w:val="22"/>
         </w:rPr>
-        <w:t xml:space="preserve">Ольга: </w:t>
+        <w:t xml:space="preserve">Лёша: </w:t>
       </w:r>
       <w:r>
         <w:rPr>
@@ -2051,7 +1575,7 @@
           <w:i w:val="0"/>
           <w:sz w:val="22"/>
         </w:rPr>
-        <w:t>Я знаю, о ком вы сейчас думаете. Не надо. Это другое дело.</w:t>
+        <w:t>Запомню. Условие принимаю.</w:t>
       </w:r>
     </w:p>
     <w:p>
@@ -2065,7 +1589,7 @@
           <w:i w:val="0"/>
           <w:sz w:val="22"/>
         </w:rPr>
-        <w:t xml:space="preserve">Лёша: </w:t>
+        <w:t xml:space="preserve">Акимов: </w:t>
       </w:r>
       <w:r>
         <w:rPr>
@@ -2074,7 +1598,7 @@
           <w:i w:val="0"/>
           <w:sz w:val="22"/>
         </w:rPr>
-        <w:t>Дело всегда одно и то же, Ольга Викторовна. Меняются только фамилии.</w:t>
+        <w:t>И ещё практическое. Сеть — это не список телефонов. Это люди, которые друг другу доверяют. Начните с малого: одно дело, один регион, один юрист на месте, которому вы верите как себе.</w:t>
       </w:r>
     </w:p>
     <w:p>
@@ -2088,7 +1612,7 @@
           <w:i w:val="0"/>
           <w:sz w:val="22"/>
         </w:rPr>
-        <w:t xml:space="preserve">Ольга: </w:t>
+        <w:t xml:space="preserve">Лёша: </w:t>
       </w:r>
       <w:r>
         <w:rPr>
@@ -2097,7 +1621,7 @@
           <w:i w:val="0"/>
           <w:sz w:val="22"/>
         </w:rPr>
-        <w:t>В Перми есть юрист из сети Акимова — Корюкин, Иван Сергеевич. Толковый, хоть и осторожный. Могу связать вас уже завтра.</w:t>
+        <w:t>Ольга Викторовна говорила, что у вас есть люди в регионах, которые не боятся шахт и заводов.</w:t>
       </w:r>
     </w:p>
     <w:p>
@@ -2111,7 +1635,7 @@
           <w:i w:val="0"/>
           <w:sz w:val="22"/>
         </w:rPr>
-        <w:t xml:space="preserve">Лёша: </w:t>
+        <w:t xml:space="preserve">Акимов: </w:t>
       </w:r>
       <w:r>
         <w:rPr>
@@ -2120,7 +1644,7 @@
           <w:i w:val="0"/>
           <w:sz w:val="22"/>
         </w:rPr>
-        <w:t>Связывайте. Без независимой медицинской экспертизы в суд идти бессмысленно, а она займёт месяцы.</w:t>
+        <w:t>Есть. Осторожные, но честные. Осторожность в провинции, молодой человек, — не трусость, а способ дожить до суда.</w:t>
       </w:r>
     </w:p>
     <w:p>
@@ -2134,7 +1658,7 @@
           <w:i w:val="0"/>
           <w:sz w:val="22"/>
         </w:rPr>
-        <w:t xml:space="preserve">Ольга: </w:t>
+        <w:t xml:space="preserve">Лёша: </w:t>
       </w:r>
       <w:r>
         <w:rPr>
@@ -2143,7 +1667,7 @@
           <w:i w:val="0"/>
           <w:sz w:val="22"/>
         </w:rPr>
-        <w:t>Значит, начнём сейчас, чтобы через полгода было с чем идти в суд.</w:t>
+        <w:t>Это я знаю лучше, чем хотелось бы.</w:t>
       </w:r>
     </w:p>
     <w:p>
@@ -2157,7 +1681,7 @@
           <w:i w:val="0"/>
           <w:sz w:val="22"/>
         </w:rPr>
-        <w:t xml:space="preserve">Лёша: </w:t>
+        <w:t xml:space="preserve">Акимов: </w:t>
       </w:r>
       <w:r>
         <w:rPr>
@@ -2167,7 +1691,7 @@
           <w:color w:val="555555"/>
           <w:sz w:val="22"/>
         </w:rPr>
-        <w:t>(смотрит на ведро, в которое капает вода)</w:t>
+        <w:t>(кладёт на стол визитку)</w:t>
       </w:r>
       <w:r>
         <w:rPr>
@@ -2176,7 +1700,7 @@
           <w:i w:val="0"/>
           <w:sz w:val="22"/>
         </w:rPr>
-        <w:t xml:space="preserve"> Значит, начнём. «Свет» начинает работу.</w:t>
+        <w:t xml:space="preserve"> Звоните в любое время. Я старый, сплю мало.</w:t>
       </w:r>
     </w:p>
     <w:p>
@@ -2192,12 +1716,12 @@
           <w:color w:val="1F3864"/>
           <w:sz w:val="26"/>
         </w:rPr>
-        <w:t>핵심 문학 인용</w:t>
+        <w:t>장면 5 — 사무실, 밤. 자금 문제 첫 논의</w:t>
       </w:r>
     </w:p>
     <w:p>
       <w:pPr>
-        <w:spacing w:before="0" w:after="120"/>
+        <w:spacing w:before="0" w:after="110" w:line="300" w:lineRule="auto"/>
       </w:pPr>
       <w:r>
         <w:rPr>
@@ -2206,7 +1730,7 @@
           <w:i w:val="0"/>
           <w:sz w:val="22"/>
         </w:rPr>
-        <w:t>Николай Некрасов, «Поэт и гражданин» (слова Гражданина): «Поэтом можешь ты не быть, / Но гражданином быть обязан»</w:t>
+        <w:t xml:space="preserve">Ольга: </w:t>
       </w:r>
       <w:r>
         <w:rPr>
@@ -2215,11 +1739,1708 @@
           <w:i w:val="0"/>
           <w:sz w:val="22"/>
         </w:rPr>
-        <w:t xml:space="preserve"> — 한국어 해설: 아키모프가 "때가 되기 전엔 정치에 뛰어들지 말라"는 조건을 달며 인용한다. 료샤가 지금 져야 할 의무는 권력을 쥐는 정치인이 아니라 시민으로서의 책임이라는 뜻이다. 12화에서 "사람들이 스스로 문을 열어 달라고 할 때"가 오면서 이 조건이 되돌아온다 (장면 4).</w:t>
+        <w:t>Алексей, нужно поговорить о деньгах.</w:t>
       </w:r>
     </w:p>
     <w:p>
       <w:pPr>
+        <w:spacing w:before="0" w:after="110" w:line="300" w:lineRule="auto"/>
+      </w:pPr>
+      <w:r>
+        <w:rPr>
+          <w:rFonts w:ascii="Times New Roman" w:hAnsi="Times New Roman" w:eastAsia="Malgun Gothic"/>
+          <w:b/>
+          <w:i w:val="0"/>
+          <w:sz w:val="22"/>
+        </w:rPr>
+        <w:t xml:space="preserve">Лёша: </w:t>
+      </w:r>
+      <w:r>
+        <w:rPr>
+          <w:rFonts w:ascii="Times New Roman" w:hAnsi="Times New Roman" w:eastAsia="Malgun Gothic"/>
+          <w:b w:val="0"/>
+          <w:i w:val="0"/>
+          <w:sz w:val="22"/>
+        </w:rPr>
+        <w:t>Слушаю.</w:t>
+      </w:r>
+    </w:p>
+    <w:p>
+      <w:pPr>
+        <w:spacing w:before="0" w:after="110" w:line="300" w:lineRule="auto"/>
+      </w:pPr>
+      <w:r>
+        <w:rPr>
+          <w:rFonts w:ascii="Times New Roman" w:hAnsi="Times New Roman" w:eastAsia="Malgun Gothic"/>
+          <w:b/>
+          <w:i w:val="0"/>
+          <w:sz w:val="22"/>
+        </w:rPr>
+        <w:t xml:space="preserve">Ольга: </w:t>
+      </w:r>
+      <w:r>
+        <w:rPr>
+          <w:rFonts w:ascii="Times New Roman" w:hAnsi="Times New Roman" w:eastAsia="Malgun Gothic"/>
+          <w:b w:val="0"/>
+          <w:i w:val="0"/>
+          <w:sz w:val="22"/>
+        </w:rPr>
+        <w:t>Аренда, зарплата хотя бы для двух штатных сотрудников, поездки в регионы — всё это стоит денег, которых у нас пока нет.</w:t>
+      </w:r>
+    </w:p>
+    <w:p>
+      <w:pPr>
+        <w:spacing w:before="0" w:after="110" w:line="300" w:lineRule="auto"/>
+      </w:pPr>
+      <w:r>
+        <w:rPr>
+          <w:rFonts w:ascii="Times New Roman" w:hAnsi="Times New Roman" w:eastAsia="Malgun Gothic"/>
+          <w:b/>
+          <w:i w:val="0"/>
+          <w:sz w:val="22"/>
+        </w:rPr>
+        <w:t xml:space="preserve">Лёша: </w:t>
+      </w:r>
+      <w:r>
+        <w:rPr>
+          <w:rFonts w:ascii="Times New Roman" w:hAnsi="Times New Roman" w:eastAsia="Malgun Gothic"/>
+          <w:b w:val="0"/>
+          <w:i w:val="0"/>
+          <w:sz w:val="22"/>
+        </w:rPr>
+        <w:t>Гранты?</w:t>
+      </w:r>
+    </w:p>
+    <w:p>
+      <w:pPr>
+        <w:spacing w:before="0" w:after="110" w:line="300" w:lineRule="auto"/>
+      </w:pPr>
+      <w:r>
+        <w:rPr>
+          <w:rFonts w:ascii="Times New Roman" w:hAnsi="Times New Roman" w:eastAsia="Malgun Gothic"/>
+          <w:b/>
+          <w:i w:val="0"/>
+          <w:sz w:val="22"/>
+        </w:rPr>
+        <w:t xml:space="preserve">Ольга: </w:t>
+      </w:r>
+      <w:r>
+        <w:rPr>
+          <w:rFonts w:ascii="Times New Roman" w:hAnsi="Times New Roman" w:eastAsia="Malgun Gothic"/>
+          <w:b w:val="0"/>
+          <w:i w:val="0"/>
+          <w:sz w:val="22"/>
+        </w:rPr>
+        <w:t>Я подала заявки в три фонда. Ответ — не раньше чем через два месяца, и то не факт, что одобрят.</w:t>
+      </w:r>
+    </w:p>
+    <w:p>
+      <w:pPr>
+        <w:spacing w:before="0" w:after="110" w:line="300" w:lineRule="auto"/>
+      </w:pPr>
+      <w:r>
+        <w:rPr>
+          <w:rFonts w:ascii="Times New Roman" w:hAnsi="Times New Roman" w:eastAsia="Malgun Gothic"/>
+          <w:b/>
+          <w:i w:val="0"/>
+          <w:sz w:val="22"/>
+        </w:rPr>
+        <w:t xml:space="preserve">Лёша: </w:t>
+      </w:r>
+      <w:r>
+        <w:rPr>
+          <w:rFonts w:ascii="Times New Roman" w:hAnsi="Times New Roman" w:eastAsia="Malgun Gothic"/>
+          <w:b w:val="0"/>
+          <w:i w:val="0"/>
+          <w:sz w:val="22"/>
+        </w:rPr>
+        <w:t>А пока?</w:t>
+      </w:r>
+    </w:p>
+    <w:p>
+      <w:pPr>
+        <w:spacing w:before="0" w:after="110" w:line="300" w:lineRule="auto"/>
+      </w:pPr>
+      <w:r>
+        <w:rPr>
+          <w:rFonts w:ascii="Times New Roman" w:hAnsi="Times New Roman" w:eastAsia="Malgun Gothic"/>
+          <w:b/>
+          <w:i w:val="0"/>
+          <w:sz w:val="22"/>
+        </w:rPr>
+        <w:t xml:space="preserve">Ольга: </w:t>
+      </w:r>
+      <w:r>
+        <w:rPr>
+          <w:rFonts w:ascii="Times New Roman" w:hAnsi="Times New Roman" w:eastAsia="Malgun Gothic"/>
+          <w:b w:val="0"/>
+          <w:i w:val="0"/>
+          <w:sz w:val="22"/>
+        </w:rPr>
+        <w:t>А пока — на моих личных сбережениях и на энтузиазме волонтёров. Долго так продолжаться не может.</w:t>
+      </w:r>
+    </w:p>
+    <w:p>
+      <w:pPr>
+        <w:spacing w:before="0" w:after="110" w:line="300" w:lineRule="auto"/>
+      </w:pPr>
+      <w:r>
+        <w:rPr>
+          <w:rFonts w:ascii="Times New Roman" w:hAnsi="Times New Roman" w:eastAsia="Malgun Gothic"/>
+          <w:b/>
+          <w:i w:val="0"/>
+          <w:sz w:val="22"/>
+        </w:rPr>
+        <w:t xml:space="preserve">Лёша: </w:t>
+      </w:r>
+      <w:r>
+        <w:rPr>
+          <w:rFonts w:ascii="Times New Roman" w:hAnsi="Times New Roman" w:eastAsia="Malgun Gothic"/>
+          <w:b w:val="0"/>
+          <w:i w:val="0"/>
+          <w:sz w:val="22"/>
+        </w:rPr>
+        <w:t>На ваших сбережениях? Ольга Викторовна, я не могу этого допустить.</w:t>
+      </w:r>
+    </w:p>
+    <w:p>
+      <w:pPr>
+        <w:spacing w:before="0" w:after="110" w:line="300" w:lineRule="auto"/>
+      </w:pPr>
+      <w:r>
+        <w:rPr>
+          <w:rFonts w:ascii="Times New Roman" w:hAnsi="Times New Roman" w:eastAsia="Malgun Gothic"/>
+          <w:b/>
+          <w:i w:val="0"/>
+          <w:sz w:val="22"/>
+        </w:rPr>
+        <w:t xml:space="preserve">Ольга: </w:t>
+      </w:r>
+      <w:r>
+        <w:rPr>
+          <w:rFonts w:ascii="Times New Roman" w:hAnsi="Times New Roman" w:eastAsia="Malgun Gothic"/>
+          <w:b w:val="0"/>
+          <w:i w:val="0"/>
+          <w:sz w:val="22"/>
+        </w:rPr>
+        <w:t>Можете и допустите. Детей у меня нет, дачи тоже. На что ещё тратить деньги, как не на это?</w:t>
+      </w:r>
+    </w:p>
+    <w:p>
+      <w:pPr>
+        <w:spacing w:before="0" w:after="110" w:line="300" w:lineRule="auto"/>
+      </w:pPr>
+      <w:r>
+        <w:rPr>
+          <w:rFonts w:ascii="Times New Roman" w:hAnsi="Times New Roman" w:eastAsia="Malgun Gothic"/>
+          <w:b/>
+          <w:i w:val="0"/>
+          <w:sz w:val="22"/>
+        </w:rPr>
+        <w:t xml:space="preserve">Лёша: </w:t>
+      </w:r>
+      <w:r>
+        <w:rPr>
+          <w:rFonts w:ascii="Times New Roman" w:hAnsi="Times New Roman" w:eastAsia="Malgun Gothic"/>
+          <w:b w:val="0"/>
+          <w:i w:val="0"/>
+          <w:sz w:val="22"/>
+        </w:rPr>
+        <w:t>У меня кое-что отложено с новокруцких гонораров. Немного, но на аренду месяца на два хватит.</w:t>
+      </w:r>
+    </w:p>
+    <w:p>
+      <w:pPr>
+        <w:spacing w:before="0" w:after="110" w:line="300" w:lineRule="auto"/>
+      </w:pPr>
+      <w:r>
+        <w:rPr>
+          <w:rFonts w:ascii="Times New Roman" w:hAnsi="Times New Roman" w:eastAsia="Malgun Gothic"/>
+          <w:b/>
+          <w:i w:val="0"/>
+          <w:sz w:val="22"/>
+        </w:rPr>
+        <w:t xml:space="preserve">Ольга: </w:t>
+      </w:r>
+      <w:r>
+        <w:rPr>
+          <w:rFonts w:ascii="Times New Roman" w:hAnsi="Times New Roman" w:eastAsia="Malgun Gothic"/>
+          <w:b w:val="0"/>
+          <w:i w:val="0"/>
+          <w:sz w:val="22"/>
+        </w:rPr>
+        <w:t>Отложите это на билеты. В ближайший год вы будете летать больше любого командировочного чиновника.</w:t>
+      </w:r>
+    </w:p>
+    <w:p>
+      <w:pPr>
+        <w:spacing w:before="0" w:after="110" w:line="300" w:lineRule="auto"/>
+      </w:pPr>
+      <w:r>
+        <w:rPr>
+          <w:rFonts w:ascii="Times New Roman" w:hAnsi="Times New Roman" w:eastAsia="Malgun Gothic"/>
+          <w:b/>
+          <w:i w:val="0"/>
+          <w:sz w:val="22"/>
+        </w:rPr>
+        <w:t xml:space="preserve">Лёша: </w:t>
+      </w:r>
+      <w:r>
+        <w:rPr>
+          <w:rFonts w:ascii="Times New Roman" w:hAnsi="Times New Roman" w:eastAsia="Malgun Gothic"/>
+          <w:b w:val="0"/>
+          <w:i w:val="0"/>
+          <w:sz w:val="22"/>
+        </w:rPr>
+        <w:t>Паша предлагал поискать кредит под организацию.</w:t>
+      </w:r>
+    </w:p>
+    <w:p>
+      <w:pPr>
+        <w:spacing w:before="0" w:after="110" w:line="300" w:lineRule="auto"/>
+      </w:pPr>
+      <w:r>
+        <w:rPr>
+          <w:rFonts w:ascii="Times New Roman" w:hAnsi="Times New Roman" w:eastAsia="Malgun Gothic"/>
+          <w:b/>
+          <w:i w:val="0"/>
+          <w:sz w:val="22"/>
+        </w:rPr>
+        <w:t xml:space="preserve">Ольга: </w:t>
+      </w:r>
+      <w:r>
+        <w:rPr>
+          <w:rFonts w:ascii="Times New Roman" w:hAnsi="Times New Roman" w:eastAsia="Malgun Gothic"/>
+          <w:b w:val="0"/>
+          <w:i w:val="0"/>
+          <w:sz w:val="22"/>
+        </w:rPr>
+        <w:t>Кредит — это когда через год банк решает, чем вы будете заниматься. Не хуже сомнительного фонда, но и не лучше.</w:t>
+      </w:r>
+    </w:p>
+    <w:p>
+      <w:pPr>
+        <w:spacing w:before="0" w:after="110" w:line="300" w:lineRule="auto"/>
+      </w:pPr>
+      <w:r>
+        <w:rPr>
+          <w:rFonts w:ascii="Times New Roman" w:hAnsi="Times New Roman" w:eastAsia="Malgun Gothic"/>
+          <w:b/>
+          <w:i w:val="0"/>
+          <w:sz w:val="22"/>
+        </w:rPr>
+        <w:t xml:space="preserve">Лёша: </w:t>
+      </w:r>
+      <w:r>
+        <w:rPr>
+          <w:rFonts w:ascii="Times New Roman" w:hAnsi="Times New Roman" w:eastAsia="Malgun Gothic"/>
+          <w:b w:val="0"/>
+          <w:i w:val="0"/>
+          <w:sz w:val="22"/>
+        </w:rPr>
+        <w:t>Что-нибудь придумаем.</w:t>
+      </w:r>
+    </w:p>
+    <w:p>
+      <w:pPr>
+        <w:spacing w:before="0" w:after="110" w:line="300" w:lineRule="auto"/>
+      </w:pPr>
+      <w:r>
+        <w:rPr>
+          <w:rFonts w:ascii="Times New Roman" w:hAnsi="Times New Roman" w:eastAsia="Malgun Gothic"/>
+          <w:b/>
+          <w:i w:val="0"/>
+          <w:sz w:val="22"/>
+        </w:rPr>
+        <w:t xml:space="preserve">Ольга: </w:t>
+      </w:r>
+      <w:r>
+        <w:rPr>
+          <w:rFonts w:ascii="Times New Roman" w:hAnsi="Times New Roman" w:eastAsia="Malgun Gothic"/>
+          <w:b w:val="0"/>
+          <w:i/>
+          <w:color w:val="555555"/>
+          <w:sz w:val="22"/>
+        </w:rPr>
+        <w:t>(пауза)</w:t>
+      </w:r>
+      <w:r>
+        <w:rPr>
+          <w:rFonts w:ascii="Times New Roman" w:hAnsi="Times New Roman" w:eastAsia="Malgun Gothic"/>
+          <w:b w:val="0"/>
+          <w:i w:val="0"/>
+          <w:sz w:val="22"/>
+        </w:rPr>
+        <w:t xml:space="preserve"> Уже придумывают, Алексей. Просто вы пока не знаете, кто именно.</w:t>
+      </w:r>
+    </w:p>
+    <w:p>
+      <w:pPr>
+        <w:spacing w:before="0" w:after="110" w:line="300" w:lineRule="auto"/>
+      </w:pPr>
+      <w:r>
+        <w:rPr>
+          <w:rFonts w:ascii="Times New Roman" w:hAnsi="Times New Roman" w:eastAsia="Malgun Gothic"/>
+          <w:b/>
+          <w:i w:val="0"/>
+          <w:sz w:val="22"/>
+        </w:rPr>
+        <w:t xml:space="preserve">Лёша: </w:t>
+      </w:r>
+      <w:r>
+        <w:rPr>
+          <w:rFonts w:ascii="Times New Roman" w:hAnsi="Times New Roman" w:eastAsia="Malgun Gothic"/>
+          <w:b w:val="0"/>
+          <w:i w:val="0"/>
+          <w:sz w:val="22"/>
+        </w:rPr>
+        <w:t>Что вы имеете в виду?</w:t>
+      </w:r>
+    </w:p>
+    <w:p>
+      <w:pPr>
+        <w:spacing w:before="0" w:after="110" w:line="300" w:lineRule="auto"/>
+      </w:pPr>
+      <w:r>
+        <w:rPr>
+          <w:rFonts w:ascii="Times New Roman" w:hAnsi="Times New Roman" w:eastAsia="Malgun Gothic"/>
+          <w:b/>
+          <w:i w:val="0"/>
+          <w:sz w:val="22"/>
+        </w:rPr>
+        <w:t xml:space="preserve">Ольга: </w:t>
+      </w:r>
+      <w:r>
+        <w:rPr>
+          <w:rFonts w:ascii="Times New Roman" w:hAnsi="Times New Roman" w:eastAsia="Malgun Gothic"/>
+          <w:b w:val="0"/>
+          <w:i w:val="0"/>
+          <w:sz w:val="22"/>
+        </w:rPr>
+        <w:t>То, что у организации, о которой пишут в газетах, быстро появляются «друзья» с толстыми кошельками. Когда они придут — а они придут, — смотрите не на сумму, а на руку, которая её протягивает.</w:t>
+      </w:r>
+    </w:p>
+    <w:p>
+      <w:pPr>
+        <w:spacing w:before="0" w:after="110" w:line="300" w:lineRule="auto"/>
+      </w:pPr>
+      <w:r>
+        <w:rPr>
+          <w:rFonts w:ascii="Times New Roman" w:hAnsi="Times New Roman" w:eastAsia="Malgun Gothic"/>
+          <w:b/>
+          <w:i w:val="0"/>
+          <w:sz w:val="22"/>
+        </w:rPr>
+        <w:t xml:space="preserve">Лёша: </w:t>
+      </w:r>
+      <w:r>
+        <w:rPr>
+          <w:rFonts w:ascii="Times New Roman" w:hAnsi="Times New Roman" w:eastAsia="Malgun Gothic"/>
+          <w:b w:val="0"/>
+          <w:i/>
+          <w:color w:val="555555"/>
+          <w:sz w:val="22"/>
+        </w:rPr>
+        <w:t>(тихо)</w:t>
+      </w:r>
+      <w:r>
+        <w:rPr>
+          <w:rFonts w:ascii="Times New Roman" w:hAnsi="Times New Roman" w:eastAsia="Malgun Gothic"/>
+          <w:b w:val="0"/>
+          <w:i w:val="0"/>
+          <w:sz w:val="22"/>
+        </w:rPr>
+        <w:t xml:space="preserve"> Иногда мне кажется, что мы замахнулись на невозможное. Пятеро людей и два ведра под потолком — против Литвинова.</w:t>
+      </w:r>
+    </w:p>
+    <w:p>
+      <w:pPr>
+        <w:spacing w:before="0" w:after="110" w:line="300" w:lineRule="auto"/>
+      </w:pPr>
+      <w:r>
+        <w:rPr>
+          <w:rFonts w:ascii="Times New Roman" w:hAnsi="Times New Roman" w:eastAsia="Malgun Gothic"/>
+          <w:b/>
+          <w:i w:val="0"/>
+          <w:sz w:val="22"/>
+        </w:rPr>
+        <w:t xml:space="preserve">Ольга: </w:t>
+      </w:r>
+      <w:r>
+        <w:rPr>
+          <w:rFonts w:ascii="Times New Roman" w:hAnsi="Times New Roman" w:eastAsia="Malgun Gothic"/>
+          <w:b w:val="0"/>
+          <w:i w:val="0"/>
+          <w:sz w:val="22"/>
+        </w:rPr>
+        <w:t>Декабристам в рудниках, наверное, казалось так же. А Пушкин писал им: «Во глубине сибирских руд храните гордое терпенье, не пропадёт ваш скорбный труд и дум высокое стремленье». Мы с вами, слава богу, не в рудниках, Алексей. Но терпенье нам понадобится такое же — гордое.</w:t>
+      </w:r>
+    </w:p>
+    <w:p>
+      <w:pPr>
+        <w:spacing w:before="0" w:after="110" w:line="300" w:lineRule="auto"/>
+      </w:pPr>
+      <w:r>
+        <w:rPr>
+          <w:rFonts w:ascii="Times New Roman" w:hAnsi="Times New Roman" w:eastAsia="Malgun Gothic"/>
+          <w:b/>
+          <w:i w:val="0"/>
+          <w:sz w:val="22"/>
+        </w:rPr>
+        <w:t xml:space="preserve">Лёша: </w:t>
+      </w:r>
+      <w:r>
+        <w:rPr>
+          <w:rFonts w:ascii="Times New Roman" w:hAnsi="Times New Roman" w:eastAsia="Malgun Gothic"/>
+          <w:b w:val="0"/>
+          <w:i w:val="0"/>
+          <w:sz w:val="22"/>
+        </w:rPr>
+        <w:t>Гордое терпенье… Хорошо. Будем терпеть гордо. И искать деньги.</w:t>
+      </w:r>
+    </w:p>
+    <w:p>
+      <w:pPr>
+        <w:spacing w:before="0" w:after="110" w:line="300" w:lineRule="auto"/>
+      </w:pPr>
+      <w:r>
+        <w:rPr>
+          <w:rFonts w:ascii="Times New Roman" w:hAnsi="Times New Roman" w:eastAsia="Malgun Gothic"/>
+          <w:b/>
+          <w:i w:val="0"/>
+          <w:sz w:val="22"/>
+        </w:rPr>
+        <w:t xml:space="preserve">Ольга: </w:t>
+      </w:r>
+      <w:r>
+        <w:rPr>
+          <w:rFonts w:ascii="Times New Roman" w:hAnsi="Times New Roman" w:eastAsia="Malgun Gothic"/>
+          <w:b w:val="0"/>
+          <w:i w:val="0"/>
+          <w:sz w:val="22"/>
+        </w:rPr>
+        <w:t>И ищите вместе со мной. Завтра в девять — список всех, кто хоть раз писал нам «чем помочь». Там наверняка найдётся бухгалтер.</w:t>
+      </w:r>
+    </w:p>
+    <w:p>
+      <w:pPr>
+        <w:spacing w:before="0" w:after="110" w:line="300" w:lineRule="auto"/>
+      </w:pPr>
+      <w:r>
+        <w:rPr>
+          <w:rFonts w:ascii="Times New Roman" w:hAnsi="Times New Roman" w:eastAsia="Malgun Gothic"/>
+          <w:b/>
+          <w:i w:val="0"/>
+          <w:sz w:val="22"/>
+        </w:rPr>
+        <w:t xml:space="preserve">Лёша: </w:t>
+      </w:r>
+      <w:r>
+        <w:rPr>
+          <w:rFonts w:ascii="Times New Roman" w:hAnsi="Times New Roman" w:eastAsia="Malgun Gothic"/>
+          <w:b w:val="0"/>
+          <w:i w:val="0"/>
+          <w:sz w:val="22"/>
+        </w:rPr>
+        <w:t>Бухгалтер-волонтёр. Звучит как персонаж из сказки.</w:t>
+      </w:r>
+    </w:p>
+    <w:p>
+      <w:pPr>
+        <w:spacing w:before="0" w:after="110" w:line="300" w:lineRule="auto"/>
+      </w:pPr>
+      <w:r>
+        <w:rPr>
+          <w:rFonts w:ascii="Times New Roman" w:hAnsi="Times New Roman" w:eastAsia="Malgun Gothic"/>
+          <w:b/>
+          <w:i w:val="0"/>
+          <w:sz w:val="22"/>
+        </w:rPr>
+        <w:t xml:space="preserve">Ольга: </w:t>
+      </w:r>
+      <w:r>
+        <w:rPr>
+          <w:rFonts w:ascii="Times New Roman" w:hAnsi="Times New Roman" w:eastAsia="Malgun Gothic"/>
+          <w:b w:val="0"/>
+          <w:i w:val="0"/>
+          <w:sz w:val="22"/>
+        </w:rPr>
+        <w:t>В нашем деле сказочные персонажи встречаются чаще, чем кажется. Бывший следователь ведь уже нашёлся.</w:t>
+      </w:r>
+    </w:p>
+    <w:p>
+      <w:pPr>
+        <w:keepNext/>
+        <w:spacing w:before="320" w:after="140"/>
+      </w:pPr>
+      <w:r>
+        <w:rPr>
+          <w:rFonts w:ascii="Times New Roman" w:hAnsi="Times New Roman" w:eastAsia="Malgun Gothic"/>
+          <w:b/>
+          <w:i w:val="0"/>
+          <w:color w:val="1F3864"/>
+          <w:sz w:val="26"/>
+        </w:rPr>
+        <w:t>장면 6 — 카탸와의 대화, 조직의 의미</w:t>
+      </w:r>
+    </w:p>
+    <w:p>
+      <w:pPr>
+        <w:spacing w:before="0" w:after="110" w:line="300" w:lineRule="auto"/>
+      </w:pPr>
+      <w:r>
+        <w:rPr>
+          <w:rFonts w:ascii="Times New Roman" w:hAnsi="Times New Roman" w:eastAsia="Malgun Gothic"/>
+          <w:b/>
+          <w:i w:val="0"/>
+          <w:sz w:val="22"/>
+        </w:rPr>
+        <w:t xml:space="preserve">Катя: </w:t>
+      </w:r>
+      <w:r>
+        <w:rPr>
+          <w:rFonts w:ascii="Times New Roman" w:hAnsi="Times New Roman" w:eastAsia="Malgun Gothic"/>
+          <w:b w:val="0"/>
+          <w:i w:val="0"/>
+          <w:sz w:val="22"/>
+        </w:rPr>
+        <w:t>Алексей Николаевич, можно вопрос? Не по работе.</w:t>
+      </w:r>
+    </w:p>
+    <w:p>
+      <w:pPr>
+        <w:spacing w:before="0" w:after="110" w:line="300" w:lineRule="auto"/>
+      </w:pPr>
+      <w:r>
+        <w:rPr>
+          <w:rFonts w:ascii="Times New Roman" w:hAnsi="Times New Roman" w:eastAsia="Malgun Gothic"/>
+          <w:b/>
+          <w:i w:val="0"/>
+          <w:sz w:val="22"/>
+        </w:rPr>
+        <w:t xml:space="preserve">Лёша: </w:t>
+      </w:r>
+      <w:r>
+        <w:rPr>
+          <w:rFonts w:ascii="Times New Roman" w:hAnsi="Times New Roman" w:eastAsia="Malgun Gothic"/>
+          <w:b w:val="0"/>
+          <w:i w:val="0"/>
+          <w:sz w:val="22"/>
+        </w:rPr>
+        <w:t>Конечно.</w:t>
+      </w:r>
+    </w:p>
+    <w:p>
+      <w:pPr>
+        <w:spacing w:before="0" w:after="110" w:line="300" w:lineRule="auto"/>
+      </w:pPr>
+      <w:r>
+        <w:rPr>
+          <w:rFonts w:ascii="Times New Roman" w:hAnsi="Times New Roman" w:eastAsia="Malgun Gothic"/>
+          <w:b/>
+          <w:i w:val="0"/>
+          <w:sz w:val="22"/>
+        </w:rPr>
+        <w:t xml:space="preserve">Катя: </w:t>
+      </w:r>
+      <w:r>
+        <w:rPr>
+          <w:rFonts w:ascii="Times New Roman" w:hAnsi="Times New Roman" w:eastAsia="Malgun Gothic"/>
+          <w:b w:val="0"/>
+          <w:i w:val="0"/>
+          <w:sz w:val="22"/>
+        </w:rPr>
+        <w:t>Вы не боитесь? После всего, что случилось с вашим учителем?</w:t>
+      </w:r>
+    </w:p>
+    <w:p>
+      <w:pPr>
+        <w:spacing w:before="0" w:after="110" w:line="300" w:lineRule="auto"/>
+      </w:pPr>
+      <w:r>
+        <w:rPr>
+          <w:rFonts w:ascii="Times New Roman" w:hAnsi="Times New Roman" w:eastAsia="Malgun Gothic"/>
+          <w:b/>
+          <w:i w:val="0"/>
+          <w:sz w:val="22"/>
+        </w:rPr>
+        <w:t xml:space="preserve">Лёша: </w:t>
+      </w:r>
+      <w:r>
+        <w:rPr>
+          <w:rFonts w:ascii="Times New Roman" w:hAnsi="Times New Roman" w:eastAsia="Malgun Gothic"/>
+          <w:b w:val="0"/>
+          <w:i w:val="0"/>
+          <w:sz w:val="22"/>
+        </w:rPr>
+        <w:t>Боюсь. Каждый день боюсь.</w:t>
+      </w:r>
+    </w:p>
+    <w:p>
+      <w:pPr>
+        <w:spacing w:before="0" w:after="110" w:line="300" w:lineRule="auto"/>
+      </w:pPr>
+      <w:r>
+        <w:rPr>
+          <w:rFonts w:ascii="Times New Roman" w:hAnsi="Times New Roman" w:eastAsia="Malgun Gothic"/>
+          <w:b/>
+          <w:i w:val="0"/>
+          <w:sz w:val="22"/>
+        </w:rPr>
+        <w:t xml:space="preserve">Катя: </w:t>
+      </w:r>
+      <w:r>
+        <w:rPr>
+          <w:rFonts w:ascii="Times New Roman" w:hAnsi="Times New Roman" w:eastAsia="Malgun Gothic"/>
+          <w:b w:val="0"/>
+          <w:i w:val="0"/>
+          <w:sz w:val="22"/>
+        </w:rPr>
+        <w:t>Тогда почему продолжаете?</w:t>
+      </w:r>
+    </w:p>
+    <w:p>
+      <w:pPr>
+        <w:spacing w:before="0" w:after="110" w:line="300" w:lineRule="auto"/>
+      </w:pPr>
+      <w:r>
+        <w:rPr>
+          <w:rFonts w:ascii="Times New Roman" w:hAnsi="Times New Roman" w:eastAsia="Malgun Gothic"/>
+          <w:b/>
+          <w:i w:val="0"/>
+          <w:sz w:val="22"/>
+        </w:rPr>
+        <w:t xml:space="preserve">Лёша: </w:t>
+      </w:r>
+      <w:r>
+        <w:rPr>
+          <w:rFonts w:ascii="Times New Roman" w:hAnsi="Times New Roman" w:eastAsia="Malgun Gothic"/>
+          <w:b w:val="0"/>
+          <w:i w:val="0"/>
+          <w:sz w:val="22"/>
+        </w:rPr>
+        <w:t>Потому что однажды я пообещал человеку, которого больше нет, что не остановлюсь. И потому что, если такие, как я, будут бояться и молчать, некому будет остановить таких, как Литвинов.</w:t>
+      </w:r>
+    </w:p>
+    <w:p>
+      <w:pPr>
+        <w:spacing w:before="0" w:after="110" w:line="300" w:lineRule="auto"/>
+      </w:pPr>
+      <w:r>
+        <w:rPr>
+          <w:rFonts w:ascii="Times New Roman" w:hAnsi="Times New Roman" w:eastAsia="Malgun Gothic"/>
+          <w:b/>
+          <w:i w:val="0"/>
+          <w:sz w:val="22"/>
+        </w:rPr>
+        <w:t xml:space="preserve">Катя: </w:t>
+      </w:r>
+      <w:r>
+        <w:rPr>
+          <w:rFonts w:ascii="Times New Roman" w:hAnsi="Times New Roman" w:eastAsia="Malgun Gothic"/>
+          <w:b w:val="0"/>
+          <w:i w:val="0"/>
+          <w:sz w:val="22"/>
+        </w:rPr>
+        <w:t>Красиво звучит.</w:t>
+      </w:r>
+    </w:p>
+    <w:p>
+      <w:pPr>
+        <w:spacing w:before="0" w:after="110" w:line="300" w:lineRule="auto"/>
+      </w:pPr>
+      <w:r>
+        <w:rPr>
+          <w:rFonts w:ascii="Times New Roman" w:hAnsi="Times New Roman" w:eastAsia="Malgun Gothic"/>
+          <w:b/>
+          <w:i w:val="0"/>
+          <w:sz w:val="22"/>
+        </w:rPr>
+        <w:t xml:space="preserve">Лёша: </w:t>
+      </w:r>
+      <w:r>
+        <w:rPr>
+          <w:rFonts w:ascii="Times New Roman" w:hAnsi="Times New Roman" w:eastAsia="Malgun Gothic"/>
+          <w:b w:val="0"/>
+          <w:i/>
+          <w:color w:val="555555"/>
+          <w:sz w:val="22"/>
+        </w:rPr>
+        <w:t>(улыбается)</w:t>
+      </w:r>
+      <w:r>
+        <w:rPr>
+          <w:rFonts w:ascii="Times New Roman" w:hAnsi="Times New Roman" w:eastAsia="Malgun Gothic"/>
+          <w:b w:val="0"/>
+          <w:i w:val="0"/>
+          <w:sz w:val="22"/>
+        </w:rPr>
+        <w:t xml:space="preserve"> Мне уже говорили, что я слишком красиво говорю. Но это правда, а не просто слова.</w:t>
+      </w:r>
+    </w:p>
+    <w:p>
+      <w:pPr>
+        <w:spacing w:before="0" w:after="110" w:line="300" w:lineRule="auto"/>
+      </w:pPr>
+      <w:r>
+        <w:rPr>
+          <w:rFonts w:ascii="Times New Roman" w:hAnsi="Times New Roman" w:eastAsia="Malgun Gothic"/>
+          <w:b/>
+          <w:i w:val="0"/>
+          <w:sz w:val="22"/>
+        </w:rPr>
+        <w:t xml:space="preserve">Катя: </w:t>
+      </w:r>
+      <w:r>
+        <w:rPr>
+          <w:rFonts w:ascii="Times New Roman" w:hAnsi="Times New Roman" w:eastAsia="Malgun Gothic"/>
+          <w:b w:val="0"/>
+          <w:i w:val="0"/>
+          <w:sz w:val="22"/>
+        </w:rPr>
+        <w:t>А родители ваши что говорят?</w:t>
+      </w:r>
+    </w:p>
+    <w:p>
+      <w:pPr>
+        <w:spacing w:before="0" w:after="110" w:line="300" w:lineRule="auto"/>
+      </w:pPr>
+      <w:r>
+        <w:rPr>
+          <w:rFonts w:ascii="Times New Roman" w:hAnsi="Times New Roman" w:eastAsia="Malgun Gothic"/>
+          <w:b/>
+          <w:i w:val="0"/>
+          <w:sz w:val="22"/>
+        </w:rPr>
+        <w:t xml:space="preserve">Лёша: </w:t>
+      </w:r>
+      <w:r>
+        <w:rPr>
+          <w:rFonts w:ascii="Times New Roman" w:hAnsi="Times New Roman" w:eastAsia="Malgun Gothic"/>
+          <w:b w:val="0"/>
+          <w:i w:val="0"/>
+          <w:sz w:val="22"/>
+        </w:rPr>
+        <w:t>Отец на похоронах сказал, что больше не будет меня отговаривать. Теперь звонит по воскресеньям и спрашивает, тепло ли я одеваюсь. Думаю, это его новый способ отговаривать.</w:t>
+      </w:r>
+    </w:p>
+    <w:p>
+      <w:pPr>
+        <w:spacing w:before="0" w:after="110" w:line="300" w:lineRule="auto"/>
+      </w:pPr>
+      <w:r>
+        <w:rPr>
+          <w:rFonts w:ascii="Times New Roman" w:hAnsi="Times New Roman" w:eastAsia="Malgun Gothic"/>
+          <w:b/>
+          <w:i w:val="0"/>
+          <w:sz w:val="22"/>
+        </w:rPr>
+        <w:t xml:space="preserve">Катя: </w:t>
+      </w:r>
+      <w:r>
+        <w:rPr>
+          <w:rFonts w:ascii="Times New Roman" w:hAnsi="Times New Roman" w:eastAsia="Malgun Gothic"/>
+          <w:b w:val="0"/>
+          <w:i/>
+          <w:color w:val="555555"/>
+          <w:sz w:val="22"/>
+        </w:rPr>
+        <w:t>(смеётся)</w:t>
+      </w:r>
+      <w:r>
+        <w:rPr>
+          <w:rFonts w:ascii="Times New Roman" w:hAnsi="Times New Roman" w:eastAsia="Malgun Gothic"/>
+          <w:b w:val="0"/>
+          <w:i w:val="0"/>
+          <w:sz w:val="22"/>
+        </w:rPr>
+        <w:t xml:space="preserve"> Моя мама делает так же. Она учительница, у неё любой вопрос про шапку звучит как контрольная.</w:t>
+      </w:r>
+    </w:p>
+    <w:p>
+      <w:pPr>
+        <w:spacing w:before="0" w:after="110" w:line="300" w:lineRule="auto"/>
+      </w:pPr>
+      <w:r>
+        <w:rPr>
+          <w:rFonts w:ascii="Times New Roman" w:hAnsi="Times New Roman" w:eastAsia="Malgun Gothic"/>
+          <w:b/>
+          <w:i w:val="0"/>
+          <w:sz w:val="22"/>
+        </w:rPr>
+        <w:t xml:space="preserve">Лёша: </w:t>
+      </w:r>
+      <w:r>
+        <w:rPr>
+          <w:rFonts w:ascii="Times New Roman" w:hAnsi="Times New Roman" w:eastAsia="Malgun Gothic"/>
+          <w:b w:val="0"/>
+          <w:i w:val="0"/>
+          <w:sz w:val="22"/>
+        </w:rPr>
+        <w:t>А она знает, чем ты тут занимаешься?</w:t>
+      </w:r>
+    </w:p>
+    <w:p>
+      <w:pPr>
+        <w:spacing w:before="0" w:after="110" w:line="300" w:lineRule="auto"/>
+      </w:pPr>
+      <w:r>
+        <w:rPr>
+          <w:rFonts w:ascii="Times New Roman" w:hAnsi="Times New Roman" w:eastAsia="Malgun Gothic"/>
+          <w:b/>
+          <w:i w:val="0"/>
+          <w:sz w:val="22"/>
+        </w:rPr>
+        <w:t xml:space="preserve">Катя: </w:t>
+      </w:r>
+      <w:r>
+        <w:rPr>
+          <w:rFonts w:ascii="Times New Roman" w:hAnsi="Times New Roman" w:eastAsia="Malgun Gothic"/>
+          <w:b w:val="0"/>
+          <w:i w:val="0"/>
+          <w:sz w:val="22"/>
+        </w:rPr>
+        <w:t>Знает. Сказала: «Только учёбу не бросай». Для неё правозащита — что-то вроде кружка по интересам.</w:t>
+      </w:r>
+    </w:p>
+    <w:p>
+      <w:pPr>
+        <w:spacing w:before="0" w:after="110" w:line="300" w:lineRule="auto"/>
+      </w:pPr>
+      <w:r>
+        <w:rPr>
+          <w:rFonts w:ascii="Times New Roman" w:hAnsi="Times New Roman" w:eastAsia="Malgun Gothic"/>
+          <w:b/>
+          <w:i w:val="0"/>
+          <w:sz w:val="22"/>
+        </w:rPr>
+        <w:t xml:space="preserve">Лёша: </w:t>
+      </w:r>
+      <w:r>
+        <w:rPr>
+          <w:rFonts w:ascii="Times New Roman" w:hAnsi="Times New Roman" w:eastAsia="Malgun Gothic"/>
+          <w:b w:val="0"/>
+          <w:i w:val="0"/>
+          <w:sz w:val="22"/>
+        </w:rPr>
+        <w:t>И она права: учёбу не бросай. Мне нужен юрист с дипломом, а не героиня без диплома.</w:t>
+      </w:r>
+    </w:p>
+    <w:p>
+      <w:pPr>
+        <w:spacing w:before="0" w:after="110" w:line="300" w:lineRule="auto"/>
+      </w:pPr>
+      <w:r>
+        <w:rPr>
+          <w:rFonts w:ascii="Times New Roman" w:hAnsi="Times New Roman" w:eastAsia="Malgun Gothic"/>
+          <w:b/>
+          <w:i w:val="0"/>
+          <w:sz w:val="22"/>
+        </w:rPr>
+        <w:t xml:space="preserve">Катя: </w:t>
+      </w:r>
+      <w:r>
+        <w:rPr>
+          <w:rFonts w:ascii="Times New Roman" w:hAnsi="Times New Roman" w:eastAsia="Malgun Gothic"/>
+          <w:b w:val="0"/>
+          <w:i w:val="0"/>
+          <w:sz w:val="22"/>
+        </w:rPr>
+        <w:t>Тогда я буду приходить после пар. С четырёх и до закрытия.</w:t>
+      </w:r>
+    </w:p>
+    <w:p>
+      <w:pPr>
+        <w:spacing w:before="0" w:after="110" w:line="300" w:lineRule="auto"/>
+      </w:pPr>
+      <w:r>
+        <w:rPr>
+          <w:rFonts w:ascii="Times New Roman" w:hAnsi="Times New Roman" w:eastAsia="Malgun Gothic"/>
+          <w:b/>
+          <w:i w:val="0"/>
+          <w:sz w:val="22"/>
+        </w:rPr>
+        <w:t xml:space="preserve">Лёша: </w:t>
+      </w:r>
+      <w:r>
+        <w:rPr>
+          <w:rFonts w:ascii="Times New Roman" w:hAnsi="Times New Roman" w:eastAsia="Malgun Gothic"/>
+          <w:b w:val="0"/>
+          <w:i w:val="0"/>
+          <w:sz w:val="22"/>
+        </w:rPr>
+        <w:t>Закрытие у нас — это когда уходит последний. Обычно Ольга Викторовна.</w:t>
+      </w:r>
+    </w:p>
+    <w:p>
+      <w:pPr>
+        <w:spacing w:before="0" w:after="110" w:line="300" w:lineRule="auto"/>
+      </w:pPr>
+      <w:r>
+        <w:rPr>
+          <w:rFonts w:ascii="Times New Roman" w:hAnsi="Times New Roman" w:eastAsia="Malgun Gothic"/>
+          <w:b/>
+          <w:i w:val="0"/>
+          <w:sz w:val="22"/>
+        </w:rPr>
+        <w:t xml:space="preserve">Катя: </w:t>
+      </w:r>
+      <w:r>
+        <w:rPr>
+          <w:rFonts w:ascii="Times New Roman" w:hAnsi="Times New Roman" w:eastAsia="Malgun Gothic"/>
+          <w:b w:val="0"/>
+          <w:i w:val="0"/>
+          <w:sz w:val="22"/>
+        </w:rPr>
+        <w:t>Значит, буду уходить предпоследней.</w:t>
+      </w:r>
+    </w:p>
+    <w:p>
+      <w:pPr>
+        <w:keepNext/>
+        <w:spacing w:before="320" w:after="140"/>
+      </w:pPr>
+      <w:r>
+        <w:rPr>
+          <w:rFonts w:ascii="Times New Roman" w:hAnsi="Times New Roman" w:eastAsia="Malgun Gothic"/>
+          <w:b/>
+          <w:i w:val="0"/>
+          <w:color w:val="1F3864"/>
+          <w:sz w:val="26"/>
+        </w:rPr>
+        <w:t>장면 7 — 밤, 어머니의 전화</w:t>
+      </w:r>
+    </w:p>
+    <w:p>
+      <w:pPr>
+        <w:spacing w:before="0" w:after="110" w:line="300" w:lineRule="auto"/>
+      </w:pPr>
+      <w:r>
+        <w:rPr>
+          <w:rFonts w:ascii="Times New Roman" w:hAnsi="Times New Roman" w:eastAsia="Malgun Gothic"/>
+          <w:b/>
+          <w:i w:val="0"/>
+          <w:sz w:val="22"/>
+        </w:rPr>
+        <w:t xml:space="preserve">Анна: </w:t>
+      </w:r>
+      <w:r>
+        <w:rPr>
+          <w:rFonts w:ascii="Times New Roman" w:hAnsi="Times New Roman" w:eastAsia="Malgun Gothic"/>
+          <w:b w:val="0"/>
+          <w:i/>
+          <w:color w:val="555555"/>
+          <w:sz w:val="22"/>
+        </w:rPr>
+        <w:t>(по телефону)</w:t>
+      </w:r>
+      <w:r>
+        <w:rPr>
+          <w:rFonts w:ascii="Times New Roman" w:hAnsi="Times New Roman" w:eastAsia="Malgun Gothic"/>
+          <w:b w:val="0"/>
+          <w:i w:val="0"/>
+          <w:sz w:val="22"/>
+        </w:rPr>
+        <w:t xml:space="preserve"> Лёша, ты не спишь? Я по голосу слышу — не спишь.</w:t>
+      </w:r>
+    </w:p>
+    <w:p>
+      <w:pPr>
+        <w:spacing w:before="0" w:after="110" w:line="300" w:lineRule="auto"/>
+      </w:pPr>
+      <w:r>
+        <w:rPr>
+          <w:rFonts w:ascii="Times New Roman" w:hAnsi="Times New Roman" w:eastAsia="Malgun Gothic"/>
+          <w:b/>
+          <w:i w:val="0"/>
+          <w:sz w:val="22"/>
+        </w:rPr>
+        <w:t xml:space="preserve">Лёша: </w:t>
+      </w:r>
+      <w:r>
+        <w:rPr>
+          <w:rFonts w:ascii="Times New Roman" w:hAnsi="Times New Roman" w:eastAsia="Malgun Gothic"/>
+          <w:b w:val="0"/>
+          <w:i w:val="0"/>
+          <w:sz w:val="22"/>
+        </w:rPr>
+        <w:t>Мам, у нас первый день. Какой сон.</w:t>
+      </w:r>
+    </w:p>
+    <w:p>
+      <w:pPr>
+        <w:spacing w:before="0" w:after="110" w:line="300" w:lineRule="auto"/>
+      </w:pPr>
+      <w:r>
+        <w:rPr>
+          <w:rFonts w:ascii="Times New Roman" w:hAnsi="Times New Roman" w:eastAsia="Malgun Gothic"/>
+          <w:b/>
+          <w:i w:val="0"/>
+          <w:sz w:val="22"/>
+        </w:rPr>
+        <w:t xml:space="preserve">Анна: </w:t>
+      </w:r>
+      <w:r>
+        <w:rPr>
+          <w:rFonts w:ascii="Times New Roman" w:hAnsi="Times New Roman" w:eastAsia="Malgun Gothic"/>
+          <w:b w:val="0"/>
+          <w:i w:val="0"/>
+          <w:sz w:val="22"/>
+        </w:rPr>
+        <w:t>Отец спрашивает, тепло ли у тебя там. Сам звонить стесняется — стоит рядом и делает вид, что смотрит телевизор.</w:t>
+      </w:r>
+    </w:p>
+    <w:p>
+      <w:pPr>
+        <w:spacing w:before="0" w:after="110" w:line="300" w:lineRule="auto"/>
+      </w:pPr>
+      <w:r>
+        <w:rPr>
+          <w:rFonts w:ascii="Times New Roman" w:hAnsi="Times New Roman" w:eastAsia="Malgun Gothic"/>
+          <w:b/>
+          <w:i w:val="0"/>
+          <w:sz w:val="22"/>
+        </w:rPr>
+        <w:t xml:space="preserve">Лёша: </w:t>
+      </w:r>
+      <w:r>
+        <w:rPr>
+          <w:rFonts w:ascii="Times New Roman" w:hAnsi="Times New Roman" w:eastAsia="Malgun Gothic"/>
+          <w:b w:val="0"/>
+          <w:i w:val="0"/>
+          <w:sz w:val="22"/>
+        </w:rPr>
+        <w:t>Скажи ему — тепло. Только сверху капает.</w:t>
+      </w:r>
+    </w:p>
+    <w:p>
+      <w:pPr>
+        <w:spacing w:before="0" w:after="110" w:line="300" w:lineRule="auto"/>
+      </w:pPr>
+      <w:r>
+        <w:rPr>
+          <w:rFonts w:ascii="Times New Roman" w:hAnsi="Times New Roman" w:eastAsia="Malgun Gothic"/>
+          <w:b/>
+          <w:i w:val="0"/>
+          <w:sz w:val="22"/>
+        </w:rPr>
+        <w:t xml:space="preserve">Анна: </w:t>
+      </w:r>
+      <w:r>
+        <w:rPr>
+          <w:rFonts w:ascii="Times New Roman" w:hAnsi="Times New Roman" w:eastAsia="Malgun Gothic"/>
+          <w:b w:val="0"/>
+          <w:i w:val="0"/>
+          <w:sz w:val="22"/>
+        </w:rPr>
+        <w:t>Как капает? Откуда?</w:t>
+      </w:r>
+    </w:p>
+    <w:p>
+      <w:pPr>
+        <w:spacing w:before="0" w:after="110" w:line="300" w:lineRule="auto"/>
+      </w:pPr>
+      <w:r>
+        <w:rPr>
+          <w:rFonts w:ascii="Times New Roman" w:hAnsi="Times New Roman" w:eastAsia="Malgun Gothic"/>
+          <w:b/>
+          <w:i w:val="0"/>
+          <w:sz w:val="22"/>
+        </w:rPr>
+        <w:t xml:space="preserve">Лёша: </w:t>
+      </w:r>
+      <w:r>
+        <w:rPr>
+          <w:rFonts w:ascii="Times New Roman" w:hAnsi="Times New Roman" w:eastAsia="Malgun Gothic"/>
+          <w:b w:val="0"/>
+          <w:i w:val="0"/>
+          <w:sz w:val="22"/>
+        </w:rPr>
+        <w:t>С потолка, мам. Два ведра, всё под контролем.</w:t>
+      </w:r>
+    </w:p>
+    <w:p>
+      <w:pPr>
+        <w:spacing w:before="0" w:after="110" w:line="300" w:lineRule="auto"/>
+      </w:pPr>
+      <w:r>
+        <w:rPr>
+          <w:rFonts w:ascii="Times New Roman" w:hAnsi="Times New Roman" w:eastAsia="Malgun Gothic"/>
+          <w:b/>
+          <w:i w:val="0"/>
+          <w:sz w:val="22"/>
+        </w:rPr>
+        <w:t xml:space="preserve">Анна: </w:t>
+      </w:r>
+      <w:r>
+        <w:rPr>
+          <w:rFonts w:ascii="Times New Roman" w:hAnsi="Times New Roman" w:eastAsia="Malgun Gothic"/>
+          <w:b w:val="0"/>
+          <w:i/>
+          <w:color w:val="555555"/>
+          <w:sz w:val="22"/>
+        </w:rPr>
+        <w:t>(в сторону)</w:t>
+      </w:r>
+      <w:r>
+        <w:rPr>
+          <w:rFonts w:ascii="Times New Roman" w:hAnsi="Times New Roman" w:eastAsia="Malgun Gothic"/>
+          <w:b w:val="0"/>
+          <w:i w:val="0"/>
+          <w:sz w:val="22"/>
+        </w:rPr>
+        <w:t xml:space="preserve"> Коля, у него там с потолка течёт! </w:t>
+      </w:r>
+      <w:r>
+        <w:rPr>
+          <w:rFonts w:ascii="Times New Roman" w:hAnsi="Times New Roman" w:eastAsia="Malgun Gothic"/>
+          <w:b w:val="0"/>
+          <w:i/>
+          <w:color w:val="555555"/>
+          <w:sz w:val="22"/>
+        </w:rPr>
+        <w:t>(в трубку)</w:t>
+      </w:r>
+      <w:r>
+        <w:rPr>
+          <w:rFonts w:ascii="Times New Roman" w:hAnsi="Times New Roman" w:eastAsia="Malgun Gothic"/>
+          <w:b w:val="0"/>
+          <w:i w:val="0"/>
+          <w:sz w:val="22"/>
+        </w:rPr>
+        <w:t xml:space="preserve"> Отец говорит, шов надо герметиком промазать, а не вёдра ставить. Завтра напишет тебе, каким.</w:t>
+      </w:r>
+    </w:p>
+    <w:p>
+      <w:pPr>
+        <w:spacing w:before="0" w:after="110" w:line="300" w:lineRule="auto"/>
+      </w:pPr>
+      <w:r>
+        <w:rPr>
+          <w:rFonts w:ascii="Times New Roman" w:hAnsi="Times New Roman" w:eastAsia="Malgun Gothic"/>
+          <w:b/>
+          <w:i w:val="0"/>
+          <w:sz w:val="22"/>
+        </w:rPr>
+        <w:t xml:space="preserve">Лёша: </w:t>
+      </w:r>
+      <w:r>
+        <w:rPr>
+          <w:rFonts w:ascii="Times New Roman" w:hAnsi="Times New Roman" w:eastAsia="Malgun Gothic"/>
+          <w:b w:val="0"/>
+          <w:i w:val="0"/>
+          <w:sz w:val="22"/>
+        </w:rPr>
+        <w:t>Передай, что жду инструкцию. И, мам… спасибо, что позвонила.</w:t>
+      </w:r>
+    </w:p>
+    <w:p>
+      <w:pPr>
+        <w:spacing w:before="0" w:after="110" w:line="300" w:lineRule="auto"/>
+      </w:pPr>
+      <w:r>
+        <w:rPr>
+          <w:rFonts w:ascii="Times New Roman" w:hAnsi="Times New Roman" w:eastAsia="Malgun Gothic"/>
+          <w:b/>
+          <w:i w:val="0"/>
+          <w:sz w:val="22"/>
+        </w:rPr>
+        <w:t xml:space="preserve">Анна: </w:t>
+      </w:r>
+      <w:r>
+        <w:rPr>
+          <w:rFonts w:ascii="Times New Roman" w:hAnsi="Times New Roman" w:eastAsia="Malgun Gothic"/>
+          <w:b w:val="0"/>
+          <w:i w:val="0"/>
+          <w:sz w:val="22"/>
+        </w:rPr>
+        <w:t>Ложись, сынок. Завтра будет легче.</w:t>
+      </w:r>
+    </w:p>
+    <w:p>
+      <w:pPr>
+        <w:spacing w:before="0" w:after="110" w:line="300" w:lineRule="auto"/>
+      </w:pPr>
+      <w:r>
+        <w:rPr>
+          <w:rFonts w:ascii="Times New Roman" w:hAnsi="Times New Roman" w:eastAsia="Malgun Gothic"/>
+          <w:b/>
+          <w:i w:val="0"/>
+          <w:sz w:val="22"/>
+        </w:rPr>
+        <w:t xml:space="preserve">Лёша: </w:t>
+      </w:r>
+      <w:r>
+        <w:rPr>
+          <w:rFonts w:ascii="Times New Roman" w:hAnsi="Times New Roman" w:eastAsia="Malgun Gothic"/>
+          <w:b w:val="0"/>
+          <w:i/>
+          <w:color w:val="555555"/>
+          <w:sz w:val="22"/>
+        </w:rPr>
+        <w:t>(после звонка, глядя на ведро)</w:t>
+      </w:r>
+      <w:r>
+        <w:rPr>
+          <w:rFonts w:ascii="Times New Roman" w:hAnsi="Times New Roman" w:eastAsia="Malgun Gothic"/>
+          <w:b w:val="0"/>
+          <w:i w:val="0"/>
+          <w:sz w:val="22"/>
+        </w:rPr>
+        <w:t xml:space="preserve"> Легче не будет. Но будет завтра.</w:t>
+      </w:r>
+    </w:p>
+    <w:p>
+      <w:pPr>
+        <w:keepNext/>
+        <w:spacing w:before="320" w:after="140"/>
+      </w:pPr>
+      <w:r>
+        <w:rPr>
+          <w:rFonts w:ascii="Times New Roman" w:hAnsi="Times New Roman" w:eastAsia="Malgun Gothic"/>
+          <w:b/>
+          <w:i w:val="0"/>
+          <w:color w:val="1F3864"/>
+          <w:sz w:val="26"/>
+        </w:rPr>
+        <w:t>장면 8 — 밤, 첫 사건 접수</w:t>
+      </w:r>
+    </w:p>
+    <w:p>
+      <w:pPr>
+        <w:spacing w:before="0" w:after="110" w:line="300" w:lineRule="auto"/>
+      </w:pPr>
+      <w:r>
+        <w:rPr>
+          <w:rFonts w:ascii="Times New Roman" w:hAnsi="Times New Roman" w:eastAsia="Malgun Gothic"/>
+          <w:b/>
+          <w:i w:val="0"/>
+          <w:sz w:val="22"/>
+        </w:rPr>
+        <w:t xml:space="preserve">Ольга: </w:t>
+      </w:r>
+      <w:r>
+        <w:rPr>
+          <w:rFonts w:ascii="Times New Roman" w:hAnsi="Times New Roman" w:eastAsia="Malgun Gothic"/>
+          <w:b w:val="0"/>
+          <w:i w:val="0"/>
+          <w:sz w:val="22"/>
+        </w:rPr>
+        <w:t>Первое обращение пришло. Из Пермского края. Шахтёров травят угольной пылью, администрация шахты молчит, а районная больница пишет в диагнозах «бронхит курильщика».</w:t>
+      </w:r>
+    </w:p>
+    <w:p>
+      <w:pPr>
+        <w:spacing w:before="0" w:after="110" w:line="300" w:lineRule="auto"/>
+      </w:pPr>
+      <w:r>
+        <w:rPr>
+          <w:rFonts w:ascii="Times New Roman" w:hAnsi="Times New Roman" w:eastAsia="Malgun Gothic"/>
+          <w:b/>
+          <w:i w:val="0"/>
+          <w:sz w:val="22"/>
+        </w:rPr>
+        <w:t xml:space="preserve">Лёша: </w:t>
+      </w:r>
+      <w:r>
+        <w:rPr>
+          <w:rFonts w:ascii="Times New Roman" w:hAnsi="Times New Roman" w:eastAsia="Malgun Gothic"/>
+          <w:b w:val="0"/>
+          <w:i w:val="0"/>
+          <w:sz w:val="22"/>
+        </w:rPr>
+        <w:t>Знакомая история.</w:t>
+      </w:r>
+    </w:p>
+    <w:p>
+      <w:pPr>
+        <w:spacing w:before="0" w:after="110" w:line="300" w:lineRule="auto"/>
+      </w:pPr>
+      <w:r>
+        <w:rPr>
+          <w:rFonts w:ascii="Times New Roman" w:hAnsi="Times New Roman" w:eastAsia="Malgun Gothic"/>
+          <w:b/>
+          <w:i w:val="0"/>
+          <w:sz w:val="22"/>
+        </w:rPr>
+        <w:t xml:space="preserve">Ольга: </w:t>
+      </w:r>
+      <w:r>
+        <w:rPr>
+          <w:rFonts w:ascii="Times New Roman" w:hAnsi="Times New Roman" w:eastAsia="Malgun Gothic"/>
+          <w:b w:val="0"/>
+          <w:i w:val="0"/>
+          <w:sz w:val="22"/>
+        </w:rPr>
+        <w:t>Таких историй будет много, Алексей. Вся страна — это тысяча маленьких Новокруцков.</w:t>
+      </w:r>
+    </w:p>
+    <w:p>
+      <w:pPr>
+        <w:spacing w:before="0" w:after="110" w:line="300" w:lineRule="auto"/>
+      </w:pPr>
+      <w:r>
+        <w:rPr>
+          <w:rFonts w:ascii="Times New Roman" w:hAnsi="Times New Roman" w:eastAsia="Malgun Gothic"/>
+          <w:b/>
+          <w:i w:val="0"/>
+          <w:sz w:val="22"/>
+        </w:rPr>
+        <w:t xml:space="preserve">Лёша: </w:t>
+      </w:r>
+      <w:r>
+        <w:rPr>
+          <w:rFonts w:ascii="Times New Roman" w:hAnsi="Times New Roman" w:eastAsia="Malgun Gothic"/>
+          <w:b w:val="0"/>
+          <w:i w:val="0"/>
+          <w:sz w:val="22"/>
+        </w:rPr>
+        <w:t>Сколько пострадавших?</w:t>
+      </w:r>
+    </w:p>
+    <w:p>
+      <w:pPr>
+        <w:spacing w:before="0" w:after="110" w:line="300" w:lineRule="auto"/>
+      </w:pPr>
+      <w:r>
+        <w:rPr>
+          <w:rFonts w:ascii="Times New Roman" w:hAnsi="Times New Roman" w:eastAsia="Malgun Gothic"/>
+          <w:b/>
+          <w:i w:val="0"/>
+          <w:sz w:val="22"/>
+        </w:rPr>
+        <w:t xml:space="preserve">Ольга: </w:t>
+      </w:r>
+      <w:r>
+        <w:rPr>
+          <w:rFonts w:ascii="Times New Roman" w:hAnsi="Times New Roman" w:eastAsia="Malgun Gothic"/>
+          <w:b w:val="0"/>
+          <w:i w:val="0"/>
+          <w:sz w:val="22"/>
+        </w:rPr>
+        <w:t>В письме сорок три фамилии. Пишет вдова бригадира. Муж умер в пятьдесят один год, а в заключении — «сердечная недостаточность».</w:t>
+      </w:r>
+    </w:p>
+    <w:p>
+      <w:pPr>
+        <w:spacing w:before="0" w:after="110" w:line="300" w:lineRule="auto"/>
+      </w:pPr>
+      <w:r>
+        <w:rPr>
+          <w:rFonts w:ascii="Times New Roman" w:hAnsi="Times New Roman" w:eastAsia="Malgun Gothic"/>
+          <w:b/>
+          <w:i w:val="0"/>
+          <w:sz w:val="22"/>
+        </w:rPr>
+        <w:t xml:space="preserve">Лёша: </w:t>
+      </w:r>
+      <w:r>
+        <w:rPr>
+          <w:rFonts w:ascii="Times New Roman" w:hAnsi="Times New Roman" w:eastAsia="Malgun Gothic"/>
+          <w:b w:val="0"/>
+          <w:i/>
+          <w:color w:val="555555"/>
+          <w:sz w:val="22"/>
+        </w:rPr>
+        <w:t>(пауза)</w:t>
+      </w:r>
+      <w:r>
+        <w:rPr>
+          <w:rFonts w:ascii="Times New Roman" w:hAnsi="Times New Roman" w:eastAsia="Malgun Gothic"/>
+          <w:b w:val="0"/>
+          <w:i w:val="0"/>
+          <w:sz w:val="22"/>
+        </w:rPr>
+        <w:t xml:space="preserve"> Сердечная недостаточность. Её пишут, когда не хотят писать правду.</w:t>
+      </w:r>
+    </w:p>
+    <w:p>
+      <w:pPr>
+        <w:spacing w:before="0" w:after="110" w:line="300" w:lineRule="auto"/>
+      </w:pPr>
+      <w:r>
+        <w:rPr>
+          <w:rFonts w:ascii="Times New Roman" w:hAnsi="Times New Roman" w:eastAsia="Malgun Gothic"/>
+          <w:b/>
+          <w:i w:val="0"/>
+          <w:sz w:val="22"/>
+        </w:rPr>
+        <w:t xml:space="preserve">Ольга: </w:t>
+      </w:r>
+      <w:r>
+        <w:rPr>
+          <w:rFonts w:ascii="Times New Roman" w:hAnsi="Times New Roman" w:eastAsia="Malgun Gothic"/>
+          <w:b w:val="0"/>
+          <w:i w:val="0"/>
+          <w:sz w:val="22"/>
+        </w:rPr>
+        <w:t>Я знаю, о ком вы сейчас думаете. Не надо. Это другое дело.</w:t>
+      </w:r>
+    </w:p>
+    <w:p>
+      <w:pPr>
+        <w:spacing w:before="0" w:after="110" w:line="300" w:lineRule="auto"/>
+      </w:pPr>
+      <w:r>
+        <w:rPr>
+          <w:rFonts w:ascii="Times New Roman" w:hAnsi="Times New Roman" w:eastAsia="Malgun Gothic"/>
+          <w:b/>
+          <w:i w:val="0"/>
+          <w:sz w:val="22"/>
+        </w:rPr>
+        <w:t xml:space="preserve">Лёша: </w:t>
+      </w:r>
+      <w:r>
+        <w:rPr>
+          <w:rFonts w:ascii="Times New Roman" w:hAnsi="Times New Roman" w:eastAsia="Malgun Gothic"/>
+          <w:b w:val="0"/>
+          <w:i w:val="0"/>
+          <w:sz w:val="22"/>
+        </w:rPr>
+        <w:t>Дело всегда одно и то же, Ольга Викторовна. Меняются только фамилии.</w:t>
+      </w:r>
+    </w:p>
+    <w:p>
+      <w:pPr>
+        <w:spacing w:before="0" w:after="110" w:line="300" w:lineRule="auto"/>
+      </w:pPr>
+      <w:r>
+        <w:rPr>
+          <w:rFonts w:ascii="Times New Roman" w:hAnsi="Times New Roman" w:eastAsia="Malgun Gothic"/>
+          <w:b/>
+          <w:i w:val="0"/>
+          <w:sz w:val="22"/>
+        </w:rPr>
+        <w:t xml:space="preserve">Ольга: </w:t>
+      </w:r>
+      <w:r>
+        <w:rPr>
+          <w:rFonts w:ascii="Times New Roman" w:hAnsi="Times New Roman" w:eastAsia="Malgun Gothic"/>
+          <w:b w:val="0"/>
+          <w:i w:val="0"/>
+          <w:sz w:val="22"/>
+        </w:rPr>
+        <w:t>В Перми есть юрист из сети Акимова — Корюкин, Иван Сергеевич. Толковый, хоть и осторожный. Могу связать вас уже завтра.</w:t>
+      </w:r>
+    </w:p>
+    <w:p>
+      <w:pPr>
+        <w:spacing w:before="0" w:after="110" w:line="300" w:lineRule="auto"/>
+      </w:pPr>
+      <w:r>
+        <w:rPr>
+          <w:rFonts w:ascii="Times New Roman" w:hAnsi="Times New Roman" w:eastAsia="Malgun Gothic"/>
+          <w:b/>
+          <w:i w:val="0"/>
+          <w:sz w:val="22"/>
+        </w:rPr>
+        <w:t xml:space="preserve">Лёша: </w:t>
+      </w:r>
+      <w:r>
+        <w:rPr>
+          <w:rFonts w:ascii="Times New Roman" w:hAnsi="Times New Roman" w:eastAsia="Malgun Gothic"/>
+          <w:b w:val="0"/>
+          <w:i w:val="0"/>
+          <w:sz w:val="22"/>
+        </w:rPr>
+        <w:t>Связывайте. Без независимой медицинской экспертизы в суд идти бессмысленно, а она займёт месяцы.</w:t>
+      </w:r>
+    </w:p>
+    <w:p>
+      <w:pPr>
+        <w:spacing w:before="0" w:after="110" w:line="300" w:lineRule="auto"/>
+      </w:pPr>
+      <w:r>
+        <w:rPr>
+          <w:rFonts w:ascii="Times New Roman" w:hAnsi="Times New Roman" w:eastAsia="Malgun Gothic"/>
+          <w:b/>
+          <w:i w:val="0"/>
+          <w:sz w:val="22"/>
+        </w:rPr>
+        <w:t xml:space="preserve">Ольга: </w:t>
+      </w:r>
+      <w:r>
+        <w:rPr>
+          <w:rFonts w:ascii="Times New Roman" w:hAnsi="Times New Roman" w:eastAsia="Malgun Gothic"/>
+          <w:b w:val="0"/>
+          <w:i w:val="0"/>
+          <w:sz w:val="22"/>
+        </w:rPr>
+        <w:t>Значит, начнём сейчас, чтобы через полгода было с чем идти в суд.</w:t>
+      </w:r>
+    </w:p>
+    <w:p>
+      <w:pPr>
+        <w:spacing w:before="0" w:after="110" w:line="300" w:lineRule="auto"/>
+      </w:pPr>
+      <w:r>
+        <w:rPr>
+          <w:rFonts w:ascii="Times New Roman" w:hAnsi="Times New Roman" w:eastAsia="Malgun Gothic"/>
+          <w:b/>
+          <w:i w:val="0"/>
+          <w:sz w:val="22"/>
+        </w:rPr>
+        <w:t xml:space="preserve">Лёша: </w:t>
+      </w:r>
+      <w:r>
+        <w:rPr>
+          <w:rFonts w:ascii="Times New Roman" w:hAnsi="Times New Roman" w:eastAsia="Malgun Gothic"/>
+          <w:b w:val="0"/>
+          <w:i w:val="0"/>
+          <w:sz w:val="22"/>
+        </w:rPr>
+        <w:t>Напишите вдове сегодня же. Не шаблоном — своими словами. Пусть знает, что письмо прочитали живые люди.</w:t>
+      </w:r>
+    </w:p>
+    <w:p>
+      <w:pPr>
+        <w:spacing w:before="0" w:after="110" w:line="300" w:lineRule="auto"/>
+      </w:pPr>
+      <w:r>
+        <w:rPr>
+          <w:rFonts w:ascii="Times New Roman" w:hAnsi="Times New Roman" w:eastAsia="Malgun Gothic"/>
+          <w:b/>
+          <w:i w:val="0"/>
+          <w:sz w:val="22"/>
+        </w:rPr>
+        <w:t xml:space="preserve">Ольга: </w:t>
+      </w:r>
+      <w:r>
+        <w:rPr>
+          <w:rFonts w:ascii="Times New Roman" w:hAnsi="Times New Roman" w:eastAsia="Malgun Gothic"/>
+          <w:b w:val="0"/>
+          <w:i w:val="0"/>
+          <w:sz w:val="22"/>
+        </w:rPr>
+        <w:t xml:space="preserve">Уже пишу. </w:t>
+      </w:r>
+      <w:r>
+        <w:rPr>
+          <w:rFonts w:ascii="Times New Roman" w:hAnsi="Times New Roman" w:eastAsia="Malgun Gothic"/>
+          <w:b w:val="0"/>
+          <w:i/>
+          <w:color w:val="555555"/>
+          <w:sz w:val="22"/>
+        </w:rPr>
+        <w:t>(стучит по клавишам)</w:t>
+      </w:r>
+      <w:r>
+        <w:rPr>
+          <w:rFonts w:ascii="Times New Roman" w:hAnsi="Times New Roman" w:eastAsia="Malgun Gothic"/>
+          <w:b w:val="0"/>
+          <w:i w:val="0"/>
+          <w:sz w:val="22"/>
+        </w:rPr>
+        <w:t xml:space="preserve"> Как к ней обратиться — «уважаемая заявительница»?</w:t>
+      </w:r>
+    </w:p>
+    <w:p>
+      <w:pPr>
+        <w:spacing w:before="0" w:after="110" w:line="300" w:lineRule="auto"/>
+      </w:pPr>
+      <w:r>
+        <w:rPr>
+          <w:rFonts w:ascii="Times New Roman" w:hAnsi="Times New Roman" w:eastAsia="Malgun Gothic"/>
+          <w:b/>
+          <w:i w:val="0"/>
+          <w:sz w:val="22"/>
+        </w:rPr>
+        <w:t xml:space="preserve">Лёша: </w:t>
+      </w:r>
+      <w:r>
+        <w:rPr>
+          <w:rFonts w:ascii="Times New Roman" w:hAnsi="Times New Roman" w:eastAsia="Malgun Gothic"/>
+          <w:b w:val="0"/>
+          <w:i w:val="0"/>
+          <w:sz w:val="22"/>
+        </w:rPr>
+        <w:t>По имени-отчеству. Она мужа похоронила, а не заявление подала.</w:t>
+      </w:r>
+    </w:p>
+    <w:p>
+      <w:pPr>
+        <w:spacing w:before="0" w:after="110" w:line="300" w:lineRule="auto"/>
+      </w:pPr>
+      <w:r>
+        <w:rPr>
+          <w:rFonts w:ascii="Times New Roman" w:hAnsi="Times New Roman" w:eastAsia="Malgun Gothic"/>
+          <w:b/>
+          <w:i w:val="0"/>
+          <w:sz w:val="22"/>
+        </w:rPr>
+        <w:t xml:space="preserve">Ольга: </w:t>
+      </w:r>
+      <w:r>
+        <w:rPr>
+          <w:rFonts w:ascii="Times New Roman" w:hAnsi="Times New Roman" w:eastAsia="Malgun Gothic"/>
+          <w:b w:val="0"/>
+          <w:i/>
+          <w:color w:val="555555"/>
+          <w:sz w:val="22"/>
+        </w:rPr>
+        <w:t>(кивает, исправляет строчку)</w:t>
+      </w:r>
+      <w:r>
+        <w:rPr>
+          <w:rFonts w:ascii="Times New Roman" w:hAnsi="Times New Roman" w:eastAsia="Malgun Gothic"/>
+          <w:b w:val="0"/>
+          <w:i w:val="0"/>
+          <w:sz w:val="22"/>
+        </w:rPr>
+        <w:t xml:space="preserve"> Вот за это Виктор Петрович вас и выбрал.</w:t>
+      </w:r>
+    </w:p>
+    <w:p>
+      <w:pPr>
+        <w:spacing w:before="0" w:after="110" w:line="300" w:lineRule="auto"/>
+      </w:pPr>
+      <w:r>
+        <w:rPr>
+          <w:rFonts w:ascii="Times New Roman" w:hAnsi="Times New Roman" w:eastAsia="Malgun Gothic"/>
+          <w:b/>
+          <w:i w:val="0"/>
+          <w:sz w:val="22"/>
+        </w:rPr>
+        <w:t xml:space="preserve">Лёша: </w:t>
+      </w:r>
+      <w:r>
+        <w:rPr>
+          <w:rFonts w:ascii="Times New Roman" w:hAnsi="Times New Roman" w:eastAsia="Malgun Gothic"/>
+          <w:b w:val="0"/>
+          <w:i/>
+          <w:color w:val="555555"/>
+          <w:sz w:val="22"/>
+        </w:rPr>
+        <w:t>(смотрит на ведро, в которое капает вода)</w:t>
+      </w:r>
+      <w:r>
+        <w:rPr>
+          <w:rFonts w:ascii="Times New Roman" w:hAnsi="Times New Roman" w:eastAsia="Malgun Gothic"/>
+          <w:b w:val="0"/>
+          <w:i w:val="0"/>
+          <w:sz w:val="22"/>
+        </w:rPr>
+        <w:t xml:space="preserve"> Значит, начнём. «Свет» начинает работу.</w:t>
+      </w:r>
+    </w:p>
+    <w:p>
+      <w:pPr>
+        <w:keepNext/>
+        <w:spacing w:before="320" w:after="140"/>
+      </w:pPr>
+      <w:r>
+        <w:rPr>
+          <w:rFonts w:ascii="Times New Roman" w:hAnsi="Times New Roman" w:eastAsia="Malgun Gothic"/>
+          <w:b/>
+          <w:i w:val="0"/>
+          <w:color w:val="1F3864"/>
+          <w:sz w:val="26"/>
+        </w:rPr>
+        <w:t>핵심 문학 인용</w:t>
+      </w:r>
+    </w:p>
+    <w:p>
+      <w:pPr>
         <w:spacing w:before="0" w:after="120"/>
       </w:pPr>
       <w:r>
@@ -2229,6 +3450,29 @@
           <w:i w:val="0"/>
           <w:sz w:val="22"/>
         </w:rPr>
+        <w:t>Русская пословица: «Всякому овощу своё время»</w:t>
+      </w:r>
+      <w:r>
+        <w:rPr>
+          <w:rFonts w:ascii="Times New Roman" w:hAnsi="Times New Roman" w:eastAsia="Malgun Gothic"/>
+          <w:b w:val="0"/>
+          <w:i w:val="0"/>
+          <w:sz w:val="22"/>
+        </w:rPr>
+        <w:t xml:space="preserve"> — 한국어 해설: 아키모프가 "때가 되기 전엔 정치에 뛰어들지 말라"는 조건을 달며 노인다운 속담으로 못을 박는다. 문을 열 때는 저널리스트나 정치기술자가 아니라 사람들이 정한다는 그의 말은 12화에서 50만 명의 청원으로 되돌아오고, 아키모프가 스스로 조건을 거두는 복선이 된다 (장면 4).</w:t>
+      </w:r>
+    </w:p>
+    <w:p>
+      <w:pPr>
+        <w:spacing w:before="0" w:after="120"/>
+      </w:pPr>
+      <w:r>
+        <w:rPr>
+          <w:rFonts w:ascii="Times New Roman" w:hAnsi="Times New Roman" w:eastAsia="Malgun Gothic"/>
+          <w:b/>
+          <w:i w:val="0"/>
+          <w:sz w:val="22"/>
+        </w:rPr>
         <w:t>Александр Пушкин, «Во глубине сибирских руд…» (послание декабристам): «Во глубине сибирских руд / Храните гордое терпенье, / Не пропадёт ваш скорбный труд / И дум высокое стремленье»</w:t>
       </w:r>
       <w:r>
@@ -2238,7 +3482,7 @@
           <w:i w:val="0"/>
           <w:sz w:val="22"/>
         </w:rPr>
-        <w:t xml:space="preserve"> — 한국어 해설: 푸시킨이 시베리아 유형지의 데카브리스트들에게 보낸 시. 돈도 사람도 부족한 첫날 밤, 같은 시베리아 출신인 올가가 이 구절로 료샤를 다독인다. "자랑스러운 인내"는 2부 내내 스베트가 버텨 내는 방식이 된다 (장면 5).</w:t>
+        <w:t xml:space="preserve"> — 한국어 해설: 푸시킨이 시베리아 유형지의 데카브리스트들에게 보낸 시. 돈도 사람도 부족한 첫날 밤, 오랜 활동가 올가가 이 구절로 료샤를 다독이며 "우리는 광산에 있지는 않지만 그만큼의 자랑스러운 인내가 필요하다"고 말한다. "자랑스러운 인내"는 2부 내내 스베트가 버텨 내는 방식이 된다 (장면 5).</w:t>
       </w:r>
     </w:p>
     <w:p>

--- a/러시아 인권변호사/2부/2부_1화_수도_상경.docx
+++ b/러시아 인권변호사/2부/2부_1화_수도_상경.docx
@@ -2173,7 +2173,7 @@
           <w:i w:val="0"/>
           <w:sz w:val="22"/>
         </w:rPr>
-        <w:t>Декабристам в рудниках, наверное, казалось так же. А Пушкин писал им: «Во глубине сибирских руд храните гордое терпенье, не пропадёт ваш скорбный труд и дум высокое стремленье». Мы с вами, слава богу, не в рудниках, Алексей. Но терпенье нам понадобится такое же — гордое.</w:t>
+        <w:t>Декабристам в рудниках, наверное, казалось так же. А Некрасов потом написал про весь народ: «Вынесет всё — и широкую, ясную грудью дорогу проложит себе». Мы с вами, слава богу, не в рудниках, Алексей. Но выносить нам придётся немало — и дорогу прокладывать тоже.</w:t>
       </w:r>
     </w:p>
     <w:p>
@@ -2196,7 +2196,7 @@
           <w:i w:val="0"/>
           <w:sz w:val="22"/>
         </w:rPr>
-        <w:t>Гордое терпенье… Хорошо. Будем терпеть гордо. И искать деньги.</w:t>
+        <w:t>Грудью дорогу… Хорошо. Будем прокладывать. И искать деньги.</w:t>
       </w:r>
     </w:p>
     <w:p>
@@ -3473,7 +3473,7 @@
           <w:i w:val="0"/>
           <w:sz w:val="22"/>
         </w:rPr>
-        <w:t>Александр Пушкин, «Во глубине сибирских руд…» (послание декабристам): «Во глубине сибирских руд / Храните гордое терпенье, / Не пропадёт ваш скорбный труд / И дум высокое стремленье»</w:t>
+        <w:t>Николай Некрасов, «Железная дорога» (1864): «Вынесет всё</w:t>
       </w:r>
       <w:r>
         <w:rPr>
@@ -3482,7 +3482,7 @@
           <w:i w:val="0"/>
           <w:sz w:val="22"/>
         </w:rPr>
-        <w:t xml:space="preserve"> — 한국어 해설: 푸시킨이 시베리아 유형지의 데카브리스트들에게 보낸 시. 돈도 사람도 부족한 첫날 밤, 오랜 활동가 올가가 이 구절로 료샤를 다독이며 "우리는 광산에 있지는 않지만 그만큼의 자랑스러운 인내가 필요하다"고 말한다. "자랑스러운 인내"는 2부 내내 스베트가 버텨 내는 방식이 된다 (장면 5).</w:t>
+        <w:t xml:space="preserve"> — и широкую, ясную грудью дорогу проложит себе» — 한국어 해설: 철도 건설에 스러진 민중을 노래한 네크라소프의 시. 돈도 사람도 부족한 첫날 밤, 오랜 활동가 올가가 데카브리스트 이야기 끝에 이 구절로 료샤를 다독이며 "우리도 많은 것을 견디고 길을 뚫어야 한다"고 말한다. 견디며 길을 내는 이 방식은 2부 내내 스베트가 버텨 내는 방식이 된다 (장면 5).</w:t>
       </w:r>
     </w:p>
     <w:p>

--- a/러시아 인권변호사/2부/2부_1화_수도_상경.docx
+++ b/러시아 인권변호사/2부/2부_1화_수도_상경.docx
@@ -2150,7 +2150,7 @@
           <w:i w:val="0"/>
           <w:sz w:val="22"/>
         </w:rPr>
-        <w:t xml:space="preserve"> Иногда мне кажется, что мы замахнулись на невозможное. Пятеро людей и два ведра под потолком — против Литвинова.</w:t>
+        <w:t xml:space="preserve"> Иногда мне кажется, что мы замахнулись на невозможное. Пятеро человек и два ведра под потолком — против Литвинова.</w:t>
       </w:r>
     </w:p>
     <w:p>

--- a/러시아 인권변호사/2부/2부_1화_수도_상경.docx
+++ b/러시아 인권변호사/2부/2부_1화_수도_상경.docx
@@ -36,7 +36,7 @@
           <w:i w:val="0"/>
           <w:sz w:val="22"/>
         </w:rPr>
-        <w:t>알렉세이 “료샤” 오를로프(«스베트» 대표) / 올가 빅토로브나 네스테로바(인권활동가, «스베트» 공동 설립자) / 카탸 리시나(법대 3학년 자원활동가, 신규) / 보리스 드미트리예비치 아키모프(인권변호사 연합 대표, 신규) / 파벨 그리신(료샤의 소꿉친구, 기업법 변호사, 노보크루츠크에서 전화로 원격 지원) / 안나 미하일로브나 오를로바(료샤의 어머니, 전화)</w:t>
+        <w:t>알렉세이 “료샤” 오를로프(«스베트» 대표) / 올가 빅토로브나 네스테로바(인권활동가, «스베트» 공동 설립자) / 타마라 일리니치나(료샤가 세 든 방의 집주인, 신규) / 카탸 리시나(법대 3학년 자원활동가, 신규) / 보리스 드미트리예비치 아키모프(인권변호사 연합 대표, 신규) / 파벨 그리신(료샤의 소꿉친구, 기업법 변호사, 노보크루츠크에서 전화로 원격 지원) / 안나 미하일로브나 오를로바(료샤의 어머니, 전화)</w:t>
       </w:r>
     </w:p>
     <w:p>
@@ -78,7 +78,7 @@
           <w:color w:val="1F3864"/>
           <w:sz w:val="26"/>
         </w:rPr>
-        <w:t>장면 1 — 모스크바, «스베트»의 새 사무실</w:t>
+        <w:t>장면 1 — 아침, 셋방 부엌. 집주인과의 첫 대화</w:t>
       </w:r>
     </w:p>
     <w:p>
@@ -93,7 +93,7 @@
           <w:color w:val="555555"/>
           <w:sz w:val="22"/>
         </w:rPr>
-        <w:t>(в углу комнаты вода мерно капает в пластиковое ведро)</w:t>
+        <w:t>(старая московская квартира; на кухне хозяйка, Тамара Ильинична, разливает чай)</w:t>
       </w:r>
     </w:p>
     <w:p>
@@ -107,7 +107,7 @@
           <w:i w:val="0"/>
           <w:sz w:val="22"/>
         </w:rPr>
-        <w:t xml:space="preserve">Ольга: </w:t>
+        <w:t xml:space="preserve">Тамара: </w:t>
       </w:r>
       <w:r>
         <w:rPr>
@@ -116,7 +116,7 @@
           <w:i w:val="0"/>
           <w:sz w:val="22"/>
         </w:rPr>
-        <w:t>Ну как вам новый офис, Алексей? Не хоромы, конечно, но с чего-то начинать надо.</w:t>
+        <w:t>Проснулись? Ну, как спалось на новом месте?</w:t>
       </w:r>
     </w:p>
     <w:p>
@@ -139,7 +139,7 @@
           <w:i w:val="0"/>
           <w:sz w:val="22"/>
         </w:rPr>
-        <w:t>Две комнаты и протекающий потолок. Начало скромное.</w:t>
+        <w:t>Честно? Плохо. Всю ночь казалось, что поезд ещё едет.</w:t>
       </w:r>
     </w:p>
     <w:p>
@@ -153,7 +153,7 @@
           <w:i w:val="0"/>
           <w:sz w:val="22"/>
         </w:rPr>
-        <w:t xml:space="preserve">Ольга: </w:t>
+        <w:t xml:space="preserve">Тамара: </w:t>
       </w:r>
       <w:r>
         <w:rPr>
@@ -162,7 +162,7 @@
           <w:i w:val="0"/>
           <w:sz w:val="22"/>
         </w:rPr>
-        <w:t>Все великие дела начинались со скромных потолков. Главное — не потолок, а люди под ним.</w:t>
+        <w:t>Это пройдёт. Первую неделю у всех так. Садитесь, чай горячий. Сахар сами кладите.</w:t>
       </w:r>
     </w:p>
     <w:p>
@@ -177,6 +177,75 @@
           <w:sz w:val="22"/>
         </w:rPr>
         <w:t xml:space="preserve">Лёша: </w:t>
+      </w:r>
+      <w:r>
+        <w:rPr>
+          <w:rFonts w:ascii="Times New Roman" w:hAnsi="Times New Roman" w:eastAsia="Malgun Gothic"/>
+          <w:b w:val="0"/>
+          <w:i w:val="0"/>
+          <w:sz w:val="22"/>
+        </w:rPr>
+        <w:t>Спасибо, я без сахара.</w:t>
+      </w:r>
+    </w:p>
+    <w:p>
+      <w:pPr>
+        <w:spacing w:before="0" w:after="110" w:line="300" w:lineRule="auto"/>
+      </w:pPr>
+      <w:r>
+        <w:rPr>
+          <w:rFonts w:ascii="Times New Roman" w:hAnsi="Times New Roman" w:eastAsia="Malgun Gothic"/>
+          <w:b/>
+          <w:i w:val="0"/>
+          <w:sz w:val="22"/>
+        </w:rPr>
+        <w:t xml:space="preserve">Тамара: </w:t>
+      </w:r>
+      <w:r>
+        <w:rPr>
+          <w:rFonts w:ascii="Times New Roman" w:hAnsi="Times New Roman" w:eastAsia="Malgun Gothic"/>
+          <w:b w:val="0"/>
+          <w:i w:val="0"/>
+          <w:sz w:val="22"/>
+        </w:rPr>
+        <w:t>Без сахара… То-то вы такой худой. Ладно, давайте о деле, пока не убежали. Вчера поздно было, я толком ничего не объяснила.</w:t>
+      </w:r>
+    </w:p>
+    <w:p>
+      <w:pPr>
+        <w:spacing w:before="0" w:after="110" w:line="300" w:lineRule="auto"/>
+      </w:pPr>
+      <w:r>
+        <w:rPr>
+          <w:rFonts w:ascii="Times New Roman" w:hAnsi="Times New Roman" w:eastAsia="Malgun Gothic"/>
+          <w:b/>
+          <w:i w:val="0"/>
+          <w:sz w:val="22"/>
+        </w:rPr>
+        <w:t xml:space="preserve">Лёша: </w:t>
+      </w:r>
+      <w:r>
+        <w:rPr>
+          <w:rFonts w:ascii="Times New Roman" w:hAnsi="Times New Roman" w:eastAsia="Malgun Gothic"/>
+          <w:b w:val="0"/>
+          <w:i w:val="0"/>
+          <w:sz w:val="22"/>
+        </w:rPr>
+        <w:t>Давайте. Деньги я приготовил — за первый месяц и залог, как договаривались.</w:t>
+      </w:r>
+    </w:p>
+    <w:p>
+      <w:pPr>
+        <w:spacing w:before="0" w:after="110" w:line="300" w:lineRule="auto"/>
+      </w:pPr>
+      <w:r>
+        <w:rPr>
+          <w:rFonts w:ascii="Times New Roman" w:hAnsi="Times New Roman" w:eastAsia="Malgun Gothic"/>
+          <w:b/>
+          <w:i w:val="0"/>
+          <w:sz w:val="22"/>
+        </w:rPr>
+        <w:t xml:space="preserve">Тамара: </w:t>
       </w:r>
       <w:r>
         <w:rPr>
@@ -186,7 +255,7 @@
           <w:color w:val="555555"/>
           <w:sz w:val="22"/>
         </w:rPr>
-        <w:t>(подставляет второе ведро)</w:t>
+        <w:t>(пересчитывает)</w:t>
       </w:r>
       <w:r>
         <w:rPr>
@@ -195,7 +264,7 @@
           <w:i w:val="0"/>
           <w:sz w:val="22"/>
         </w:rPr>
-        <w:t xml:space="preserve"> Люди под ним, судя по всему, будут ходить в резиновых сапогах. В Новокруцке Виктор Петрович сам лазил на крышу с рубероидом. Говорил: адвокат, который не может заделать дыру над головой, не заделает и дыру в обвинении.</w:t>
+        <w:t xml:space="preserve"> Так… всё верно. Залог верну, когда съезжать будете, если ничего не сломаете. Расписку напишу, не волнуйтесь.</w:t>
       </w:r>
     </w:p>
     <w:p>
@@ -209,7 +278,7 @@
           <w:i w:val="0"/>
           <w:sz w:val="22"/>
         </w:rPr>
-        <w:t xml:space="preserve">Ольга: </w:t>
+        <w:t xml:space="preserve">Лёша: </w:t>
       </w:r>
       <w:r>
         <w:rPr>
@@ -218,7 +287,7 @@
           <w:i w:val="0"/>
           <w:sz w:val="22"/>
         </w:rPr>
-        <w:t>Похоже на него. Только здесь пятый этаж, так что обойдёмся без подвигов.</w:t>
+        <w:t>Я не волнуюсь. Но расписку — давайте. Профессиональная привычка.</w:t>
       </w:r>
     </w:p>
     <w:p>
@@ -232,7 +301,7 @@
           <w:i w:val="0"/>
           <w:sz w:val="22"/>
         </w:rPr>
-        <w:t xml:space="preserve">Лёша: </w:t>
+        <w:t xml:space="preserve">Тамара: </w:t>
       </w:r>
       <w:r>
         <w:rPr>
@@ -241,7 +310,7 @@
           <w:i w:val="0"/>
           <w:sz w:val="22"/>
         </w:rPr>
-        <w:t>Хозяин обещал прислать кровельщика «на днях». Я спросил, что значит «на днях». Он сказал: «В Москве — это до зимы».</w:t>
+        <w:t>Юрист, что ли?</w:t>
       </w:r>
     </w:p>
     <w:p>
@@ -255,7 +324,7 @@
           <w:i w:val="0"/>
           <w:sz w:val="22"/>
         </w:rPr>
-        <w:t xml:space="preserve">Ольга: </w:t>
+        <w:t xml:space="preserve">Лёша: </w:t>
       </w:r>
       <w:r>
         <w:rPr>
@@ -264,7 +333,375 @@
           <w:i w:val="0"/>
           <w:sz w:val="22"/>
         </w:rPr>
-        <w:t>Значит, до зимы. Зато аренда на треть ниже, чем в соседнем доме. За сухой потолок мы пока платить не можем.</w:t>
+        <w:t>Адвокат.</w:t>
+      </w:r>
+    </w:p>
+    <w:p>
+      <w:pPr>
+        <w:spacing w:before="0" w:after="110" w:line="300" w:lineRule="auto"/>
+      </w:pPr>
+      <w:r>
+        <w:rPr>
+          <w:rFonts w:ascii="Times New Roman" w:hAnsi="Times New Roman" w:eastAsia="Malgun Gothic"/>
+          <w:b/>
+          <w:i w:val="0"/>
+          <w:sz w:val="22"/>
+        </w:rPr>
+        <w:t xml:space="preserve">Тамара: </w:t>
+      </w:r>
+      <w:r>
+        <w:rPr>
+          <w:rFonts w:ascii="Times New Roman" w:hAnsi="Times New Roman" w:eastAsia="Malgun Gothic"/>
+          <w:b w:val="0"/>
+          <w:i w:val="0"/>
+          <w:sz w:val="22"/>
+        </w:rPr>
+        <w:t>Ой. Ну тогда напишу аккуратно, без помарок.</w:t>
+      </w:r>
+    </w:p>
+    <w:p>
+      <w:pPr>
+        <w:spacing w:before="0" w:after="110" w:line="300" w:lineRule="auto"/>
+      </w:pPr>
+      <w:r>
+        <w:rPr>
+          <w:rFonts w:ascii="Times New Roman" w:hAnsi="Times New Roman" w:eastAsia="Malgun Gothic"/>
+          <w:b/>
+          <w:i w:val="0"/>
+          <w:sz w:val="22"/>
+        </w:rPr>
+        <w:t xml:space="preserve">Тамара: </w:t>
+      </w:r>
+      <w:r>
+        <w:rPr>
+          <w:rFonts w:ascii="Times New Roman" w:hAnsi="Times New Roman" w:eastAsia="Malgun Gothic"/>
+          <w:b w:val="0"/>
+          <w:i w:val="0"/>
+          <w:sz w:val="22"/>
+        </w:rPr>
+        <w:t>Теперь правила. Их немного, но они железные. Первое — обувь снимаем у порога. Тапочки я вам выдала, синие.</w:t>
+      </w:r>
+    </w:p>
+    <w:p>
+      <w:pPr>
+        <w:spacing w:before="0" w:after="110" w:line="300" w:lineRule="auto"/>
+      </w:pPr>
+      <w:r>
+        <w:rPr>
+          <w:rFonts w:ascii="Times New Roman" w:hAnsi="Times New Roman" w:eastAsia="Malgun Gothic"/>
+          <w:b/>
+          <w:i w:val="0"/>
+          <w:sz w:val="22"/>
+        </w:rPr>
+        <w:t xml:space="preserve">Лёша: </w:t>
+      </w:r>
+      <w:r>
+        <w:rPr>
+          <w:rFonts w:ascii="Times New Roman" w:hAnsi="Times New Roman" w:eastAsia="Malgun Gothic"/>
+          <w:b w:val="0"/>
+          <w:i w:val="0"/>
+          <w:sz w:val="22"/>
+        </w:rPr>
+        <w:t>Синие. Понял.</w:t>
+      </w:r>
+    </w:p>
+    <w:p>
+      <w:pPr>
+        <w:spacing w:before="0" w:after="110" w:line="300" w:lineRule="auto"/>
+      </w:pPr>
+      <w:r>
+        <w:rPr>
+          <w:rFonts w:ascii="Times New Roman" w:hAnsi="Times New Roman" w:eastAsia="Malgun Gothic"/>
+          <w:b/>
+          <w:i w:val="0"/>
+          <w:sz w:val="22"/>
+        </w:rPr>
+        <w:t xml:space="preserve">Тамара: </w:t>
+      </w:r>
+      <w:r>
+        <w:rPr>
+          <w:rFonts w:ascii="Times New Roman" w:hAnsi="Times New Roman" w:eastAsia="Malgun Gothic"/>
+          <w:b w:val="0"/>
+          <w:i w:val="0"/>
+          <w:sz w:val="22"/>
+        </w:rPr>
+        <w:t>Второе — ванная. Встаю я в семь, до половины восьмого ванная моя. Потом — ваша.</w:t>
+      </w:r>
+    </w:p>
+    <w:p>
+      <w:pPr>
+        <w:spacing w:before="0" w:after="110" w:line="300" w:lineRule="auto"/>
+      </w:pPr>
+      <w:r>
+        <w:rPr>
+          <w:rFonts w:ascii="Times New Roman" w:hAnsi="Times New Roman" w:eastAsia="Malgun Gothic"/>
+          <w:b/>
+          <w:i w:val="0"/>
+          <w:sz w:val="22"/>
+        </w:rPr>
+        <w:t xml:space="preserve">Лёша: </w:t>
+      </w:r>
+      <w:r>
+        <w:rPr>
+          <w:rFonts w:ascii="Times New Roman" w:hAnsi="Times New Roman" w:eastAsia="Malgun Gothic"/>
+          <w:b w:val="0"/>
+          <w:i w:val="0"/>
+          <w:sz w:val="22"/>
+        </w:rPr>
+        <w:t>Договорились. Я всё равно рано ухожу.</w:t>
+      </w:r>
+    </w:p>
+    <w:p>
+      <w:pPr>
+        <w:spacing w:before="0" w:after="110" w:line="300" w:lineRule="auto"/>
+      </w:pPr>
+      <w:r>
+        <w:rPr>
+          <w:rFonts w:ascii="Times New Roman" w:hAnsi="Times New Roman" w:eastAsia="Malgun Gothic"/>
+          <w:b/>
+          <w:i w:val="0"/>
+          <w:sz w:val="22"/>
+        </w:rPr>
+        <w:t xml:space="preserve">Тамара: </w:t>
+      </w:r>
+      <w:r>
+        <w:rPr>
+          <w:rFonts w:ascii="Times New Roman" w:hAnsi="Times New Roman" w:eastAsia="Malgun Gothic"/>
+          <w:b w:val="0"/>
+          <w:i w:val="0"/>
+          <w:sz w:val="22"/>
+        </w:rPr>
+        <w:t>Третье — гости. Можно, но до одиннадцати и без ночёвок.</w:t>
+      </w:r>
+    </w:p>
+    <w:p>
+      <w:pPr>
+        <w:spacing w:before="0" w:after="110" w:line="300" w:lineRule="auto"/>
+      </w:pPr>
+      <w:r>
+        <w:rPr>
+          <w:rFonts w:ascii="Times New Roman" w:hAnsi="Times New Roman" w:eastAsia="Malgun Gothic"/>
+          <w:b/>
+          <w:i w:val="0"/>
+          <w:sz w:val="22"/>
+        </w:rPr>
+        <w:t xml:space="preserve">Лёша: </w:t>
+      </w:r>
+      <w:r>
+        <w:rPr>
+          <w:rFonts w:ascii="Times New Roman" w:hAnsi="Times New Roman" w:eastAsia="Malgun Gothic"/>
+          <w:b w:val="0"/>
+          <w:i w:val="0"/>
+          <w:sz w:val="22"/>
+        </w:rPr>
+        <w:t>Мне сейчас не до гостей, Тамара Ильинична. Работы по горло.</w:t>
+      </w:r>
+    </w:p>
+    <w:p>
+      <w:pPr>
+        <w:spacing w:before="0" w:after="110" w:line="300" w:lineRule="auto"/>
+      </w:pPr>
+      <w:r>
+        <w:rPr>
+          <w:rFonts w:ascii="Times New Roman" w:hAnsi="Times New Roman" w:eastAsia="Malgun Gothic"/>
+          <w:b/>
+          <w:i w:val="0"/>
+          <w:sz w:val="22"/>
+        </w:rPr>
+        <w:t xml:space="preserve">Тамара: </w:t>
+      </w:r>
+      <w:r>
+        <w:rPr>
+          <w:rFonts w:ascii="Times New Roman" w:hAnsi="Times New Roman" w:eastAsia="Malgun Gothic"/>
+          <w:b w:val="0"/>
+          <w:i w:val="0"/>
+          <w:sz w:val="22"/>
+        </w:rPr>
+        <w:t>Это пока. Четвёртое — свет выключайте за собой. Счётчик крутится, а пенсия у меня не резиновая.</w:t>
+      </w:r>
+    </w:p>
+    <w:p>
+      <w:pPr>
+        <w:spacing w:before="0" w:after="110" w:line="300" w:lineRule="auto"/>
+      </w:pPr>
+      <w:r>
+        <w:rPr>
+          <w:rFonts w:ascii="Times New Roman" w:hAnsi="Times New Roman" w:eastAsia="Malgun Gothic"/>
+          <w:b/>
+          <w:i w:val="0"/>
+          <w:sz w:val="22"/>
+        </w:rPr>
+        <w:t xml:space="preserve">Лёша: </w:t>
+      </w:r>
+      <w:r>
+        <w:rPr>
+          <w:rFonts w:ascii="Times New Roman" w:hAnsi="Times New Roman" w:eastAsia="Malgun Gothic"/>
+          <w:b w:val="0"/>
+          <w:i w:val="0"/>
+          <w:sz w:val="22"/>
+        </w:rPr>
+        <w:t>За свет и воду — пополам?</w:t>
+      </w:r>
+    </w:p>
+    <w:p>
+      <w:pPr>
+        <w:spacing w:before="0" w:after="110" w:line="300" w:lineRule="auto"/>
+      </w:pPr>
+      <w:r>
+        <w:rPr>
+          <w:rFonts w:ascii="Times New Roman" w:hAnsi="Times New Roman" w:eastAsia="Malgun Gothic"/>
+          <w:b/>
+          <w:i w:val="0"/>
+          <w:sz w:val="22"/>
+        </w:rPr>
+        <w:t xml:space="preserve">Тамара: </w:t>
+      </w:r>
+      <w:r>
+        <w:rPr>
+          <w:rFonts w:ascii="Times New Roman" w:hAnsi="Times New Roman" w:eastAsia="Malgun Gothic"/>
+          <w:b w:val="0"/>
+          <w:i w:val="0"/>
+          <w:sz w:val="22"/>
+        </w:rPr>
+        <w:t>По счётчикам, пополам. Остальное входит в цену.</w:t>
+      </w:r>
+    </w:p>
+    <w:p>
+      <w:pPr>
+        <w:spacing w:before="0" w:after="110" w:line="300" w:lineRule="auto"/>
+      </w:pPr>
+      <w:r>
+        <w:rPr>
+          <w:rFonts w:ascii="Times New Roman" w:hAnsi="Times New Roman" w:eastAsia="Malgun Gothic"/>
+          <w:b/>
+          <w:i w:val="0"/>
+          <w:sz w:val="22"/>
+        </w:rPr>
+        <w:t xml:space="preserve">Лёша: </w:t>
+      </w:r>
+      <w:r>
+        <w:rPr>
+          <w:rFonts w:ascii="Times New Roman" w:hAnsi="Times New Roman" w:eastAsia="Malgun Gothic"/>
+          <w:b w:val="0"/>
+          <w:i w:val="0"/>
+          <w:sz w:val="22"/>
+        </w:rPr>
+        <w:t>А холодильник?</w:t>
+      </w:r>
+    </w:p>
+    <w:p>
+      <w:pPr>
+        <w:spacing w:before="0" w:after="110" w:line="300" w:lineRule="auto"/>
+      </w:pPr>
+      <w:r>
+        <w:rPr>
+          <w:rFonts w:ascii="Times New Roman" w:hAnsi="Times New Roman" w:eastAsia="Malgun Gothic"/>
+          <w:b/>
+          <w:i w:val="0"/>
+          <w:sz w:val="22"/>
+        </w:rPr>
+        <w:t xml:space="preserve">Тамара: </w:t>
+      </w:r>
+      <w:r>
+        <w:rPr>
+          <w:rFonts w:ascii="Times New Roman" w:hAnsi="Times New Roman" w:eastAsia="Malgun Gothic"/>
+          <w:b w:val="0"/>
+          <w:i w:val="0"/>
+          <w:sz w:val="22"/>
+        </w:rPr>
+        <w:t>Верхняя полка ваша. Моё не трогать — ваше не трону. Кастрюлю дам, если попросите.</w:t>
+      </w:r>
+    </w:p>
+    <w:p>
+      <w:pPr>
+        <w:spacing w:before="0" w:after="110" w:line="300" w:lineRule="auto"/>
+      </w:pPr>
+      <w:r>
+        <w:rPr>
+          <w:rFonts w:ascii="Times New Roman" w:hAnsi="Times New Roman" w:eastAsia="Malgun Gothic"/>
+          <w:b/>
+          <w:i w:val="0"/>
+          <w:sz w:val="22"/>
+        </w:rPr>
+        <w:t xml:space="preserve">Лёша: </w:t>
+      </w:r>
+      <w:r>
+        <w:rPr>
+          <w:rFonts w:ascii="Times New Roman" w:hAnsi="Times New Roman" w:eastAsia="Malgun Gothic"/>
+          <w:b w:val="0"/>
+          <w:i w:val="0"/>
+          <w:sz w:val="22"/>
+        </w:rPr>
+        <w:t>Кастрюля — это хорошо. Хотя готовлю я так себе. В основном пельмени.</w:t>
+      </w:r>
+    </w:p>
+    <w:p>
+      <w:pPr>
+        <w:spacing w:before="0" w:after="110" w:line="300" w:lineRule="auto"/>
+      </w:pPr>
+      <w:r>
+        <w:rPr>
+          <w:rFonts w:ascii="Times New Roman" w:hAnsi="Times New Roman" w:eastAsia="Malgun Gothic"/>
+          <w:b/>
+          <w:i w:val="0"/>
+          <w:sz w:val="22"/>
+        </w:rPr>
+        <w:t xml:space="preserve">Тамара: </w:t>
+      </w:r>
+      <w:r>
+        <w:rPr>
+          <w:rFonts w:ascii="Times New Roman" w:hAnsi="Times New Roman" w:eastAsia="Malgun Gothic"/>
+          <w:b w:val="0"/>
+          <w:i w:val="0"/>
+          <w:sz w:val="22"/>
+        </w:rPr>
+        <w:t>Пельмени — это не еда, это капитуляция. Ладно, в воскресенье суп варю — налью и вам.</w:t>
+      </w:r>
+    </w:p>
+    <w:p>
+      <w:pPr>
+        <w:spacing w:before="0" w:after="110" w:line="300" w:lineRule="auto"/>
+      </w:pPr>
+      <w:r>
+        <w:rPr>
+          <w:rFonts w:ascii="Times New Roman" w:hAnsi="Times New Roman" w:eastAsia="Malgun Gothic"/>
+          <w:b/>
+          <w:i w:val="0"/>
+          <w:sz w:val="22"/>
+        </w:rPr>
+        <w:t xml:space="preserve">Лёша: </w:t>
+      </w:r>
+      <w:r>
+        <w:rPr>
+          <w:rFonts w:ascii="Times New Roman" w:hAnsi="Times New Roman" w:eastAsia="Malgun Gothic"/>
+          <w:b w:val="0"/>
+          <w:i w:val="0"/>
+          <w:sz w:val="22"/>
+        </w:rPr>
+        <w:t>Да неудобно как-то…</w:t>
+      </w:r>
+    </w:p>
+    <w:p>
+      <w:pPr>
+        <w:spacing w:before="0" w:after="110" w:line="300" w:lineRule="auto"/>
+      </w:pPr>
+      <w:r>
+        <w:rPr>
+          <w:rFonts w:ascii="Times New Roman" w:hAnsi="Times New Roman" w:eastAsia="Malgun Gothic"/>
+          <w:b/>
+          <w:i w:val="0"/>
+          <w:sz w:val="22"/>
+        </w:rPr>
+        <w:t xml:space="preserve">Тамара: </w:t>
+      </w:r>
+      <w:r>
+        <w:rPr>
+          <w:rFonts w:ascii="Times New Roman" w:hAnsi="Times New Roman" w:eastAsia="Malgun Gothic"/>
+          <w:b w:val="0"/>
+          <w:i w:val="0"/>
+          <w:sz w:val="22"/>
+        </w:rPr>
+        <w:t>Неудобно на потолке спать — одеяло падает. Налью, и весь разговор.</w:t>
       </w:r>
     </w:p>
     <w:p>
@@ -288,7 +725,7 @@
           <w:color w:val="555555"/>
           <w:sz w:val="22"/>
         </w:rPr>
-        <w:t>(оглядывает голые стены)</w:t>
+        <w:t>(улыбается)</w:t>
       </w:r>
       <w:r>
         <w:rPr>
@@ -297,7 +734,7 @@
           <w:i w:val="0"/>
           <w:sz w:val="22"/>
         </w:rPr>
-        <w:t xml:space="preserve"> Полгода назад я думал, что самым трудным будет уехать из Новокруцка. Оказалось, самое трудное — найти в Москве розетку, которая работает.</w:t>
+        <w:t xml:space="preserve"> Мама будет довольна.</w:t>
       </w:r>
     </w:p>
     <w:p>
@@ -311,7 +748,7 @@
           <w:i w:val="0"/>
           <w:sz w:val="22"/>
         </w:rPr>
-        <w:t xml:space="preserve">Ольга: </w:t>
+        <w:t xml:space="preserve">Лёша: </w:t>
       </w:r>
       <w:r>
         <w:rPr>
@@ -320,7 +757,7 @@
           <w:i w:val="0"/>
           <w:sz w:val="22"/>
         </w:rPr>
-        <w:t>Здесь работают две. Одну я уже заняла чайником, так что компьютер — в другую. В правозащите чайник важнее компьютера, привыкайте.</w:t>
+        <w:t>А до метро как лучше дойти? Вчера таксист высадил у подъезда, я ничего не запомнил.</w:t>
       </w:r>
     </w:p>
     <w:p>
@@ -334,7 +771,7 @@
           <w:i w:val="0"/>
           <w:sz w:val="22"/>
         </w:rPr>
-        <w:t xml:space="preserve">Лёша: </w:t>
+        <w:t xml:space="preserve">Тамара: </w:t>
       </w:r>
       <w:r>
         <w:rPr>
@@ -343,7 +780,7 @@
           <w:i w:val="0"/>
           <w:sz w:val="22"/>
         </w:rPr>
-        <w:t>Кстати о людях — сколько человек откликнулось на объявление?</w:t>
+        <w:t>Из подъезда налево, мимо аптеки, и прямо. Минут десять. Через дворы — семь, но там собака злая.</w:t>
       </w:r>
     </w:p>
     <w:p>
@@ -357,7 +794,7 @@
           <w:i w:val="0"/>
           <w:sz w:val="22"/>
         </w:rPr>
-        <w:t xml:space="preserve">Ольга: </w:t>
+        <w:t xml:space="preserve">Лёша: </w:t>
       </w:r>
       <w:r>
         <w:rPr>
@@ -366,7 +803,7 @@
           <w:i w:val="0"/>
           <w:sz w:val="22"/>
         </w:rPr>
-        <w:t>Пока пятеро постоянных, ещё дюжина готова помогать по выходным. Для начала неплохо.</w:t>
+        <w:t>Лучше десять.</w:t>
       </w:r>
     </w:p>
     <w:p>
@@ -380,7 +817,7 @@
           <w:i w:val="0"/>
           <w:sz w:val="22"/>
         </w:rPr>
-        <w:t xml:space="preserve">Лёша: </w:t>
+        <w:t xml:space="preserve">Тамара: </w:t>
       </w:r>
       <w:r>
         <w:rPr>
@@ -389,7 +826,7 @@
           <w:i w:val="0"/>
           <w:sz w:val="22"/>
         </w:rPr>
-        <w:t>А юристы среди них есть?</w:t>
+        <w:t>Правильно. Проездной купите сразу, не мучайтесь с разовыми. И на эскалаторе стойте справа, а то затопчут.</w:t>
       </w:r>
     </w:p>
     <w:p>
@@ -403,7 +840,7 @@
           <w:i w:val="0"/>
           <w:sz w:val="22"/>
         </w:rPr>
-        <w:t xml:space="preserve">Ольга: </w:t>
+        <w:t xml:space="preserve">Лёша: </w:t>
       </w:r>
       <w:r>
         <w:rPr>
@@ -412,23 +849,30 @@
           <w:i w:val="0"/>
           <w:sz w:val="22"/>
         </w:rPr>
-        <w:t>Двое. Остальные — студенты, журналисты и один бывший следователь, который, по его словам, «насмотрелся достаточно».</w:t>
+        <w:t>Справа стоять, слева проходить. Запомню.</w:t>
       </w:r>
     </w:p>
     <w:p>
       <w:pPr>
-        <w:keepNext/>
-        <w:spacing w:before="320" w:after="140"/>
+        <w:spacing w:before="0" w:after="110" w:line="300" w:lineRule="auto"/>
       </w:pPr>
       <w:r>
         <w:rPr>
           <w:rFonts w:ascii="Times New Roman" w:hAnsi="Times New Roman" w:eastAsia="Malgun Gothic"/>
           <w:b/>
           <w:i w:val="0"/>
-          <w:color w:val="1F3864"/>
-          <w:sz w:val="26"/>
-        </w:rPr>
-        <w:t>장면 2 — 자원활동가들과의 첫 만남</w:t>
+          <w:sz w:val="22"/>
+        </w:rPr>
+        <w:t xml:space="preserve">Тамара: </w:t>
+      </w:r>
+      <w:r>
+        <w:rPr>
+          <w:rFonts w:ascii="Times New Roman" w:hAnsi="Times New Roman" w:eastAsia="Malgun Gothic"/>
+          <w:b w:val="0"/>
+          <w:i w:val="0"/>
+          <w:sz w:val="22"/>
+        </w:rPr>
+        <w:t>И телефон в задний карман не суйте. Вы у нас откуда?</w:t>
       </w:r>
     </w:p>
     <w:p>
@@ -442,7 +886,7 @@
           <w:i w:val="0"/>
           <w:sz w:val="22"/>
         </w:rPr>
-        <w:t xml:space="preserve">Катя: </w:t>
+        <w:t xml:space="preserve">Лёша: </w:t>
       </w:r>
       <w:r>
         <w:rPr>
@@ -451,7 +895,7 @@
           <w:i w:val="0"/>
           <w:sz w:val="22"/>
         </w:rPr>
-        <w:t>Алексей Николаевич? Здравствуйте. Это правда, что вы вели то самое дело «Сибзавода»? Я читала статью Волковой.</w:t>
+        <w:t>Из Новокруцка.</w:t>
       </w:r>
     </w:p>
     <w:p>
@@ -465,7 +909,7 @@
           <w:i w:val="0"/>
           <w:sz w:val="22"/>
         </w:rPr>
-        <w:t xml:space="preserve">Лёша: </w:t>
+        <w:t xml:space="preserve">Тамара: </w:t>
       </w:r>
       <w:r>
         <w:rPr>
@@ -474,7 +918,7 @@
           <w:i w:val="0"/>
           <w:sz w:val="22"/>
         </w:rPr>
-        <w:t>То самое. Хотя вёл его не я один — там было много людей, без которых ничего бы не вышло.</w:t>
+        <w:t>Вот. А здесь не Новокруцк. Бутерброд возьмите, я уже сделала. С сыром. Первый день — и без завтрака? Нет уж.</w:t>
       </w:r>
     </w:p>
     <w:p>
@@ -488,7 +932,7 @@
           <w:i w:val="0"/>
           <w:sz w:val="22"/>
         </w:rPr>
-        <w:t xml:space="preserve">Катя: </w:t>
+        <w:t xml:space="preserve">Лёша: </w:t>
       </w:r>
       <w:r>
         <w:rPr>
@@ -497,7 +941,7 @@
           <w:i w:val="0"/>
           <w:sz w:val="22"/>
         </w:rPr>
-        <w:t>Я Катя Лисина, юрфак, третий курс. Хочу помогать с делами вроде того, что было в Тайболе.</w:t>
+        <w:t>Тамара Ильинична, вы меня разбалуете.</w:t>
       </w:r>
     </w:p>
     <w:p>
@@ -511,7 +955,7 @@
           <w:i w:val="0"/>
           <w:sz w:val="22"/>
         </w:rPr>
-        <w:t xml:space="preserve">Лёша: </w:t>
+        <w:t xml:space="preserve">Тамара: </w:t>
       </w:r>
       <w:r>
         <w:rPr>
@@ -520,76 +964,7 @@
           <w:i w:val="0"/>
           <w:sz w:val="22"/>
         </w:rPr>
-        <w:t>Хорошо, что пришла. Работы много — на всех хватит.</w:t>
-      </w:r>
-    </w:p>
-    <w:p>
-      <w:pPr>
-        <w:spacing w:before="0" w:after="110" w:line="300" w:lineRule="auto"/>
-      </w:pPr>
-      <w:r>
-        <w:rPr>
-          <w:rFonts w:ascii="Times New Roman" w:hAnsi="Times New Roman" w:eastAsia="Malgun Gothic"/>
-          <w:b/>
-          <w:i w:val="0"/>
-          <w:sz w:val="22"/>
-        </w:rPr>
-        <w:t xml:space="preserve">Катя: </w:t>
-      </w:r>
-      <w:r>
-        <w:rPr>
-          <w:rFonts w:ascii="Times New Roman" w:hAnsi="Times New Roman" w:eastAsia="Malgun Gothic"/>
-          <w:b w:val="0"/>
-          <w:i w:val="0"/>
-          <w:sz w:val="22"/>
-        </w:rPr>
-        <w:t>И правда, что вы хотите сделать сеть по всей стране, не только в Москве?</w:t>
-      </w:r>
-    </w:p>
-    <w:p>
-      <w:pPr>
-        <w:spacing w:before="0" w:after="110" w:line="300" w:lineRule="auto"/>
-      </w:pPr>
-      <w:r>
-        <w:rPr>
-          <w:rFonts w:ascii="Times New Roman" w:hAnsi="Times New Roman" w:eastAsia="Malgun Gothic"/>
-          <w:b/>
-          <w:i w:val="0"/>
-          <w:sz w:val="22"/>
-        </w:rPr>
-        <w:t xml:space="preserve">Лёша: </w:t>
-      </w:r>
-      <w:r>
-        <w:rPr>
-          <w:rFonts w:ascii="Times New Roman" w:hAnsi="Times New Roman" w:eastAsia="Malgun Gothic"/>
-          <w:b w:val="0"/>
-          <w:i w:val="0"/>
-          <w:sz w:val="22"/>
-        </w:rPr>
-        <w:t>Правда. Смысл не в том, чтобы сидеть в столице и решать проблемы регионов издалека. Смысл — соединить местных юристов и активистов друг с другом, чтобы никто больше не боролся в одиночку, как когда-то мы в Новокруцке.</w:t>
-      </w:r>
-    </w:p>
-    <w:p>
-      <w:pPr>
-        <w:spacing w:before="0" w:after="110" w:line="300" w:lineRule="auto"/>
-      </w:pPr>
-      <w:r>
-        <w:rPr>
-          <w:rFonts w:ascii="Times New Roman" w:hAnsi="Times New Roman" w:eastAsia="Malgun Gothic"/>
-          <w:b/>
-          <w:i w:val="0"/>
-          <w:sz w:val="22"/>
-        </w:rPr>
-        <w:t xml:space="preserve">Катя: </w:t>
-      </w:r>
-      <w:r>
-        <w:rPr>
-          <w:rFonts w:ascii="Times New Roman" w:hAnsi="Times New Roman" w:eastAsia="Malgun Gothic"/>
-          <w:b w:val="0"/>
-          <w:i w:val="0"/>
-          <w:sz w:val="22"/>
-        </w:rPr>
-        <w:t>Тогда вам нужна база. Кто где, кто чем занимается, кому можно доверять. Я умею работать с реестрами — на курсовой целый семестр копалась в реестре юрлиц.</w:t>
+        <w:t>Не разбалую. За второй месяц заплатите вовремя — вот и квиты. Ключи не забыли?</w:t>
       </w:r>
     </w:p>
     <w:p>
@@ -613,7 +988,7 @@
           <w:color w:val="555555"/>
           <w:sz w:val="22"/>
         </w:rPr>
-        <w:t>(с интересом)</w:t>
+        <w:t>(хлопает по карману)</w:t>
       </w:r>
       <w:r>
         <w:rPr>
@@ -622,7 +997,7 @@
           <w:i w:val="0"/>
           <w:sz w:val="22"/>
         </w:rPr>
-        <w:t xml:space="preserve"> И что там можно найти?</w:t>
+        <w:t xml:space="preserve"> Тут. Большой — от подъезда, маленький — от квартиры?</w:t>
       </w:r>
     </w:p>
     <w:p>
@@ -636,7 +1011,7 @@
           <w:i w:val="0"/>
           <w:sz w:val="22"/>
         </w:rPr>
-        <w:t xml:space="preserve">Катя: </w:t>
+        <w:t xml:space="preserve">Тамара: </w:t>
       </w:r>
       <w:r>
         <w:rPr>
@@ -645,137 +1020,29 @@
           <w:i w:val="0"/>
           <w:sz w:val="22"/>
         </w:rPr>
-        <w:t>Кто кому принадлежит и через какие фирмы. Скучно, но иногда находишь такое, что потом не спишь.</w:t>
+        <w:t>Наоборот. Ну, с богом.</w:t>
       </w:r>
     </w:p>
     <w:p>
       <w:pPr>
-        <w:spacing w:before="0" w:after="110" w:line="300" w:lineRule="auto"/>
+        <w:keepNext/>
+        <w:spacing w:before="320" w:after="140"/>
       </w:pPr>
       <w:r>
         <w:rPr>
           <w:rFonts w:ascii="Times New Roman" w:hAnsi="Times New Roman" w:eastAsia="Malgun Gothic"/>
           <w:b/>
           <w:i w:val="0"/>
-          <w:sz w:val="22"/>
-        </w:rPr>
-        <w:t xml:space="preserve">Лёша: </w:t>
-      </w:r>
-      <w:r>
-        <w:rPr>
-          <w:rFonts w:ascii="Times New Roman" w:hAnsi="Times New Roman" w:eastAsia="Malgun Gothic"/>
-          <w:b w:val="0"/>
-          <w:i w:val="0"/>
-          <w:sz w:val="22"/>
-        </w:rPr>
-        <w:t>Тогда ты нам нужна больше, чем думаешь. Начнёшь с базы контактов.</w:t>
+          <w:color w:val="1F3864"/>
+          <w:sz w:val="26"/>
+        </w:rPr>
+        <w:t>장면 2 — 모스크바, «스베트»의 새 사무실</w:t>
       </w:r>
     </w:p>
     <w:p>
       <w:pPr>
         <w:spacing w:before="0" w:after="110" w:line="300" w:lineRule="auto"/>
       </w:pPr>
-      <w:r>
-        <w:rPr>
-          <w:rFonts w:ascii="Times New Roman" w:hAnsi="Times New Roman" w:eastAsia="Malgun Gothic"/>
-          <w:b/>
-          <w:i w:val="0"/>
-          <w:sz w:val="22"/>
-        </w:rPr>
-        <w:t xml:space="preserve">Катя: </w:t>
-      </w:r>
-      <w:r>
-        <w:rPr>
-          <w:rFonts w:ascii="Times New Roman" w:hAnsi="Times New Roman" w:eastAsia="Malgun Gothic"/>
-          <w:b w:val="0"/>
-          <w:i w:val="0"/>
-          <w:sz w:val="22"/>
-        </w:rPr>
-        <w:t>А Тайбола? Я читала, что суд приостановил работы. Это уже победа?</w:t>
-      </w:r>
-    </w:p>
-    <w:p>
-      <w:pPr>
-        <w:spacing w:before="0" w:after="110" w:line="300" w:lineRule="auto"/>
-      </w:pPr>
-      <w:r>
-        <w:rPr>
-          <w:rFonts w:ascii="Times New Roman" w:hAnsi="Times New Roman" w:eastAsia="Malgun Gothic"/>
-          <w:b/>
-          <w:i w:val="0"/>
-          <w:sz w:val="22"/>
-        </w:rPr>
-        <w:t xml:space="preserve">Лёша: </w:t>
-      </w:r>
-      <w:r>
-        <w:rPr>
-          <w:rFonts w:ascii="Times New Roman" w:hAnsi="Times New Roman" w:eastAsia="Malgun Gothic"/>
-          <w:b w:val="0"/>
-          <w:i w:val="0"/>
-          <w:sz w:val="22"/>
-        </w:rPr>
-        <w:t>Это передышка. Определение суда — просто бумага. Её надо охранять, как забор: каждый день обходить и смотреть, где подкопали.</w:t>
-      </w:r>
-    </w:p>
-    <w:p>
-      <w:pPr>
-        <w:spacing w:before="0" w:after="110" w:line="300" w:lineRule="auto"/>
-      </w:pPr>
-      <w:r>
-        <w:rPr>
-          <w:rFonts w:ascii="Times New Roman" w:hAnsi="Times New Roman" w:eastAsia="Malgun Gothic"/>
-          <w:b/>
-          <w:i w:val="0"/>
-          <w:sz w:val="22"/>
-        </w:rPr>
-        <w:t xml:space="preserve">Катя: </w:t>
-      </w:r>
-      <w:r>
-        <w:rPr>
-          <w:rFonts w:ascii="Times New Roman" w:hAnsi="Times New Roman" w:eastAsia="Malgun Gothic"/>
-          <w:b w:val="0"/>
-          <w:i w:val="0"/>
-          <w:sz w:val="22"/>
-        </w:rPr>
-        <w:t>И кто её охраняет?</w:t>
-      </w:r>
-    </w:p>
-    <w:p>
-      <w:pPr>
-        <w:spacing w:before="0" w:after="110" w:line="300" w:lineRule="auto"/>
-      </w:pPr>
-      <w:r>
-        <w:rPr>
-          <w:rFonts w:ascii="Times New Roman" w:hAnsi="Times New Roman" w:eastAsia="Malgun Gothic"/>
-          <w:b/>
-          <w:i w:val="0"/>
-          <w:sz w:val="22"/>
-        </w:rPr>
-        <w:t xml:space="preserve">Лёша: </w:t>
-      </w:r>
-      <w:r>
-        <w:rPr>
-          <w:rFonts w:ascii="Times New Roman" w:hAnsi="Times New Roman" w:eastAsia="Malgun Gothic"/>
-          <w:b w:val="0"/>
-          <w:i w:val="0"/>
-          <w:sz w:val="22"/>
-        </w:rPr>
-        <w:t>Ольга Викторовна и Михаил Егорович, старейшина чолканов. Он звонит мне и докладывает, как часовой: «Техники нет, лес стоит».</w:t>
-      </w:r>
-    </w:p>
-    <w:p>
-      <w:pPr>
-        <w:spacing w:before="0" w:after="110" w:line="300" w:lineRule="auto"/>
-      </w:pPr>
-      <w:r>
-        <w:rPr>
-          <w:rFonts w:ascii="Times New Roman" w:hAnsi="Times New Roman" w:eastAsia="Malgun Gothic"/>
-          <w:b/>
-          <w:i w:val="0"/>
-          <w:sz w:val="22"/>
-        </w:rPr>
-        <w:t xml:space="preserve">Катя: </w:t>
-      </w:r>
       <w:r>
         <w:rPr>
           <w:rFonts w:ascii="Times New Roman" w:hAnsi="Times New Roman" w:eastAsia="Malgun Gothic"/>
@@ -784,16 +1051,7 @@
           <w:color w:val="555555"/>
           <w:sz w:val="22"/>
         </w:rPr>
-        <w:t>(записывает в блокнот)</w:t>
-      </w:r>
-      <w:r>
-        <w:rPr>
-          <w:rFonts w:ascii="Times New Roman" w:hAnsi="Times New Roman" w:eastAsia="Malgun Gothic"/>
-          <w:b w:val="0"/>
-          <w:i w:val="0"/>
-          <w:sz w:val="22"/>
-        </w:rPr>
-        <w:t xml:space="preserve"> «Техники нет, лес стоит». Можно, я это на стену повешу?</w:t>
+        <w:t>(в углу комнаты вода мерно капает в пластиковое ведро)</w:t>
       </w:r>
     </w:p>
     <w:p>
@@ -807,7 +1065,7 @@
           <w:i w:val="0"/>
           <w:sz w:val="22"/>
         </w:rPr>
-        <w:t xml:space="preserve">Лёша: </w:t>
+        <w:t xml:space="preserve">Ольга: </w:t>
       </w:r>
       <w:r>
         <w:rPr>
@@ -816,23 +1074,30 @@
           <w:i w:val="0"/>
           <w:sz w:val="22"/>
         </w:rPr>
-        <w:t>Вешай. Только не над ведром.</w:t>
+        <w:t>Ну как вам новый офис, Алексей? Не хоромы, конечно, но с чего-то начинать надо.</w:t>
       </w:r>
     </w:p>
     <w:p>
       <w:pPr>
-        <w:keepNext/>
-        <w:spacing w:before="320" w:after="140"/>
+        <w:spacing w:before="0" w:after="110" w:line="300" w:lineRule="auto"/>
       </w:pPr>
       <w:r>
         <w:rPr>
           <w:rFonts w:ascii="Times New Roman" w:hAnsi="Times New Roman" w:eastAsia="Malgun Gothic"/>
           <w:b/>
           <w:i w:val="0"/>
-          <w:color w:val="1F3864"/>
-          <w:sz w:val="26"/>
-        </w:rPr>
-        <w:t>장면 3 — 등록 서류 작업, 파벨의 전화</w:t>
+          <w:sz w:val="22"/>
+        </w:rPr>
+        <w:t xml:space="preserve">Лёша: </w:t>
+      </w:r>
+      <w:r>
+        <w:rPr>
+          <w:rFonts w:ascii="Times New Roman" w:hAnsi="Times New Roman" w:eastAsia="Malgun Gothic"/>
+          <w:b w:val="0"/>
+          <w:i w:val="0"/>
+          <w:sz w:val="22"/>
+        </w:rPr>
+        <w:t>Две комнаты и протекающий потолок. Начало скромное.</w:t>
       </w:r>
     </w:p>
     <w:p>
@@ -855,7 +1120,7 @@
           <w:i w:val="0"/>
           <w:sz w:val="22"/>
         </w:rPr>
-        <w:t>Документы на регистрацию готовы. Название утверждаем окончательно — «Свет»?</w:t>
+        <w:t>Все великие дела начинались со скромных потолков. Главное — не потолок, а люди под ним.</w:t>
       </w:r>
     </w:p>
     <w:p>
@@ -871,66 +1136,6 @@
         </w:rPr>
         <w:t xml:space="preserve">Лёша: </w:t>
       </w:r>
-      <w:r>
-        <w:rPr>
-          <w:rFonts w:ascii="Times New Roman" w:hAnsi="Times New Roman" w:eastAsia="Malgun Gothic"/>
-          <w:b w:val="0"/>
-          <w:i w:val="0"/>
-          <w:sz w:val="22"/>
-        </w:rPr>
-        <w:t>«Свет». Коротко, понятно, и формально трудно придраться.</w:t>
-      </w:r>
-    </w:p>
-    <w:p>
-      <w:pPr>
-        <w:spacing w:before="0" w:after="110" w:line="300" w:lineRule="auto"/>
-      </w:pPr>
-      <w:r>
-        <w:rPr>
-          <w:rFonts w:ascii="Times New Roman" w:hAnsi="Times New Roman" w:eastAsia="Malgun Gothic"/>
-          <w:b/>
-          <w:i w:val="0"/>
-          <w:sz w:val="22"/>
-        </w:rPr>
-        <w:t xml:space="preserve">Ольга: </w:t>
-      </w:r>
-      <w:r>
-        <w:rPr>
-          <w:rFonts w:ascii="Times New Roman" w:hAnsi="Times New Roman" w:eastAsia="Malgun Gothic"/>
-          <w:b w:val="0"/>
-          <w:i w:val="0"/>
-          <w:sz w:val="22"/>
-        </w:rPr>
-        <w:t>Юристы Минюста найдут, к чему придраться, поверьте моему опыту. У меня за десять лет так закрыли три организации.</w:t>
-      </w:r>
-    </w:p>
-    <w:p>
-      <w:pPr>
-        <w:spacing w:before="0" w:after="110" w:line="300" w:lineRule="auto"/>
-      </w:pPr>
-      <w:r>
-        <w:rPr>
-          <w:rFonts w:ascii="Times New Roman" w:hAnsi="Times New Roman" w:eastAsia="Malgun Gothic"/>
-          <w:b/>
-          <w:i w:val="0"/>
-          <w:sz w:val="22"/>
-        </w:rPr>
-        <w:t xml:space="preserve">Лёша: </w:t>
-      </w:r>
-      <w:r>
-        <w:rPr>
-          <w:rFonts w:ascii="Times New Roman" w:hAnsi="Times New Roman" w:eastAsia="Malgun Gothic"/>
-          <w:b w:val="0"/>
-          <w:i w:val="0"/>
-          <w:sz w:val="22"/>
-        </w:rPr>
-        <w:t>Тогда сделаем всё формально безупречно. Паша обещал прислать финальную версию устава к пятнице.</w:t>
-      </w:r>
-    </w:p>
-    <w:p>
-      <w:pPr>
-        <w:spacing w:before="0" w:after="110" w:line="300" w:lineRule="auto"/>
-      </w:pPr>
       <w:r>
         <w:rPr>
           <w:rFonts w:ascii="Times New Roman" w:hAnsi="Times New Roman" w:eastAsia="Malgun Gothic"/>
@@ -939,7 +1144,16 @@
           <w:color w:val="555555"/>
           <w:sz w:val="22"/>
         </w:rPr>
-        <w:t>(звонит телефон — Павел)</w:t>
+        <w:t>(подставляет второе ведро)</w:t>
+      </w:r>
+      <w:r>
+        <w:rPr>
+          <w:rFonts w:ascii="Times New Roman" w:hAnsi="Times New Roman" w:eastAsia="Malgun Gothic"/>
+          <w:b w:val="0"/>
+          <w:i w:val="0"/>
+          <w:sz w:val="22"/>
+        </w:rPr>
+        <w:t xml:space="preserve"> Люди под ним, судя по всему, будут ходить в резиновых сапогах. В Новокруцке Виктор Петрович сам лазил на крышу с рубероидом. Говорил: адвокат, который не может заделать дыру над головой, не заделает и дыру в обвинении.</w:t>
       </w:r>
     </w:p>
     <w:p>
@@ -953,7 +1167,76 @@
           <w:i w:val="0"/>
           <w:sz w:val="22"/>
         </w:rPr>
-        <w:t xml:space="preserve">Павел: </w:t>
+        <w:t xml:space="preserve">Ольга: </w:t>
+      </w:r>
+      <w:r>
+        <w:rPr>
+          <w:rFonts w:ascii="Times New Roman" w:hAnsi="Times New Roman" w:eastAsia="Malgun Gothic"/>
+          <w:b w:val="0"/>
+          <w:i w:val="0"/>
+          <w:sz w:val="22"/>
+        </w:rPr>
+        <w:t>Похоже на него. Только здесь пятый этаж, так что обойдёмся без подвигов.</w:t>
+      </w:r>
+    </w:p>
+    <w:p>
+      <w:pPr>
+        <w:spacing w:before="0" w:after="110" w:line="300" w:lineRule="auto"/>
+      </w:pPr>
+      <w:r>
+        <w:rPr>
+          <w:rFonts w:ascii="Times New Roman" w:hAnsi="Times New Roman" w:eastAsia="Malgun Gothic"/>
+          <w:b/>
+          <w:i w:val="0"/>
+          <w:sz w:val="22"/>
+        </w:rPr>
+        <w:t xml:space="preserve">Лёша: </w:t>
+      </w:r>
+      <w:r>
+        <w:rPr>
+          <w:rFonts w:ascii="Times New Roman" w:hAnsi="Times New Roman" w:eastAsia="Malgun Gothic"/>
+          <w:b w:val="0"/>
+          <w:i w:val="0"/>
+          <w:sz w:val="22"/>
+        </w:rPr>
+        <w:t>Хозяин обещал прислать кровельщика «на днях». Я спросил, что значит «на днях». Он сказал: «В Москве — это до зимы».</w:t>
+      </w:r>
+    </w:p>
+    <w:p>
+      <w:pPr>
+        <w:spacing w:before="0" w:after="110" w:line="300" w:lineRule="auto"/>
+      </w:pPr>
+      <w:r>
+        <w:rPr>
+          <w:rFonts w:ascii="Times New Roman" w:hAnsi="Times New Roman" w:eastAsia="Malgun Gothic"/>
+          <w:b/>
+          <w:i w:val="0"/>
+          <w:sz w:val="22"/>
+        </w:rPr>
+        <w:t xml:space="preserve">Ольга: </w:t>
+      </w:r>
+      <w:r>
+        <w:rPr>
+          <w:rFonts w:ascii="Times New Roman" w:hAnsi="Times New Roman" w:eastAsia="Malgun Gothic"/>
+          <w:b w:val="0"/>
+          <w:i w:val="0"/>
+          <w:sz w:val="22"/>
+        </w:rPr>
+        <w:t>Значит, до зимы. Зато аренда на треть ниже, чем в соседнем доме. За сухой потолок мы пока платить не можем.</w:t>
+      </w:r>
+    </w:p>
+    <w:p>
+      <w:pPr>
+        <w:spacing w:before="0" w:after="110" w:line="300" w:lineRule="auto"/>
+      </w:pPr>
+      <w:r>
+        <w:rPr>
+          <w:rFonts w:ascii="Times New Roman" w:hAnsi="Times New Roman" w:eastAsia="Malgun Gothic"/>
+          <w:b/>
+          <w:i w:val="0"/>
+          <w:sz w:val="22"/>
+        </w:rPr>
+        <w:t xml:space="preserve">Лёша: </w:t>
       </w:r>
       <w:r>
         <w:rPr>
@@ -963,7 +1246,7 @@
           <w:color w:val="555555"/>
           <w:sz w:val="22"/>
         </w:rPr>
-        <w:t>(по телефону)</w:t>
+        <w:t>(оглядывает голые стены)</w:t>
       </w:r>
       <w:r>
         <w:rPr>
@@ -972,7 +1255,7 @@
           <w:i w:val="0"/>
           <w:sz w:val="22"/>
         </w:rPr>
-        <w:t xml:space="preserve"> Лёша, привет из Новокруцка! Устав посмотрел. Пункт четвёртый переписал — у вас там «иная деятельность, не запрещённая законом». Минюст такие формулировки обожает: под «иную деятельность» можно подвести что угодно!</w:t>
+        <w:t xml:space="preserve"> Полгода назад я думал, что самым трудным будет уехать из Новокруцка. Оказалось, самое трудное — найти в Москве розетку, которая работает.</w:t>
       </w:r>
     </w:p>
     <w:p>
@@ -986,7 +1269,7 @@
           <w:i w:val="0"/>
           <w:sz w:val="22"/>
         </w:rPr>
-        <w:t xml:space="preserve">Лёша: </w:t>
+        <w:t xml:space="preserve">Ольга: </w:t>
       </w:r>
       <w:r>
         <w:rPr>
@@ -995,7 +1278,7 @@
           <w:i w:val="0"/>
           <w:sz w:val="22"/>
         </w:rPr>
-        <w:t>И что предлагаешь?</w:t>
+        <w:t>Здесь работают две. Одну я уже заняла чайником, так что компьютер — в другую. В правозащите чайник важнее компьютера, привыкайте.</w:t>
       </w:r>
     </w:p>
     <w:p>
@@ -1009,7 +1292,7 @@
           <w:i w:val="0"/>
           <w:sz w:val="22"/>
         </w:rPr>
-        <w:t xml:space="preserve">Павел: </w:t>
+        <w:t xml:space="preserve">Лёша: </w:t>
       </w:r>
       <w:r>
         <w:rPr>
@@ -1018,7 +1301,7 @@
           <w:i w:val="0"/>
           <w:sz w:val="22"/>
         </w:rPr>
-        <w:t>Закрытый перечень. Правовая помощь, просвещение, мониторинг. Ни слова лишнего. Чем скучнее устав, тем дольше вы проживёте.</w:t>
+        <w:t>Кстати о людях — сколько человек откликнулось на объявление?</w:t>
       </w:r>
     </w:p>
     <w:p>
@@ -1032,7 +1315,7 @@
           <w:i w:val="0"/>
           <w:sz w:val="22"/>
         </w:rPr>
-        <w:t xml:space="preserve">Лёша: </w:t>
+        <w:t xml:space="preserve">Ольга: </w:t>
       </w:r>
       <w:r>
         <w:rPr>
@@ -1041,7 +1324,7 @@
           <w:i w:val="0"/>
           <w:sz w:val="22"/>
         </w:rPr>
-        <w:t>Спасибо, Паш. Правда.</w:t>
+        <w:t>Пока пятеро постоянных, ещё дюжина готова помогать по выходным. Для начала неплохо.</w:t>
       </w:r>
     </w:p>
     <w:p>
@@ -1055,7 +1338,7 @@
           <w:i w:val="0"/>
           <w:sz w:val="22"/>
         </w:rPr>
-        <w:t xml:space="preserve">Павел: </w:t>
+        <w:t xml:space="preserve">Лёша: </w:t>
       </w:r>
       <w:r>
         <w:rPr>
@@ -1064,7 +1347,7 @@
           <w:i w:val="0"/>
           <w:sz w:val="22"/>
         </w:rPr>
-        <w:t>Только, Лёш… моё имя нигде не свети, ладно? Ни в учредителях, ни в благодарностях. Клиенты у меня люди нервные.</w:t>
+        <w:t>А юристы среди них есть?</w:t>
       </w:r>
     </w:p>
     <w:p>
@@ -1078,7 +1361,7 @@
           <w:i w:val="0"/>
           <w:sz w:val="22"/>
         </w:rPr>
-        <w:t xml:space="preserve">Лёша: </w:t>
+        <w:t xml:space="preserve">Ольга: </w:t>
       </w:r>
       <w:r>
         <w:rPr>
@@ -1087,30 +1370,23 @@
           <w:i w:val="0"/>
           <w:sz w:val="22"/>
         </w:rPr>
-        <w:t>Помню. «По-тихому».</w:t>
+        <w:t>Двое. Остальные — студенты, журналисты и один бывший следователь, который, по его словам, «насмотрелся достаточно».</w:t>
       </w:r>
     </w:p>
     <w:p>
       <w:pPr>
-        <w:spacing w:before="0" w:after="110" w:line="300" w:lineRule="auto"/>
+        <w:keepNext/>
+        <w:spacing w:before="320" w:after="140"/>
       </w:pPr>
       <w:r>
         <w:rPr>
           <w:rFonts w:ascii="Times New Roman" w:hAnsi="Times New Roman" w:eastAsia="Malgun Gothic"/>
           <w:b/>
           <w:i w:val="0"/>
-          <w:sz w:val="22"/>
-        </w:rPr>
-        <w:t xml:space="preserve">Павел: </w:t>
-      </w:r>
-      <w:r>
-        <w:rPr>
-          <w:rFonts w:ascii="Times New Roman" w:hAnsi="Times New Roman" w:eastAsia="Malgun Gothic"/>
-          <w:b w:val="0"/>
-          <w:i w:val="0"/>
-          <w:sz w:val="22"/>
-        </w:rPr>
-        <w:t>По-тихому. Маша и так говорит, что я трачу на твоё «спасение мира» больше времени, чем на неё. В пятницу пришлю — не простудись там в своей Москве!</w:t>
+          <w:color w:val="1F3864"/>
+          <w:sz w:val="26"/>
+        </w:rPr>
+        <w:t>장면 3 — 자원활동가들과의 첫 만남</w:t>
       </w:r>
     </w:p>
     <w:p>
@@ -1124,7 +1400,168 @@
           <w:i w:val="0"/>
           <w:sz w:val="22"/>
         </w:rPr>
-        <w:t xml:space="preserve">Ольга: </w:t>
+        <w:t xml:space="preserve">Катя: </w:t>
+      </w:r>
+      <w:r>
+        <w:rPr>
+          <w:rFonts w:ascii="Times New Roman" w:hAnsi="Times New Roman" w:eastAsia="Malgun Gothic"/>
+          <w:b w:val="0"/>
+          <w:i w:val="0"/>
+          <w:sz w:val="22"/>
+        </w:rPr>
+        <w:t>Алексей Николаевич? Здравствуйте. Это правда, что вы вели то самое дело «Сибзавода»? Я читала статью Волковой.</w:t>
+      </w:r>
+    </w:p>
+    <w:p>
+      <w:pPr>
+        <w:spacing w:before="0" w:after="110" w:line="300" w:lineRule="auto"/>
+      </w:pPr>
+      <w:r>
+        <w:rPr>
+          <w:rFonts w:ascii="Times New Roman" w:hAnsi="Times New Roman" w:eastAsia="Malgun Gothic"/>
+          <w:b/>
+          <w:i w:val="0"/>
+          <w:sz w:val="22"/>
+        </w:rPr>
+        <w:t xml:space="preserve">Лёша: </w:t>
+      </w:r>
+      <w:r>
+        <w:rPr>
+          <w:rFonts w:ascii="Times New Roman" w:hAnsi="Times New Roman" w:eastAsia="Malgun Gothic"/>
+          <w:b w:val="0"/>
+          <w:i w:val="0"/>
+          <w:sz w:val="22"/>
+        </w:rPr>
+        <w:t>То самое. Хотя вёл его не я один — там было много людей, без которых ничего бы не вышло.</w:t>
+      </w:r>
+    </w:p>
+    <w:p>
+      <w:pPr>
+        <w:spacing w:before="0" w:after="110" w:line="300" w:lineRule="auto"/>
+      </w:pPr>
+      <w:r>
+        <w:rPr>
+          <w:rFonts w:ascii="Times New Roman" w:hAnsi="Times New Roman" w:eastAsia="Malgun Gothic"/>
+          <w:b/>
+          <w:i w:val="0"/>
+          <w:sz w:val="22"/>
+        </w:rPr>
+        <w:t xml:space="preserve">Катя: </w:t>
+      </w:r>
+      <w:r>
+        <w:rPr>
+          <w:rFonts w:ascii="Times New Roman" w:hAnsi="Times New Roman" w:eastAsia="Malgun Gothic"/>
+          <w:b w:val="0"/>
+          <w:i w:val="0"/>
+          <w:sz w:val="22"/>
+        </w:rPr>
+        <w:t>Я Катя Лисина, юрфак, третий курс. Хочу помогать с делами вроде того, что было в Тайболе.</w:t>
+      </w:r>
+    </w:p>
+    <w:p>
+      <w:pPr>
+        <w:spacing w:before="0" w:after="110" w:line="300" w:lineRule="auto"/>
+      </w:pPr>
+      <w:r>
+        <w:rPr>
+          <w:rFonts w:ascii="Times New Roman" w:hAnsi="Times New Roman" w:eastAsia="Malgun Gothic"/>
+          <w:b/>
+          <w:i w:val="0"/>
+          <w:sz w:val="22"/>
+        </w:rPr>
+        <w:t xml:space="preserve">Лёша: </w:t>
+      </w:r>
+      <w:r>
+        <w:rPr>
+          <w:rFonts w:ascii="Times New Roman" w:hAnsi="Times New Roman" w:eastAsia="Malgun Gothic"/>
+          <w:b w:val="0"/>
+          <w:i w:val="0"/>
+          <w:sz w:val="22"/>
+        </w:rPr>
+        <w:t>Хорошо, что пришла. Работы много — на всех хватит.</w:t>
+      </w:r>
+    </w:p>
+    <w:p>
+      <w:pPr>
+        <w:spacing w:before="0" w:after="110" w:line="300" w:lineRule="auto"/>
+      </w:pPr>
+      <w:r>
+        <w:rPr>
+          <w:rFonts w:ascii="Times New Roman" w:hAnsi="Times New Roman" w:eastAsia="Malgun Gothic"/>
+          <w:b/>
+          <w:i w:val="0"/>
+          <w:sz w:val="22"/>
+        </w:rPr>
+        <w:t xml:space="preserve">Катя: </w:t>
+      </w:r>
+      <w:r>
+        <w:rPr>
+          <w:rFonts w:ascii="Times New Roman" w:hAnsi="Times New Roman" w:eastAsia="Malgun Gothic"/>
+          <w:b w:val="0"/>
+          <w:i w:val="0"/>
+          <w:sz w:val="22"/>
+        </w:rPr>
+        <w:t>И правда, что вы хотите сделать сеть по всей стране, не только в Москве?</w:t>
+      </w:r>
+    </w:p>
+    <w:p>
+      <w:pPr>
+        <w:spacing w:before="0" w:after="110" w:line="300" w:lineRule="auto"/>
+      </w:pPr>
+      <w:r>
+        <w:rPr>
+          <w:rFonts w:ascii="Times New Roman" w:hAnsi="Times New Roman" w:eastAsia="Malgun Gothic"/>
+          <w:b/>
+          <w:i w:val="0"/>
+          <w:sz w:val="22"/>
+        </w:rPr>
+        <w:t xml:space="preserve">Лёша: </w:t>
+      </w:r>
+      <w:r>
+        <w:rPr>
+          <w:rFonts w:ascii="Times New Roman" w:hAnsi="Times New Roman" w:eastAsia="Malgun Gothic"/>
+          <w:b w:val="0"/>
+          <w:i w:val="0"/>
+          <w:sz w:val="22"/>
+        </w:rPr>
+        <w:t>Правда. Смысл не в том, чтобы сидеть в столице и решать проблемы регионов издалека. Смысл — соединить местных юристов и активистов друг с другом, чтобы никто больше не боролся в одиночку, как когда-то мы в Новокруцке.</w:t>
+      </w:r>
+    </w:p>
+    <w:p>
+      <w:pPr>
+        <w:spacing w:before="0" w:after="110" w:line="300" w:lineRule="auto"/>
+      </w:pPr>
+      <w:r>
+        <w:rPr>
+          <w:rFonts w:ascii="Times New Roman" w:hAnsi="Times New Roman" w:eastAsia="Malgun Gothic"/>
+          <w:b/>
+          <w:i w:val="0"/>
+          <w:sz w:val="22"/>
+        </w:rPr>
+        <w:t xml:space="preserve">Катя: </w:t>
+      </w:r>
+      <w:r>
+        <w:rPr>
+          <w:rFonts w:ascii="Times New Roman" w:hAnsi="Times New Roman" w:eastAsia="Malgun Gothic"/>
+          <w:b w:val="0"/>
+          <w:i w:val="0"/>
+          <w:sz w:val="22"/>
+        </w:rPr>
+        <w:t>Тогда вам нужна база. Кто где, кто чем занимается, кому можно доверять. Я умею работать с реестрами — на курсовой целый семестр копалась в реестре юрлиц.</w:t>
+      </w:r>
+    </w:p>
+    <w:p>
+      <w:pPr>
+        <w:spacing w:before="0" w:after="110" w:line="300" w:lineRule="auto"/>
+      </w:pPr>
+      <w:r>
+        <w:rPr>
+          <w:rFonts w:ascii="Times New Roman" w:hAnsi="Times New Roman" w:eastAsia="Malgun Gothic"/>
+          <w:b/>
+          <w:i w:val="0"/>
+          <w:sz w:val="22"/>
+        </w:rPr>
+        <w:t xml:space="preserve">Лёша: </w:t>
       </w:r>
       <w:r>
         <w:rPr>
@@ -1134,7 +1571,7 @@
           <w:color w:val="555555"/>
           <w:sz w:val="22"/>
         </w:rPr>
-        <w:t>(после звонка)</w:t>
+        <w:t>(с интересом)</w:t>
       </w:r>
       <w:r>
         <w:rPr>
@@ -1143,7 +1580,7 @@
           <w:i w:val="0"/>
           <w:sz w:val="22"/>
         </w:rPr>
-        <w:t xml:space="preserve"> Павел всё ещё помогает только «по-тихому»?</w:t>
+        <w:t xml:space="preserve"> И что там можно найти?</w:t>
       </w:r>
     </w:p>
     <w:p>
@@ -1157,7 +1594,7 @@
           <w:i w:val="0"/>
           <w:sz w:val="22"/>
         </w:rPr>
-        <w:t xml:space="preserve">Лёша: </w:t>
+        <w:t xml:space="preserve">Катя: </w:t>
       </w:r>
       <w:r>
         <w:rPr>
@@ -1166,7 +1603,7 @@
           <w:i w:val="0"/>
           <w:sz w:val="22"/>
         </w:rPr>
-        <w:t>По-тихому. Пока по-другому не готов, и я его понимаю. У него семья, кредит, практика.</w:t>
+        <w:t>Кто кому принадлежит и через какие фирмы. Скучно, но иногда находишь такое, что потом не спишь.</w:t>
       </w:r>
     </w:p>
     <w:p>
@@ -1180,7 +1617,7 @@
           <w:i w:val="0"/>
           <w:sz w:val="22"/>
         </w:rPr>
-        <w:t xml:space="preserve">Ольга: </w:t>
+        <w:t xml:space="preserve">Лёша: </w:t>
       </w:r>
       <w:r>
         <w:rPr>
@@ -1189,23 +1626,30 @@
           <w:i w:val="0"/>
           <w:sz w:val="22"/>
         </w:rPr>
-        <w:t>Понимать — правильно. Только помните: тот, кто помогает тихо, так же тихо может и перестать.</w:t>
+        <w:t>Тогда ты нам нужна больше, чем думаешь. Начнёшь с базы контактов.</w:t>
       </w:r>
     </w:p>
     <w:p>
       <w:pPr>
-        <w:keepNext/>
-        <w:spacing w:before="320" w:after="140"/>
+        <w:spacing w:before="0" w:after="110" w:line="300" w:lineRule="auto"/>
       </w:pPr>
       <w:r>
         <w:rPr>
           <w:rFonts w:ascii="Times New Roman" w:hAnsi="Times New Roman" w:eastAsia="Malgun Gothic"/>
           <w:b/>
           <w:i w:val="0"/>
-          <w:color w:val="1F3864"/>
-          <w:sz w:val="26"/>
-        </w:rPr>
-        <w:t>장면 4 — 보리스 아키모프와의 만남</w:t>
+          <w:sz w:val="22"/>
+        </w:rPr>
+        <w:t xml:space="preserve">Катя: </w:t>
+      </w:r>
+      <w:r>
+        <w:rPr>
+          <w:rFonts w:ascii="Times New Roman" w:hAnsi="Times New Roman" w:eastAsia="Malgun Gothic"/>
+          <w:b w:val="0"/>
+          <w:i w:val="0"/>
+          <w:sz w:val="22"/>
+        </w:rPr>
+        <w:t>А Тайбола? Я читала, что суд приостановил работы. Это уже победа?</w:t>
       </w:r>
     </w:p>
     <w:p>
@@ -1219,7 +1663,7 @@
           <w:i w:val="0"/>
           <w:sz w:val="22"/>
         </w:rPr>
-        <w:t xml:space="preserve">Акимов: </w:t>
+        <w:t xml:space="preserve">Лёша: </w:t>
       </w:r>
       <w:r>
         <w:rPr>
@@ -1228,7 +1672,7 @@
           <w:i w:val="0"/>
           <w:sz w:val="22"/>
         </w:rPr>
-        <w:t>Алексей Николаевич, наслышан о вас. Ольга Викторовна давно вас нахваливает.</w:t>
+        <w:t>Это передышка. Определение суда — просто бумага. Её надо охранять, как забор: каждый день обходить и смотреть, где подкопали.</w:t>
       </w:r>
     </w:p>
     <w:p>
@@ -1242,7 +1686,7 @@
           <w:i w:val="0"/>
           <w:sz w:val="22"/>
         </w:rPr>
-        <w:t xml:space="preserve">Лёша: </w:t>
+        <w:t xml:space="preserve">Катя: </w:t>
       </w:r>
       <w:r>
         <w:rPr>
@@ -1251,7 +1695,7 @@
           <w:i w:val="0"/>
           <w:sz w:val="22"/>
         </w:rPr>
-        <w:t>Борис Дмитриевич, для меня честь. Ваша коалиция работает уже пятнадцать лет, насколько я знаю.</w:t>
+        <w:t>И кто её охраняет?</w:t>
       </w:r>
     </w:p>
     <w:p>
@@ -1265,7 +1709,7 @@
           <w:i w:val="0"/>
           <w:sz w:val="22"/>
         </w:rPr>
-        <w:t xml:space="preserve">Акимов: </w:t>
+        <w:t xml:space="preserve">Лёша: </w:t>
       </w:r>
       <w:r>
         <w:rPr>
@@ -1274,7 +1718,7 @@
           <w:i w:val="0"/>
           <w:sz w:val="22"/>
         </w:rPr>
-        <w:t>Пятнадцать лет, и с каждым годом работать сложнее, не легче. Предупреждаю сразу — вы полезете туда, где нас уже не раз били по рукам.</w:t>
+        <w:t>Ольга Викторовна и Михаил Егорович, старейшина чолканов. Он звонит мне и докладывает, как часовой: «Техники нет, лес стоит».</w:t>
       </w:r>
     </w:p>
     <w:p>
@@ -1288,39 +1732,7 @@
           <w:i w:val="0"/>
           <w:sz w:val="22"/>
         </w:rPr>
-        <w:t xml:space="preserve">Лёша: </w:t>
-      </w:r>
-      <w:r>
-        <w:rPr>
-          <w:rFonts w:ascii="Times New Roman" w:hAnsi="Times New Roman" w:eastAsia="Malgun Gothic"/>
-          <w:b w:val="0"/>
-          <w:i w:val="0"/>
-          <w:sz w:val="22"/>
-        </w:rPr>
-        <w:t>Мы готовы к этому.</w:t>
-      </w:r>
-    </w:p>
-    <w:p>
-      <w:pPr>
-        <w:spacing w:before="0" w:after="110" w:line="300" w:lineRule="auto"/>
-      </w:pPr>
-      <w:r>
-        <w:rPr>
-          <w:rFonts w:ascii="Times New Roman" w:hAnsi="Times New Roman" w:eastAsia="Malgun Gothic"/>
-          <w:b/>
-          <w:i w:val="0"/>
-          <w:sz w:val="22"/>
-        </w:rPr>
-        <w:t xml:space="preserve">Акимов: </w:t>
-      </w:r>
-      <w:r>
-        <w:rPr>
-          <w:rFonts w:ascii="Times New Roman" w:hAnsi="Times New Roman" w:eastAsia="Malgun Gothic"/>
-          <w:b w:val="0"/>
-          <w:i w:val="0"/>
-          <w:sz w:val="22"/>
-        </w:rPr>
-        <w:t xml:space="preserve">Готовность и опыт — разные вещи, молодой человек. Но я вижу в вас что-то от Быкова. Мы пересекались с ним на одном процессе в девяностых. Соболезную. </w:t>
+        <w:t xml:space="preserve">Катя: </w:t>
       </w:r>
       <w:r>
         <w:rPr>
@@ -1330,7 +1742,7 @@
           <w:color w:val="555555"/>
           <w:sz w:val="22"/>
         </w:rPr>
-        <w:t>(пауза)</w:t>
+        <w:t>(записывает в блокнот)</w:t>
       </w:r>
       <w:r>
         <w:rPr>
@@ -1339,7 +1751,7 @@
           <w:i w:val="0"/>
           <w:sz w:val="22"/>
         </w:rPr>
-        <w:t xml:space="preserve"> Наша коалиция готова поддержать «Свет» — обменом информацией, консультациями, контактами в регионах. Но с одним условием.</w:t>
+        <w:t xml:space="preserve"> «Техники нет, лес стоит». Можно, я это на стену повешу?</w:t>
       </w:r>
     </w:p>
     <w:p>
@@ -1362,30 +1774,23 @@
           <w:i w:val="0"/>
           <w:sz w:val="22"/>
         </w:rPr>
-        <w:t>Каким?</w:t>
+        <w:t>Вешай. Только не над ведром.</w:t>
       </w:r>
     </w:p>
     <w:p>
       <w:pPr>
-        <w:spacing w:before="0" w:after="110" w:line="300" w:lineRule="auto"/>
+        <w:keepNext/>
+        <w:spacing w:before="320" w:after="140"/>
       </w:pPr>
       <w:r>
         <w:rPr>
           <w:rFonts w:ascii="Times New Roman" w:hAnsi="Times New Roman" w:eastAsia="Malgun Gothic"/>
           <w:b/>
           <w:i w:val="0"/>
-          <w:sz w:val="22"/>
-        </w:rPr>
-        <w:t xml:space="preserve">Акимов: </w:t>
-      </w:r>
-      <w:r>
-        <w:rPr>
-          <w:rFonts w:ascii="Times New Roman" w:hAnsi="Times New Roman" w:eastAsia="Malgun Gothic"/>
-          <w:b w:val="0"/>
-          <w:i w:val="0"/>
-          <w:sz w:val="22"/>
-        </w:rPr>
-        <w:t>Не лезьте в политику раньше времени. Правозащита и политика — соседние комнаты, но дверь между ними должна открыться в правильный момент, не раньше.</w:t>
+          <w:color w:val="1F3864"/>
+          <w:sz w:val="26"/>
+        </w:rPr>
+        <w:t>장면 4 — 등록 서류 작업, 파벨의 전화</w:t>
       </w:r>
     </w:p>
     <w:p>
@@ -1399,7 +1804,7 @@
           <w:i w:val="0"/>
           <w:sz w:val="22"/>
         </w:rPr>
-        <w:t xml:space="preserve">Лёша: </w:t>
+        <w:t xml:space="preserve">Ольга: </w:t>
       </w:r>
       <w:r>
         <w:rPr>
@@ -1408,7 +1813,7 @@
           <w:i w:val="0"/>
           <w:sz w:val="22"/>
         </w:rPr>
-        <w:t>А как понять, что момент правильный?</w:t>
+        <w:t>Документы на регистрацию готовы. Название утверждаем окончательно — «Свет»?</w:t>
       </w:r>
     </w:p>
     <w:p>
@@ -1422,7 +1827,7 @@
           <w:i w:val="0"/>
           <w:sz w:val="22"/>
         </w:rPr>
-        <w:t xml:space="preserve">Акимов: </w:t>
+        <w:t xml:space="preserve">Лёша: </w:t>
       </w:r>
       <w:r>
         <w:rPr>
@@ -1431,7 +1836,7 @@
           <w:i w:val="0"/>
           <w:sz w:val="22"/>
         </w:rPr>
-        <w:t>Когда люди сами попросят вас её открыть. Не журналисты, не политтехнологи — люди. А до тех пор делайте своё дело. Всякому овощу своё время, молодой человек.</w:t>
+        <w:t>«Свет». Коротко, понятно, и формально трудно придраться.</w:t>
       </w:r>
     </w:p>
     <w:p>
@@ -1445,8 +1850,45 @@
           <w:i w:val="0"/>
           <w:sz w:val="22"/>
         </w:rPr>
+        <w:t xml:space="preserve">Ольга: </w:t>
+      </w:r>
+      <w:r>
+        <w:rPr>
+          <w:rFonts w:ascii="Times New Roman" w:hAnsi="Times New Roman" w:eastAsia="Malgun Gothic"/>
+          <w:b w:val="0"/>
+          <w:i w:val="0"/>
+          <w:sz w:val="22"/>
+        </w:rPr>
+        <w:t>Юристы Минюста найдут, к чему придраться, поверьте моему опыту. У меня за десять лет так закрыли три организации.</w:t>
+      </w:r>
+    </w:p>
+    <w:p>
+      <w:pPr>
+        <w:spacing w:before="0" w:after="110" w:line="300" w:lineRule="auto"/>
+      </w:pPr>
+      <w:r>
+        <w:rPr>
+          <w:rFonts w:ascii="Times New Roman" w:hAnsi="Times New Roman" w:eastAsia="Malgun Gothic"/>
+          <w:b/>
+          <w:i w:val="0"/>
+          <w:sz w:val="22"/>
+        </w:rPr>
         <w:t xml:space="preserve">Лёша: </w:t>
       </w:r>
+      <w:r>
+        <w:rPr>
+          <w:rFonts w:ascii="Times New Roman" w:hAnsi="Times New Roman" w:eastAsia="Malgun Gothic"/>
+          <w:b w:val="0"/>
+          <w:i w:val="0"/>
+          <w:sz w:val="22"/>
+        </w:rPr>
+        <w:t>Тогда сделаем всё формально безупречно. Паша обещал прислать финальную версию устава к пятнице.</w:t>
+      </w:r>
+    </w:p>
+    <w:p>
+      <w:pPr>
+        <w:spacing w:before="0" w:after="110" w:line="300" w:lineRule="auto"/>
+      </w:pPr>
       <w:r>
         <w:rPr>
           <w:rFonts w:ascii="Times New Roman" w:hAnsi="Times New Roman" w:eastAsia="Malgun Gothic"/>
@@ -1455,16 +1897,7 @@
           <w:color w:val="555555"/>
           <w:sz w:val="22"/>
         </w:rPr>
-        <w:t>(улыбается)</w:t>
-      </w:r>
-      <w:r>
-        <w:rPr>
-          <w:rFonts w:ascii="Times New Roman" w:hAnsi="Times New Roman" w:eastAsia="Malgun Gothic"/>
-          <w:b w:val="0"/>
-          <w:i w:val="0"/>
-          <w:sz w:val="22"/>
-        </w:rPr>
-        <w:t xml:space="preserve"> Виктор Петрович сказал бы то же самое, только короче и грубее.</w:t>
+        <w:t>(звонит телефон — Павел)</w:t>
       </w:r>
     </w:p>
     <w:p>
@@ -1478,62 +1911,7 @@
           <w:i w:val="0"/>
           <w:sz w:val="22"/>
         </w:rPr>
-        <w:t xml:space="preserve">Акимов: </w:t>
-      </w:r>
-      <w:r>
-        <w:rPr>
-          <w:rFonts w:ascii="Times New Roman" w:hAnsi="Times New Roman" w:eastAsia="Malgun Gothic"/>
-          <w:b w:val="0"/>
-          <w:i w:val="0"/>
-          <w:sz w:val="22"/>
-        </w:rPr>
-        <w:t>Мы с ним однажды полночи спорили в гостинице после того процесса — должен ли адвокат идти в депутаты. Он говорил: никогда. Я говорил: иногда.</w:t>
-      </w:r>
-    </w:p>
-    <w:p>
-      <w:pPr>
-        <w:spacing w:before="0" w:after="110" w:line="300" w:lineRule="auto"/>
-      </w:pPr>
-      <w:r>
-        <w:rPr>
-          <w:rFonts w:ascii="Times New Roman" w:hAnsi="Times New Roman" w:eastAsia="Malgun Gothic"/>
-          <w:b/>
-          <w:i w:val="0"/>
-          <w:sz w:val="22"/>
-        </w:rPr>
-        <w:t xml:space="preserve">Лёша: </w:t>
-      </w:r>
-      <w:r>
-        <w:rPr>
-          <w:rFonts w:ascii="Times New Roman" w:hAnsi="Times New Roman" w:eastAsia="Malgun Gothic"/>
-          <w:b w:val="0"/>
-          <w:i w:val="0"/>
-          <w:sz w:val="22"/>
-        </w:rPr>
-        <w:t>И кто оказался прав?</w:t>
-      </w:r>
-    </w:p>
-    <w:p>
-      <w:pPr>
-        <w:spacing w:before="0" w:after="110" w:line="300" w:lineRule="auto"/>
-      </w:pPr>
-      <w:r>
-        <w:rPr>
-          <w:rFonts w:ascii="Times New Roman" w:hAnsi="Times New Roman" w:eastAsia="Malgun Gothic"/>
-          <w:b/>
-          <w:i w:val="0"/>
-          <w:sz w:val="22"/>
-        </w:rPr>
-        <w:t xml:space="preserve">Акимов: </w:t>
-      </w:r>
-      <w:r>
-        <w:rPr>
-          <w:rFonts w:ascii="Times New Roman" w:hAnsi="Times New Roman" w:eastAsia="Malgun Gothic"/>
-          <w:b w:val="0"/>
-          <w:i w:val="0"/>
-          <w:sz w:val="22"/>
-        </w:rPr>
-        <w:t xml:space="preserve">Пока никто. Спор не закончен. </w:t>
+        <w:t xml:space="preserve">Павел: </w:t>
       </w:r>
       <w:r>
         <w:rPr>
@@ -1543,7 +1921,7 @@
           <w:color w:val="555555"/>
           <w:sz w:val="22"/>
         </w:rPr>
-        <w:t>(пауза)</w:t>
+        <w:t>(по телефону)</w:t>
       </w:r>
       <w:r>
         <w:rPr>
@@ -1552,7 +1930,7 @@
           <w:i w:val="0"/>
           <w:sz w:val="22"/>
         </w:rPr>
-        <w:t xml:space="preserve"> Может быть, вы его и закончите.</w:t>
+        <w:t xml:space="preserve"> Лёша, привет из Новокруцка! Устав посмотрел. Пункт четвёртый переписал — у вас там «иная деятельность, не запрещённая законом». Минюст такие формулировки обожает: под «иную деятельность» можно подвести что угодно!</w:t>
       </w:r>
     </w:p>
     <w:p>
@@ -1575,7 +1953,7 @@
           <w:i w:val="0"/>
           <w:sz w:val="22"/>
         </w:rPr>
-        <w:t>Запомню. Условие принимаю.</w:t>
+        <w:t>И что предлагаешь?</w:t>
       </w:r>
     </w:p>
     <w:p>
@@ -1589,7 +1967,7 @@
           <w:i w:val="0"/>
           <w:sz w:val="22"/>
         </w:rPr>
-        <w:t xml:space="preserve">Акимов: </w:t>
+        <w:t xml:space="preserve">Павел: </w:t>
       </w:r>
       <w:r>
         <w:rPr>
@@ -1598,7 +1976,7 @@
           <w:i w:val="0"/>
           <w:sz w:val="22"/>
         </w:rPr>
-        <w:t>И ещё практическое. Сеть — это не список телефонов. Это люди, которые друг другу доверяют. Начните с малого: одно дело, один регион, один юрист на месте, которому вы верите как себе.</w:t>
+        <w:t>Закрытый перечень. Правовая помощь, просвещение, мониторинг. Ни слова лишнего. Чем скучнее устав, тем дольше вы проживёте.</w:t>
       </w:r>
     </w:p>
     <w:p>
@@ -1621,7 +1999,7 @@
           <w:i w:val="0"/>
           <w:sz w:val="22"/>
         </w:rPr>
-        <w:t>Ольга Викторовна говорила, что у вас есть люди в регионах, которые не боятся шахт и заводов.</w:t>
+        <w:t>Спасибо, Паш. Правда.</w:t>
       </w:r>
     </w:p>
     <w:p>
@@ -1635,7 +2013,7 @@
           <w:i w:val="0"/>
           <w:sz w:val="22"/>
         </w:rPr>
-        <w:t xml:space="preserve">Акимов: </w:t>
+        <w:t xml:space="preserve">Павел: </w:t>
       </w:r>
       <w:r>
         <w:rPr>
@@ -1644,7 +2022,7 @@
           <w:i w:val="0"/>
           <w:sz w:val="22"/>
         </w:rPr>
-        <w:t>Есть. Осторожные, но честные. Осторожность в провинции, молодой человек, — не трусость, а способ дожить до суда.</w:t>
+        <w:t>Только, Лёш… моё имя нигде не свети, ладно? Ни в учредителях, ни в благодарностях. Клиенты у меня люди нервные.</w:t>
       </w:r>
     </w:p>
     <w:p>
@@ -1667,7 +2045,7 @@
           <w:i w:val="0"/>
           <w:sz w:val="22"/>
         </w:rPr>
-        <w:t>Это я знаю лучше, чем хотелось бы.</w:t>
+        <w:t>Помню. «По-тихому».</w:t>
       </w:r>
     </w:p>
     <w:p>
@@ -1681,7 +2059,30 @@
           <w:i w:val="0"/>
           <w:sz w:val="22"/>
         </w:rPr>
-        <w:t xml:space="preserve">Акимов: </w:t>
+        <w:t xml:space="preserve">Павел: </w:t>
+      </w:r>
+      <w:r>
+        <w:rPr>
+          <w:rFonts w:ascii="Times New Roman" w:hAnsi="Times New Roman" w:eastAsia="Malgun Gothic"/>
+          <w:b w:val="0"/>
+          <w:i w:val="0"/>
+          <w:sz w:val="22"/>
+        </w:rPr>
+        <w:t>По-тихому. Маша и так говорит, что я трачу на твоё «спасение мира» больше времени, чем на неё. В пятницу пришлю — не простудись там в своей Москве!</w:t>
+      </w:r>
+    </w:p>
+    <w:p>
+      <w:pPr>
+        <w:spacing w:before="0" w:after="110" w:line="300" w:lineRule="auto"/>
+      </w:pPr>
+      <w:r>
+        <w:rPr>
+          <w:rFonts w:ascii="Times New Roman" w:hAnsi="Times New Roman" w:eastAsia="Malgun Gothic"/>
+          <w:b/>
+          <w:i w:val="0"/>
+          <w:sz w:val="22"/>
+        </w:rPr>
+        <w:t xml:space="preserve">Ольга: </w:t>
       </w:r>
       <w:r>
         <w:rPr>
@@ -1691,7 +2092,7 @@
           <w:color w:val="555555"/>
           <w:sz w:val="22"/>
         </w:rPr>
-        <w:t>(кладёт на стол визитку)</w:t>
+        <w:t>(после звонка)</w:t>
       </w:r>
       <w:r>
         <w:rPr>
@@ -1700,11 +2101,57 @@
           <w:i w:val="0"/>
           <w:sz w:val="22"/>
         </w:rPr>
-        <w:t xml:space="preserve"> Звоните в любое время. Я старый, сплю мало.</w:t>
+        <w:t xml:space="preserve"> Павел всё ещё помогает только «по-тихому»?</w:t>
       </w:r>
     </w:p>
     <w:p>
       <w:pPr>
+        <w:spacing w:before="0" w:after="110" w:line="300" w:lineRule="auto"/>
+      </w:pPr>
+      <w:r>
+        <w:rPr>
+          <w:rFonts w:ascii="Times New Roman" w:hAnsi="Times New Roman" w:eastAsia="Malgun Gothic"/>
+          <w:b/>
+          <w:i w:val="0"/>
+          <w:sz w:val="22"/>
+        </w:rPr>
+        <w:t xml:space="preserve">Лёша: </w:t>
+      </w:r>
+      <w:r>
+        <w:rPr>
+          <w:rFonts w:ascii="Times New Roman" w:hAnsi="Times New Roman" w:eastAsia="Malgun Gothic"/>
+          <w:b w:val="0"/>
+          <w:i w:val="0"/>
+          <w:sz w:val="22"/>
+        </w:rPr>
+        <w:t>По-тихому. Пока по-другому не готов, и я его понимаю. У него семья, кредит, практика.</w:t>
+      </w:r>
+    </w:p>
+    <w:p>
+      <w:pPr>
+        <w:spacing w:before="0" w:after="110" w:line="300" w:lineRule="auto"/>
+      </w:pPr>
+      <w:r>
+        <w:rPr>
+          <w:rFonts w:ascii="Times New Roman" w:hAnsi="Times New Roman" w:eastAsia="Malgun Gothic"/>
+          <w:b/>
+          <w:i w:val="0"/>
+          <w:sz w:val="22"/>
+        </w:rPr>
+        <w:t xml:space="preserve">Ольга: </w:t>
+      </w:r>
+      <w:r>
+        <w:rPr>
+          <w:rFonts w:ascii="Times New Roman" w:hAnsi="Times New Roman" w:eastAsia="Malgun Gothic"/>
+          <w:b w:val="0"/>
+          <w:i w:val="0"/>
+          <w:sz w:val="22"/>
+        </w:rPr>
+        <w:t>Понимать — правильно. Только помните: тот, кто помогает тихо, так же тихо может и перестать.</w:t>
+      </w:r>
+    </w:p>
+    <w:p>
+      <w:pPr>
         <w:keepNext/>
         <w:spacing w:before="320" w:after="140"/>
       </w:pPr>
@@ -1716,7 +2163,7 @@
           <w:color w:val="1F3864"/>
           <w:sz w:val="26"/>
         </w:rPr>
-        <w:t>장면 5 — 사무실, 밤. 자금 문제 첫 논의</w:t>
+        <w:t>장면 5 — 보리스 아키모프와의 만남</w:t>
       </w:r>
     </w:p>
     <w:p>
@@ -1730,7 +2177,7 @@
           <w:i w:val="0"/>
           <w:sz w:val="22"/>
         </w:rPr>
-        <w:t xml:space="preserve">Ольга: </w:t>
+        <w:t xml:space="preserve">Акимов: </w:t>
       </w:r>
       <w:r>
         <w:rPr>
@@ -1739,7 +2186,7 @@
           <w:i w:val="0"/>
           <w:sz w:val="22"/>
         </w:rPr>
-        <w:t>Алексей, нужно поговорить о деньгах.</w:t>
+        <w:t>Алексей Николаевич, наслышан о вас. Ольга Викторовна давно вас нахваливает.</w:t>
       </w:r>
     </w:p>
     <w:p>
@@ -1762,7 +2209,7 @@
           <w:i w:val="0"/>
           <w:sz w:val="22"/>
         </w:rPr>
-        <w:t>Слушаю.</w:t>
+        <w:t>Борис Дмитриевич, для меня честь. Ваша коалиция работает уже пятнадцать лет, насколько я знаю.</w:t>
       </w:r>
     </w:p>
     <w:p>
@@ -1776,7 +2223,7 @@
           <w:i w:val="0"/>
           <w:sz w:val="22"/>
         </w:rPr>
-        <w:t xml:space="preserve">Ольга: </w:t>
+        <w:t xml:space="preserve">Акимов: </w:t>
       </w:r>
       <w:r>
         <w:rPr>
@@ -1785,7 +2232,7 @@
           <w:i w:val="0"/>
           <w:sz w:val="22"/>
         </w:rPr>
-        <w:t>Аренда, зарплата хотя бы для двух штатных сотрудников, поездки в регионы — всё это стоит денег, которых у нас пока нет.</w:t>
+        <w:t>Пятнадцать лет, и с каждым годом работать сложнее, не легче. Предупреждаю сразу — вы полезете туда, где нас уже не раз били по рукам.</w:t>
       </w:r>
     </w:p>
     <w:p>
@@ -1808,7 +2255,7 @@
           <w:i w:val="0"/>
           <w:sz w:val="22"/>
         </w:rPr>
-        <w:t>Гранты?</w:t>
+        <w:t>Мы готовы к этому.</w:t>
       </w:r>
     </w:p>
     <w:p>
@@ -1822,7 +2269,7 @@
           <w:i w:val="0"/>
           <w:sz w:val="22"/>
         </w:rPr>
-        <w:t xml:space="preserve">Ольга: </w:t>
+        <w:t xml:space="preserve">Акимов: </w:t>
       </w:r>
       <w:r>
         <w:rPr>
@@ -1831,228 +2278,7 @@
           <w:i w:val="0"/>
           <w:sz w:val="22"/>
         </w:rPr>
-        <w:t>Я подала заявки в три фонда. Ответ — не раньше чем через два месяца, и то не факт, что одобрят.</w:t>
-      </w:r>
-    </w:p>
-    <w:p>
-      <w:pPr>
-        <w:spacing w:before="0" w:after="110" w:line="300" w:lineRule="auto"/>
-      </w:pPr>
-      <w:r>
-        <w:rPr>
-          <w:rFonts w:ascii="Times New Roman" w:hAnsi="Times New Roman" w:eastAsia="Malgun Gothic"/>
-          <w:b/>
-          <w:i w:val="0"/>
-          <w:sz w:val="22"/>
-        </w:rPr>
-        <w:t xml:space="preserve">Лёша: </w:t>
-      </w:r>
-      <w:r>
-        <w:rPr>
-          <w:rFonts w:ascii="Times New Roman" w:hAnsi="Times New Roman" w:eastAsia="Malgun Gothic"/>
-          <w:b w:val="0"/>
-          <w:i w:val="0"/>
-          <w:sz w:val="22"/>
-        </w:rPr>
-        <w:t>А пока?</w:t>
-      </w:r>
-    </w:p>
-    <w:p>
-      <w:pPr>
-        <w:spacing w:before="0" w:after="110" w:line="300" w:lineRule="auto"/>
-      </w:pPr>
-      <w:r>
-        <w:rPr>
-          <w:rFonts w:ascii="Times New Roman" w:hAnsi="Times New Roman" w:eastAsia="Malgun Gothic"/>
-          <w:b/>
-          <w:i w:val="0"/>
-          <w:sz w:val="22"/>
-        </w:rPr>
-        <w:t xml:space="preserve">Ольга: </w:t>
-      </w:r>
-      <w:r>
-        <w:rPr>
-          <w:rFonts w:ascii="Times New Roman" w:hAnsi="Times New Roman" w:eastAsia="Malgun Gothic"/>
-          <w:b w:val="0"/>
-          <w:i w:val="0"/>
-          <w:sz w:val="22"/>
-        </w:rPr>
-        <w:t>А пока — на моих личных сбережениях и на энтузиазме волонтёров. Долго так продолжаться не может.</w:t>
-      </w:r>
-    </w:p>
-    <w:p>
-      <w:pPr>
-        <w:spacing w:before="0" w:after="110" w:line="300" w:lineRule="auto"/>
-      </w:pPr>
-      <w:r>
-        <w:rPr>
-          <w:rFonts w:ascii="Times New Roman" w:hAnsi="Times New Roman" w:eastAsia="Malgun Gothic"/>
-          <w:b/>
-          <w:i w:val="0"/>
-          <w:sz w:val="22"/>
-        </w:rPr>
-        <w:t xml:space="preserve">Лёша: </w:t>
-      </w:r>
-      <w:r>
-        <w:rPr>
-          <w:rFonts w:ascii="Times New Roman" w:hAnsi="Times New Roman" w:eastAsia="Malgun Gothic"/>
-          <w:b w:val="0"/>
-          <w:i w:val="0"/>
-          <w:sz w:val="22"/>
-        </w:rPr>
-        <w:t>На ваших сбережениях? Ольга Викторовна, я не могу этого допустить.</w:t>
-      </w:r>
-    </w:p>
-    <w:p>
-      <w:pPr>
-        <w:spacing w:before="0" w:after="110" w:line="300" w:lineRule="auto"/>
-      </w:pPr>
-      <w:r>
-        <w:rPr>
-          <w:rFonts w:ascii="Times New Roman" w:hAnsi="Times New Roman" w:eastAsia="Malgun Gothic"/>
-          <w:b/>
-          <w:i w:val="0"/>
-          <w:sz w:val="22"/>
-        </w:rPr>
-        <w:t xml:space="preserve">Ольга: </w:t>
-      </w:r>
-      <w:r>
-        <w:rPr>
-          <w:rFonts w:ascii="Times New Roman" w:hAnsi="Times New Roman" w:eastAsia="Malgun Gothic"/>
-          <w:b w:val="0"/>
-          <w:i w:val="0"/>
-          <w:sz w:val="22"/>
-        </w:rPr>
-        <w:t>Можете и допустите. Детей у меня нет, дачи тоже. На что ещё тратить деньги, как не на это?</w:t>
-      </w:r>
-    </w:p>
-    <w:p>
-      <w:pPr>
-        <w:spacing w:before="0" w:after="110" w:line="300" w:lineRule="auto"/>
-      </w:pPr>
-      <w:r>
-        <w:rPr>
-          <w:rFonts w:ascii="Times New Roman" w:hAnsi="Times New Roman" w:eastAsia="Malgun Gothic"/>
-          <w:b/>
-          <w:i w:val="0"/>
-          <w:sz w:val="22"/>
-        </w:rPr>
-        <w:t xml:space="preserve">Лёша: </w:t>
-      </w:r>
-      <w:r>
-        <w:rPr>
-          <w:rFonts w:ascii="Times New Roman" w:hAnsi="Times New Roman" w:eastAsia="Malgun Gothic"/>
-          <w:b w:val="0"/>
-          <w:i w:val="0"/>
-          <w:sz w:val="22"/>
-        </w:rPr>
-        <w:t>У меня кое-что отложено с новокруцких гонораров. Немного, но на аренду месяца на два хватит.</w:t>
-      </w:r>
-    </w:p>
-    <w:p>
-      <w:pPr>
-        <w:spacing w:before="0" w:after="110" w:line="300" w:lineRule="auto"/>
-      </w:pPr>
-      <w:r>
-        <w:rPr>
-          <w:rFonts w:ascii="Times New Roman" w:hAnsi="Times New Roman" w:eastAsia="Malgun Gothic"/>
-          <w:b/>
-          <w:i w:val="0"/>
-          <w:sz w:val="22"/>
-        </w:rPr>
-        <w:t xml:space="preserve">Ольга: </w:t>
-      </w:r>
-      <w:r>
-        <w:rPr>
-          <w:rFonts w:ascii="Times New Roman" w:hAnsi="Times New Roman" w:eastAsia="Malgun Gothic"/>
-          <w:b w:val="0"/>
-          <w:i w:val="0"/>
-          <w:sz w:val="22"/>
-        </w:rPr>
-        <w:t>Отложите это на билеты. В ближайший год вы будете летать больше любого командировочного чиновника.</w:t>
-      </w:r>
-    </w:p>
-    <w:p>
-      <w:pPr>
-        <w:spacing w:before="0" w:after="110" w:line="300" w:lineRule="auto"/>
-      </w:pPr>
-      <w:r>
-        <w:rPr>
-          <w:rFonts w:ascii="Times New Roman" w:hAnsi="Times New Roman" w:eastAsia="Malgun Gothic"/>
-          <w:b/>
-          <w:i w:val="0"/>
-          <w:sz w:val="22"/>
-        </w:rPr>
-        <w:t xml:space="preserve">Лёша: </w:t>
-      </w:r>
-      <w:r>
-        <w:rPr>
-          <w:rFonts w:ascii="Times New Roman" w:hAnsi="Times New Roman" w:eastAsia="Malgun Gothic"/>
-          <w:b w:val="0"/>
-          <w:i w:val="0"/>
-          <w:sz w:val="22"/>
-        </w:rPr>
-        <w:t>Паша предлагал поискать кредит под организацию.</w:t>
-      </w:r>
-    </w:p>
-    <w:p>
-      <w:pPr>
-        <w:spacing w:before="0" w:after="110" w:line="300" w:lineRule="auto"/>
-      </w:pPr>
-      <w:r>
-        <w:rPr>
-          <w:rFonts w:ascii="Times New Roman" w:hAnsi="Times New Roman" w:eastAsia="Malgun Gothic"/>
-          <w:b/>
-          <w:i w:val="0"/>
-          <w:sz w:val="22"/>
-        </w:rPr>
-        <w:t xml:space="preserve">Ольга: </w:t>
-      </w:r>
-      <w:r>
-        <w:rPr>
-          <w:rFonts w:ascii="Times New Roman" w:hAnsi="Times New Roman" w:eastAsia="Malgun Gothic"/>
-          <w:b w:val="0"/>
-          <w:i w:val="0"/>
-          <w:sz w:val="22"/>
-        </w:rPr>
-        <w:t>Кредит — это когда через год банк решает, чем вы будете заниматься. Не хуже сомнительного фонда, но и не лучше.</w:t>
-      </w:r>
-    </w:p>
-    <w:p>
-      <w:pPr>
-        <w:spacing w:before="0" w:after="110" w:line="300" w:lineRule="auto"/>
-      </w:pPr>
-      <w:r>
-        <w:rPr>
-          <w:rFonts w:ascii="Times New Roman" w:hAnsi="Times New Roman" w:eastAsia="Malgun Gothic"/>
-          <w:b/>
-          <w:i w:val="0"/>
-          <w:sz w:val="22"/>
-        </w:rPr>
-        <w:t xml:space="preserve">Лёша: </w:t>
-      </w:r>
-      <w:r>
-        <w:rPr>
-          <w:rFonts w:ascii="Times New Roman" w:hAnsi="Times New Roman" w:eastAsia="Malgun Gothic"/>
-          <w:b w:val="0"/>
-          <w:i w:val="0"/>
-          <w:sz w:val="22"/>
-        </w:rPr>
-        <w:t>Что-нибудь придумаем.</w:t>
-      </w:r>
-    </w:p>
-    <w:p>
-      <w:pPr>
-        <w:spacing w:before="0" w:after="110" w:line="300" w:lineRule="auto"/>
-      </w:pPr>
-      <w:r>
-        <w:rPr>
-          <w:rFonts w:ascii="Times New Roman" w:hAnsi="Times New Roman" w:eastAsia="Malgun Gothic"/>
-          <w:b/>
-          <w:i w:val="0"/>
-          <w:sz w:val="22"/>
-        </w:rPr>
-        <w:t xml:space="preserve">Ольга: </w:t>
+        <w:t xml:space="preserve">Готовность и опыт — разные вещи, молодой человек. Но я вижу в вас что-то от Быкова. Мы пересекались с ним на одном процессе в девяностых. Соболезную. </w:t>
       </w:r>
       <w:r>
         <w:rPr>
@@ -2071,7 +2297,7 @@
           <w:i w:val="0"/>
           <w:sz w:val="22"/>
         </w:rPr>
-        <w:t xml:space="preserve"> Уже придумывают, Алексей. Просто вы пока не знаете, кто именно.</w:t>
+        <w:t xml:space="preserve"> Наша коалиция готова поддержать «Свет» — обменом информацией, консультациями, контактами в регионах. Но с одним условием.</w:t>
       </w:r>
     </w:p>
     <w:p>
@@ -2094,7 +2320,7 @@
           <w:i w:val="0"/>
           <w:sz w:val="22"/>
         </w:rPr>
-        <w:t>Что вы имеете в виду?</w:t>
+        <w:t>Каким?</w:t>
       </w:r>
     </w:p>
     <w:p>
@@ -2108,7 +2334,7 @@
           <w:i w:val="0"/>
           <w:sz w:val="22"/>
         </w:rPr>
-        <w:t xml:space="preserve">Ольга: </w:t>
+        <w:t xml:space="preserve">Акимов: </w:t>
       </w:r>
       <w:r>
         <w:rPr>
@@ -2117,7 +2343,53 @@
           <w:i w:val="0"/>
           <w:sz w:val="22"/>
         </w:rPr>
-        <w:t>То, что у организации, о которой пишут в газетах, быстро появляются «друзья» с толстыми кошельками. Когда они придут — а они придут, — смотрите не на сумму, а на руку, которая её протягивает.</w:t>
+        <w:t>Не лезьте в политику раньше времени. Правозащита и политика — соседние комнаты, но дверь между ними должна открыться в правильный момент, не раньше.</w:t>
+      </w:r>
+    </w:p>
+    <w:p>
+      <w:pPr>
+        <w:spacing w:before="0" w:after="110" w:line="300" w:lineRule="auto"/>
+      </w:pPr>
+      <w:r>
+        <w:rPr>
+          <w:rFonts w:ascii="Times New Roman" w:hAnsi="Times New Roman" w:eastAsia="Malgun Gothic"/>
+          <w:b/>
+          <w:i w:val="0"/>
+          <w:sz w:val="22"/>
+        </w:rPr>
+        <w:t xml:space="preserve">Лёша: </w:t>
+      </w:r>
+      <w:r>
+        <w:rPr>
+          <w:rFonts w:ascii="Times New Roman" w:hAnsi="Times New Roman" w:eastAsia="Malgun Gothic"/>
+          <w:b w:val="0"/>
+          <w:i w:val="0"/>
+          <w:sz w:val="22"/>
+        </w:rPr>
+        <w:t>А как понять, что момент правильный?</w:t>
+      </w:r>
+    </w:p>
+    <w:p>
+      <w:pPr>
+        <w:spacing w:before="0" w:after="110" w:line="300" w:lineRule="auto"/>
+      </w:pPr>
+      <w:r>
+        <w:rPr>
+          <w:rFonts w:ascii="Times New Roman" w:hAnsi="Times New Roman" w:eastAsia="Malgun Gothic"/>
+          <w:b/>
+          <w:i w:val="0"/>
+          <w:sz w:val="22"/>
+        </w:rPr>
+        <w:t xml:space="preserve">Акимов: </w:t>
+      </w:r>
+      <w:r>
+        <w:rPr>
+          <w:rFonts w:ascii="Times New Roman" w:hAnsi="Times New Roman" w:eastAsia="Malgun Gothic"/>
+          <w:b w:val="0"/>
+          <w:i w:val="0"/>
+          <w:sz w:val="22"/>
+        </w:rPr>
+        <w:t>Когда люди сами попросят вас её открыть. Не журналисты, не политтехнологи — люди. А до тех пор делайте своё дело. Всякому овощу своё время, молодой человек.</w:t>
       </w:r>
     </w:p>
     <w:p>
@@ -2141,7 +2413,7 @@
           <w:color w:val="555555"/>
           <w:sz w:val="22"/>
         </w:rPr>
-        <w:t>(тихо)</w:t>
+        <w:t>(улыбается)</w:t>
       </w:r>
       <w:r>
         <w:rPr>
@@ -2150,7 +2422,7 @@
           <w:i w:val="0"/>
           <w:sz w:val="22"/>
         </w:rPr>
-        <w:t xml:space="preserve"> Иногда мне кажется, что мы замахнулись на невозможное. Пятеро человек и два ведра под потолком — против Литвинова.</w:t>
+        <w:t xml:space="preserve"> Виктор Петрович сказал бы то же самое, только короче и грубее.</w:t>
       </w:r>
     </w:p>
     <w:p>
@@ -2164,7 +2436,7 @@
           <w:i w:val="0"/>
           <w:sz w:val="22"/>
         </w:rPr>
-        <w:t xml:space="preserve">Ольга: </w:t>
+        <w:t xml:space="preserve">Акимов: </w:t>
       </w:r>
       <w:r>
         <w:rPr>
@@ -2173,7 +2445,7 @@
           <w:i w:val="0"/>
           <w:sz w:val="22"/>
         </w:rPr>
-        <w:t>Декабристам в рудниках, наверное, казалось так же. А Некрасов потом написал про весь народ: «Вынесет всё — и широкую, ясную грудью дорогу проложит себе». Мы с вами, слава богу, не в рудниках, Алексей. Но выносить нам придётся немало — и дорогу прокладывать тоже.</w:t>
+        <w:t>Мы с ним однажды полночи спорили в гостинице после того процесса — должен ли адвокат идти в депутаты. Он говорил: никогда. Я говорил: иногда.</w:t>
       </w:r>
     </w:p>
     <w:p>
@@ -2196,7 +2468,7 @@
           <w:i w:val="0"/>
           <w:sz w:val="22"/>
         </w:rPr>
-        <w:t>Грудью дорогу… Хорошо. Будем прокладывать. И искать деньги.</w:t>
+        <w:t>И кто оказался прав?</w:t>
       </w:r>
     </w:p>
     <w:p>
@@ -2210,7 +2482,7 @@
           <w:i w:val="0"/>
           <w:sz w:val="22"/>
         </w:rPr>
-        <w:t xml:space="preserve">Ольга: </w:t>
+        <w:t xml:space="preserve">Акимов: </w:t>
       </w:r>
       <w:r>
         <w:rPr>
@@ -2219,244 +2491,7 @@
           <w:i w:val="0"/>
           <w:sz w:val="22"/>
         </w:rPr>
-        <w:t>И ищите вместе со мной. Завтра в девять — список всех, кто хоть раз писал нам «чем помочь». Там наверняка найдётся бухгалтер.</w:t>
-      </w:r>
-    </w:p>
-    <w:p>
-      <w:pPr>
-        <w:spacing w:before="0" w:after="110" w:line="300" w:lineRule="auto"/>
-      </w:pPr>
-      <w:r>
-        <w:rPr>
-          <w:rFonts w:ascii="Times New Roman" w:hAnsi="Times New Roman" w:eastAsia="Malgun Gothic"/>
-          <w:b/>
-          <w:i w:val="0"/>
-          <w:sz w:val="22"/>
-        </w:rPr>
-        <w:t xml:space="preserve">Лёша: </w:t>
-      </w:r>
-      <w:r>
-        <w:rPr>
-          <w:rFonts w:ascii="Times New Roman" w:hAnsi="Times New Roman" w:eastAsia="Malgun Gothic"/>
-          <w:b w:val="0"/>
-          <w:i w:val="0"/>
-          <w:sz w:val="22"/>
-        </w:rPr>
-        <w:t>Бухгалтер-волонтёр. Звучит как персонаж из сказки.</w:t>
-      </w:r>
-    </w:p>
-    <w:p>
-      <w:pPr>
-        <w:spacing w:before="0" w:after="110" w:line="300" w:lineRule="auto"/>
-      </w:pPr>
-      <w:r>
-        <w:rPr>
-          <w:rFonts w:ascii="Times New Roman" w:hAnsi="Times New Roman" w:eastAsia="Malgun Gothic"/>
-          <w:b/>
-          <w:i w:val="0"/>
-          <w:sz w:val="22"/>
-        </w:rPr>
-        <w:t xml:space="preserve">Ольга: </w:t>
-      </w:r>
-      <w:r>
-        <w:rPr>
-          <w:rFonts w:ascii="Times New Roman" w:hAnsi="Times New Roman" w:eastAsia="Malgun Gothic"/>
-          <w:b w:val="0"/>
-          <w:i w:val="0"/>
-          <w:sz w:val="22"/>
-        </w:rPr>
-        <w:t>В нашем деле сказочные персонажи встречаются чаще, чем кажется. Бывший следователь ведь уже нашёлся.</w:t>
-      </w:r>
-    </w:p>
-    <w:p>
-      <w:pPr>
-        <w:keepNext/>
-        <w:spacing w:before="320" w:after="140"/>
-      </w:pPr>
-      <w:r>
-        <w:rPr>
-          <w:rFonts w:ascii="Times New Roman" w:hAnsi="Times New Roman" w:eastAsia="Malgun Gothic"/>
-          <w:b/>
-          <w:i w:val="0"/>
-          <w:color w:val="1F3864"/>
-          <w:sz w:val="26"/>
-        </w:rPr>
-        <w:t>장면 6 — 카탸와의 대화, 조직의 의미</w:t>
-      </w:r>
-    </w:p>
-    <w:p>
-      <w:pPr>
-        <w:spacing w:before="0" w:after="110" w:line="300" w:lineRule="auto"/>
-      </w:pPr>
-      <w:r>
-        <w:rPr>
-          <w:rFonts w:ascii="Times New Roman" w:hAnsi="Times New Roman" w:eastAsia="Malgun Gothic"/>
-          <w:b/>
-          <w:i w:val="0"/>
-          <w:sz w:val="22"/>
-        </w:rPr>
-        <w:t xml:space="preserve">Катя: </w:t>
-      </w:r>
-      <w:r>
-        <w:rPr>
-          <w:rFonts w:ascii="Times New Roman" w:hAnsi="Times New Roman" w:eastAsia="Malgun Gothic"/>
-          <w:b w:val="0"/>
-          <w:i w:val="0"/>
-          <w:sz w:val="22"/>
-        </w:rPr>
-        <w:t>Алексей Николаевич, можно вопрос? Не по работе.</w:t>
-      </w:r>
-    </w:p>
-    <w:p>
-      <w:pPr>
-        <w:spacing w:before="0" w:after="110" w:line="300" w:lineRule="auto"/>
-      </w:pPr>
-      <w:r>
-        <w:rPr>
-          <w:rFonts w:ascii="Times New Roman" w:hAnsi="Times New Roman" w:eastAsia="Malgun Gothic"/>
-          <w:b/>
-          <w:i w:val="0"/>
-          <w:sz w:val="22"/>
-        </w:rPr>
-        <w:t xml:space="preserve">Лёша: </w:t>
-      </w:r>
-      <w:r>
-        <w:rPr>
-          <w:rFonts w:ascii="Times New Roman" w:hAnsi="Times New Roman" w:eastAsia="Malgun Gothic"/>
-          <w:b w:val="0"/>
-          <w:i w:val="0"/>
-          <w:sz w:val="22"/>
-        </w:rPr>
-        <w:t>Конечно.</w:t>
-      </w:r>
-    </w:p>
-    <w:p>
-      <w:pPr>
-        <w:spacing w:before="0" w:after="110" w:line="300" w:lineRule="auto"/>
-      </w:pPr>
-      <w:r>
-        <w:rPr>
-          <w:rFonts w:ascii="Times New Roman" w:hAnsi="Times New Roman" w:eastAsia="Malgun Gothic"/>
-          <w:b/>
-          <w:i w:val="0"/>
-          <w:sz w:val="22"/>
-        </w:rPr>
-        <w:t xml:space="preserve">Катя: </w:t>
-      </w:r>
-      <w:r>
-        <w:rPr>
-          <w:rFonts w:ascii="Times New Roman" w:hAnsi="Times New Roman" w:eastAsia="Malgun Gothic"/>
-          <w:b w:val="0"/>
-          <w:i w:val="0"/>
-          <w:sz w:val="22"/>
-        </w:rPr>
-        <w:t>Вы не боитесь? После всего, что случилось с вашим учителем?</w:t>
-      </w:r>
-    </w:p>
-    <w:p>
-      <w:pPr>
-        <w:spacing w:before="0" w:after="110" w:line="300" w:lineRule="auto"/>
-      </w:pPr>
-      <w:r>
-        <w:rPr>
-          <w:rFonts w:ascii="Times New Roman" w:hAnsi="Times New Roman" w:eastAsia="Malgun Gothic"/>
-          <w:b/>
-          <w:i w:val="0"/>
-          <w:sz w:val="22"/>
-        </w:rPr>
-        <w:t xml:space="preserve">Лёша: </w:t>
-      </w:r>
-      <w:r>
-        <w:rPr>
-          <w:rFonts w:ascii="Times New Roman" w:hAnsi="Times New Roman" w:eastAsia="Malgun Gothic"/>
-          <w:b w:val="0"/>
-          <w:i w:val="0"/>
-          <w:sz w:val="22"/>
-        </w:rPr>
-        <w:t>Боюсь. Каждый день боюсь.</w:t>
-      </w:r>
-    </w:p>
-    <w:p>
-      <w:pPr>
-        <w:spacing w:before="0" w:after="110" w:line="300" w:lineRule="auto"/>
-      </w:pPr>
-      <w:r>
-        <w:rPr>
-          <w:rFonts w:ascii="Times New Roman" w:hAnsi="Times New Roman" w:eastAsia="Malgun Gothic"/>
-          <w:b/>
-          <w:i w:val="0"/>
-          <w:sz w:val="22"/>
-        </w:rPr>
-        <w:t xml:space="preserve">Катя: </w:t>
-      </w:r>
-      <w:r>
-        <w:rPr>
-          <w:rFonts w:ascii="Times New Roman" w:hAnsi="Times New Roman" w:eastAsia="Malgun Gothic"/>
-          <w:b w:val="0"/>
-          <w:i w:val="0"/>
-          <w:sz w:val="22"/>
-        </w:rPr>
-        <w:t>Тогда почему продолжаете?</w:t>
-      </w:r>
-    </w:p>
-    <w:p>
-      <w:pPr>
-        <w:spacing w:before="0" w:after="110" w:line="300" w:lineRule="auto"/>
-      </w:pPr>
-      <w:r>
-        <w:rPr>
-          <w:rFonts w:ascii="Times New Roman" w:hAnsi="Times New Roman" w:eastAsia="Malgun Gothic"/>
-          <w:b/>
-          <w:i w:val="0"/>
-          <w:sz w:val="22"/>
-        </w:rPr>
-        <w:t xml:space="preserve">Лёша: </w:t>
-      </w:r>
-      <w:r>
-        <w:rPr>
-          <w:rFonts w:ascii="Times New Roman" w:hAnsi="Times New Roman" w:eastAsia="Malgun Gothic"/>
-          <w:b w:val="0"/>
-          <w:i w:val="0"/>
-          <w:sz w:val="22"/>
-        </w:rPr>
-        <w:t>Потому что однажды я пообещал человеку, которого больше нет, что не остановлюсь. И потому что, если такие, как я, будут бояться и молчать, некому будет остановить таких, как Литвинов.</w:t>
-      </w:r>
-    </w:p>
-    <w:p>
-      <w:pPr>
-        <w:spacing w:before="0" w:after="110" w:line="300" w:lineRule="auto"/>
-      </w:pPr>
-      <w:r>
-        <w:rPr>
-          <w:rFonts w:ascii="Times New Roman" w:hAnsi="Times New Roman" w:eastAsia="Malgun Gothic"/>
-          <w:b/>
-          <w:i w:val="0"/>
-          <w:sz w:val="22"/>
-        </w:rPr>
-        <w:t xml:space="preserve">Катя: </w:t>
-      </w:r>
-      <w:r>
-        <w:rPr>
-          <w:rFonts w:ascii="Times New Roman" w:hAnsi="Times New Roman" w:eastAsia="Malgun Gothic"/>
-          <w:b w:val="0"/>
-          <w:i w:val="0"/>
-          <w:sz w:val="22"/>
-        </w:rPr>
-        <w:t>Красиво звучит.</w:t>
-      </w:r>
-    </w:p>
-    <w:p>
-      <w:pPr>
-        <w:spacing w:before="0" w:after="110" w:line="300" w:lineRule="auto"/>
-      </w:pPr>
-      <w:r>
-        <w:rPr>
-          <w:rFonts w:ascii="Times New Roman" w:hAnsi="Times New Roman" w:eastAsia="Malgun Gothic"/>
-          <w:b/>
-          <w:i w:val="0"/>
-          <w:sz w:val="22"/>
-        </w:rPr>
-        <w:t xml:space="preserve">Лёша: </w:t>
+        <w:t xml:space="preserve">Пока никто. Спор не закончен. </w:t>
       </w:r>
       <w:r>
         <w:rPr>
@@ -2466,7 +2501,7 @@
           <w:color w:val="555555"/>
           <w:sz w:val="22"/>
         </w:rPr>
-        <w:t>(улыбается)</w:t>
+        <w:t>(пауза)</w:t>
       </w:r>
       <w:r>
         <w:rPr>
@@ -2475,7 +2510,7 @@
           <w:i w:val="0"/>
           <w:sz w:val="22"/>
         </w:rPr>
-        <w:t xml:space="preserve"> Мне уже говорили, что я слишком красиво говорю. Но это правда, а не просто слова.</w:t>
+        <w:t xml:space="preserve"> Может быть, вы его и закончите.</w:t>
       </w:r>
     </w:p>
     <w:p>
@@ -2489,7 +2524,7 @@
           <w:i w:val="0"/>
           <w:sz w:val="22"/>
         </w:rPr>
-        <w:t xml:space="preserve">Катя: </w:t>
+        <w:t xml:space="preserve">Лёша: </w:t>
       </w:r>
       <w:r>
         <w:rPr>
@@ -2498,7 +2533,7 @@
           <w:i w:val="0"/>
           <w:sz w:val="22"/>
         </w:rPr>
-        <w:t>А родители ваши что говорят?</w:t>
+        <w:t>Запомню. Условие принимаю.</w:t>
       </w:r>
     </w:p>
     <w:p>
@@ -2512,7 +2547,7 @@
           <w:i w:val="0"/>
           <w:sz w:val="22"/>
         </w:rPr>
-        <w:t xml:space="preserve">Лёша: </w:t>
+        <w:t xml:space="preserve">Акимов: </w:t>
       </w:r>
       <w:r>
         <w:rPr>
@@ -2521,7 +2556,7 @@
           <w:i w:val="0"/>
           <w:sz w:val="22"/>
         </w:rPr>
-        <w:t>Отец на похоронах сказал, что больше не будет меня отговаривать. Теперь звонит по воскресеньям и спрашивает, тепло ли я одеваюсь. Думаю, это его новый способ отговаривать.</w:t>
+        <w:t>И ещё практическое. Сеть — это не список телефонов. Это люди, которые друг другу доверяют. Начните с малого: одно дело, один регион, один юрист на месте, которому вы верите как себе.</w:t>
       </w:r>
     </w:p>
     <w:p>
@@ -2535,7 +2570,76 @@
           <w:i w:val="0"/>
           <w:sz w:val="22"/>
         </w:rPr>
-        <w:t xml:space="preserve">Катя: </w:t>
+        <w:t xml:space="preserve">Лёша: </w:t>
+      </w:r>
+      <w:r>
+        <w:rPr>
+          <w:rFonts w:ascii="Times New Roman" w:hAnsi="Times New Roman" w:eastAsia="Malgun Gothic"/>
+          <w:b w:val="0"/>
+          <w:i w:val="0"/>
+          <w:sz w:val="22"/>
+        </w:rPr>
+        <w:t>Ольга Викторовна говорила, что у вас есть люди в регионах, которые не боятся шахт и заводов.</w:t>
+      </w:r>
+    </w:p>
+    <w:p>
+      <w:pPr>
+        <w:spacing w:before="0" w:after="110" w:line="300" w:lineRule="auto"/>
+      </w:pPr>
+      <w:r>
+        <w:rPr>
+          <w:rFonts w:ascii="Times New Roman" w:hAnsi="Times New Roman" w:eastAsia="Malgun Gothic"/>
+          <w:b/>
+          <w:i w:val="0"/>
+          <w:sz w:val="22"/>
+        </w:rPr>
+        <w:t xml:space="preserve">Акимов: </w:t>
+      </w:r>
+      <w:r>
+        <w:rPr>
+          <w:rFonts w:ascii="Times New Roman" w:hAnsi="Times New Roman" w:eastAsia="Malgun Gothic"/>
+          <w:b w:val="0"/>
+          <w:i w:val="0"/>
+          <w:sz w:val="22"/>
+        </w:rPr>
+        <w:t>Есть. Осторожные, но честные. Осторожность в провинции, молодой человек, — не трусость, а способ дожить до суда.</w:t>
+      </w:r>
+    </w:p>
+    <w:p>
+      <w:pPr>
+        <w:spacing w:before="0" w:after="110" w:line="300" w:lineRule="auto"/>
+      </w:pPr>
+      <w:r>
+        <w:rPr>
+          <w:rFonts w:ascii="Times New Roman" w:hAnsi="Times New Roman" w:eastAsia="Malgun Gothic"/>
+          <w:b/>
+          <w:i w:val="0"/>
+          <w:sz w:val="22"/>
+        </w:rPr>
+        <w:t xml:space="preserve">Лёша: </w:t>
+      </w:r>
+      <w:r>
+        <w:rPr>
+          <w:rFonts w:ascii="Times New Roman" w:hAnsi="Times New Roman" w:eastAsia="Malgun Gothic"/>
+          <w:b w:val="0"/>
+          <w:i w:val="0"/>
+          <w:sz w:val="22"/>
+        </w:rPr>
+        <w:t>Это я знаю лучше, чем хотелось бы.</w:t>
+      </w:r>
+    </w:p>
+    <w:p>
+      <w:pPr>
+        <w:spacing w:before="0" w:after="110" w:line="300" w:lineRule="auto"/>
+      </w:pPr>
+      <w:r>
+        <w:rPr>
+          <w:rFonts w:ascii="Times New Roman" w:hAnsi="Times New Roman" w:eastAsia="Malgun Gothic"/>
+          <w:b/>
+          <w:i w:val="0"/>
+          <w:sz w:val="22"/>
+        </w:rPr>
+        <w:t xml:space="preserve">Акимов: </w:t>
       </w:r>
       <w:r>
         <w:rPr>
@@ -2545,7 +2649,7 @@
           <w:color w:val="555555"/>
           <w:sz w:val="22"/>
         </w:rPr>
-        <w:t>(смеётся)</w:t>
+        <w:t>(кладёт на стол визитку)</w:t>
       </w:r>
       <w:r>
         <w:rPr>
@@ -2554,30 +2658,23 @@
           <w:i w:val="0"/>
           <w:sz w:val="22"/>
         </w:rPr>
-        <w:t xml:space="preserve"> Моя мама делает так же. Она учительница, у неё любой вопрос про шапку звучит как контрольная.</w:t>
+        <w:t xml:space="preserve"> Звоните в любое время. Я старый, сплю мало.</w:t>
       </w:r>
     </w:p>
     <w:p>
       <w:pPr>
-        <w:spacing w:before="0" w:after="110" w:line="300" w:lineRule="auto"/>
+        <w:keepNext/>
+        <w:spacing w:before="320" w:after="140"/>
       </w:pPr>
       <w:r>
         <w:rPr>
           <w:rFonts w:ascii="Times New Roman" w:hAnsi="Times New Roman" w:eastAsia="Malgun Gothic"/>
           <w:b/>
           <w:i w:val="0"/>
-          <w:sz w:val="22"/>
-        </w:rPr>
-        <w:t xml:space="preserve">Лёша: </w:t>
-      </w:r>
-      <w:r>
-        <w:rPr>
-          <w:rFonts w:ascii="Times New Roman" w:hAnsi="Times New Roman" w:eastAsia="Malgun Gothic"/>
-          <w:b w:val="0"/>
-          <w:i w:val="0"/>
-          <w:sz w:val="22"/>
-        </w:rPr>
-        <w:t>А она знает, чем ты тут занимаешься?</w:t>
+          <w:color w:val="1F3864"/>
+          <w:sz w:val="26"/>
+        </w:rPr>
+        <w:t>장면 6 — 사무실, 밤. 자금 문제 첫 논의</w:t>
       </w:r>
     </w:p>
     <w:p>
@@ -2591,7 +2688,7 @@
           <w:i w:val="0"/>
           <w:sz w:val="22"/>
         </w:rPr>
-        <w:t xml:space="preserve">Катя: </w:t>
+        <w:t xml:space="preserve">Ольга: </w:t>
       </w:r>
       <w:r>
         <w:rPr>
@@ -2600,7 +2697,7 @@
           <w:i w:val="0"/>
           <w:sz w:val="22"/>
         </w:rPr>
-        <w:t>Знает. Сказала: «Только учёбу не бросай». Для неё правозащита — что-то вроде кружка по интересам.</w:t>
+        <w:t>Алексей, нужно поговорить о деньгах.</w:t>
       </w:r>
     </w:p>
     <w:p>
@@ -2623,7 +2720,7 @@
           <w:i w:val="0"/>
           <w:sz w:val="22"/>
         </w:rPr>
-        <w:t>И она права: учёбу не бросай. Мне нужен юрист с дипломом, а не героиня без диплома.</w:t>
+        <w:t>Слушаю.</w:t>
       </w:r>
     </w:p>
     <w:p>
@@ -2637,7 +2734,7 @@
           <w:i w:val="0"/>
           <w:sz w:val="22"/>
         </w:rPr>
-        <w:t xml:space="preserve">Катя: </w:t>
+        <w:t xml:space="preserve">Ольга: </w:t>
       </w:r>
       <w:r>
         <w:rPr>
@@ -2646,7 +2743,7 @@
           <w:i w:val="0"/>
           <w:sz w:val="22"/>
         </w:rPr>
-        <w:t>Тогда я буду приходить после пар. С четырёх и до закрытия.</w:t>
+        <w:t>Аренда, зарплата хотя бы для двух штатных сотрудников, поездки в регионы — всё это стоит денег, которых у нас пока нет.</w:t>
       </w:r>
     </w:p>
     <w:p>
@@ -2669,7 +2766,7 @@
           <w:i w:val="0"/>
           <w:sz w:val="22"/>
         </w:rPr>
-        <w:t>Закрытие у нас — это когда уходит последний. Обычно Ольга Викторовна.</w:t>
+        <w:t>Гранты?</w:t>
       </w:r>
     </w:p>
     <w:p>
@@ -2683,7 +2780,7 @@
           <w:i w:val="0"/>
           <w:sz w:val="22"/>
         </w:rPr>
-        <w:t xml:space="preserve">Катя: </w:t>
+        <w:t xml:space="preserve">Ольга: </w:t>
       </w:r>
       <w:r>
         <w:rPr>
@@ -2692,23 +2789,30 @@
           <w:i w:val="0"/>
           <w:sz w:val="22"/>
         </w:rPr>
-        <w:t>Значит, буду уходить предпоследней.</w:t>
+        <w:t>Я подала заявки в три фонда. Ответ — не раньше чем через два месяца, и то не факт, что одобрят.</w:t>
       </w:r>
     </w:p>
     <w:p>
       <w:pPr>
-        <w:keepNext/>
-        <w:spacing w:before="320" w:after="140"/>
+        <w:spacing w:before="0" w:after="110" w:line="300" w:lineRule="auto"/>
       </w:pPr>
       <w:r>
         <w:rPr>
           <w:rFonts w:ascii="Times New Roman" w:hAnsi="Times New Roman" w:eastAsia="Malgun Gothic"/>
           <w:b/>
           <w:i w:val="0"/>
-          <w:color w:val="1F3864"/>
-          <w:sz w:val="26"/>
-        </w:rPr>
-        <w:t>장면 7 — 밤, 어머니의 전화</w:t>
+          <w:sz w:val="22"/>
+        </w:rPr>
+        <w:t xml:space="preserve">Лёша: </w:t>
+      </w:r>
+      <w:r>
+        <w:rPr>
+          <w:rFonts w:ascii="Times New Roman" w:hAnsi="Times New Roman" w:eastAsia="Malgun Gothic"/>
+          <w:b w:val="0"/>
+          <w:i w:val="0"/>
+          <w:sz w:val="22"/>
+        </w:rPr>
+        <w:t>А пока?</w:t>
       </w:r>
     </w:p>
     <w:p>
@@ -2722,7 +2826,191 @@
           <w:i w:val="0"/>
           <w:sz w:val="22"/>
         </w:rPr>
-        <w:t xml:space="preserve">Анна: </w:t>
+        <w:t xml:space="preserve">Ольга: </w:t>
+      </w:r>
+      <w:r>
+        <w:rPr>
+          <w:rFonts w:ascii="Times New Roman" w:hAnsi="Times New Roman" w:eastAsia="Malgun Gothic"/>
+          <w:b w:val="0"/>
+          <w:i w:val="0"/>
+          <w:sz w:val="22"/>
+        </w:rPr>
+        <w:t>А пока — на моих личных сбережениях и на энтузиазме волонтёров. Долго так продолжаться не может.</w:t>
+      </w:r>
+    </w:p>
+    <w:p>
+      <w:pPr>
+        <w:spacing w:before="0" w:after="110" w:line="300" w:lineRule="auto"/>
+      </w:pPr>
+      <w:r>
+        <w:rPr>
+          <w:rFonts w:ascii="Times New Roman" w:hAnsi="Times New Roman" w:eastAsia="Malgun Gothic"/>
+          <w:b/>
+          <w:i w:val="0"/>
+          <w:sz w:val="22"/>
+        </w:rPr>
+        <w:t xml:space="preserve">Лёша: </w:t>
+      </w:r>
+      <w:r>
+        <w:rPr>
+          <w:rFonts w:ascii="Times New Roman" w:hAnsi="Times New Roman" w:eastAsia="Malgun Gothic"/>
+          <w:b w:val="0"/>
+          <w:i w:val="0"/>
+          <w:sz w:val="22"/>
+        </w:rPr>
+        <w:t>На ваших сбережениях? Ольга Викторовна, я не могу этого допустить.</w:t>
+      </w:r>
+    </w:p>
+    <w:p>
+      <w:pPr>
+        <w:spacing w:before="0" w:after="110" w:line="300" w:lineRule="auto"/>
+      </w:pPr>
+      <w:r>
+        <w:rPr>
+          <w:rFonts w:ascii="Times New Roman" w:hAnsi="Times New Roman" w:eastAsia="Malgun Gothic"/>
+          <w:b/>
+          <w:i w:val="0"/>
+          <w:sz w:val="22"/>
+        </w:rPr>
+        <w:t xml:space="preserve">Ольга: </w:t>
+      </w:r>
+      <w:r>
+        <w:rPr>
+          <w:rFonts w:ascii="Times New Roman" w:hAnsi="Times New Roman" w:eastAsia="Malgun Gothic"/>
+          <w:b w:val="0"/>
+          <w:i w:val="0"/>
+          <w:sz w:val="22"/>
+        </w:rPr>
+        <w:t>Можете и допустите. Детей у меня нет, дачи тоже. На что ещё тратить деньги, как не на это?</w:t>
+      </w:r>
+    </w:p>
+    <w:p>
+      <w:pPr>
+        <w:spacing w:before="0" w:after="110" w:line="300" w:lineRule="auto"/>
+      </w:pPr>
+      <w:r>
+        <w:rPr>
+          <w:rFonts w:ascii="Times New Roman" w:hAnsi="Times New Roman" w:eastAsia="Malgun Gothic"/>
+          <w:b/>
+          <w:i w:val="0"/>
+          <w:sz w:val="22"/>
+        </w:rPr>
+        <w:t xml:space="preserve">Лёша: </w:t>
+      </w:r>
+      <w:r>
+        <w:rPr>
+          <w:rFonts w:ascii="Times New Roman" w:hAnsi="Times New Roman" w:eastAsia="Malgun Gothic"/>
+          <w:b w:val="0"/>
+          <w:i w:val="0"/>
+          <w:sz w:val="22"/>
+        </w:rPr>
+        <w:t>У меня кое-что отложено с новокруцких гонораров. Немного, но на аренду месяца на два хватит.</w:t>
+      </w:r>
+    </w:p>
+    <w:p>
+      <w:pPr>
+        <w:spacing w:before="0" w:after="110" w:line="300" w:lineRule="auto"/>
+      </w:pPr>
+      <w:r>
+        <w:rPr>
+          <w:rFonts w:ascii="Times New Roman" w:hAnsi="Times New Roman" w:eastAsia="Malgun Gothic"/>
+          <w:b/>
+          <w:i w:val="0"/>
+          <w:sz w:val="22"/>
+        </w:rPr>
+        <w:t xml:space="preserve">Ольга: </w:t>
+      </w:r>
+      <w:r>
+        <w:rPr>
+          <w:rFonts w:ascii="Times New Roman" w:hAnsi="Times New Roman" w:eastAsia="Malgun Gothic"/>
+          <w:b w:val="0"/>
+          <w:i w:val="0"/>
+          <w:sz w:val="22"/>
+        </w:rPr>
+        <w:t>Отложите это на билеты. В ближайший год вы будете летать больше любого командировочного чиновника.</w:t>
+      </w:r>
+    </w:p>
+    <w:p>
+      <w:pPr>
+        <w:spacing w:before="0" w:after="110" w:line="300" w:lineRule="auto"/>
+      </w:pPr>
+      <w:r>
+        <w:rPr>
+          <w:rFonts w:ascii="Times New Roman" w:hAnsi="Times New Roman" w:eastAsia="Malgun Gothic"/>
+          <w:b/>
+          <w:i w:val="0"/>
+          <w:sz w:val="22"/>
+        </w:rPr>
+        <w:t xml:space="preserve">Лёша: </w:t>
+      </w:r>
+      <w:r>
+        <w:rPr>
+          <w:rFonts w:ascii="Times New Roman" w:hAnsi="Times New Roman" w:eastAsia="Malgun Gothic"/>
+          <w:b w:val="0"/>
+          <w:i w:val="0"/>
+          <w:sz w:val="22"/>
+        </w:rPr>
+        <w:t>Паша предлагал поискать кредит под организацию.</w:t>
+      </w:r>
+    </w:p>
+    <w:p>
+      <w:pPr>
+        <w:spacing w:before="0" w:after="110" w:line="300" w:lineRule="auto"/>
+      </w:pPr>
+      <w:r>
+        <w:rPr>
+          <w:rFonts w:ascii="Times New Roman" w:hAnsi="Times New Roman" w:eastAsia="Malgun Gothic"/>
+          <w:b/>
+          <w:i w:val="0"/>
+          <w:sz w:val="22"/>
+        </w:rPr>
+        <w:t xml:space="preserve">Ольга: </w:t>
+      </w:r>
+      <w:r>
+        <w:rPr>
+          <w:rFonts w:ascii="Times New Roman" w:hAnsi="Times New Roman" w:eastAsia="Malgun Gothic"/>
+          <w:b w:val="0"/>
+          <w:i w:val="0"/>
+          <w:sz w:val="22"/>
+        </w:rPr>
+        <w:t>Кредит — это когда через год банк решает, чем вы будете заниматься. Не хуже сомнительного фонда, но и не лучше.</w:t>
+      </w:r>
+    </w:p>
+    <w:p>
+      <w:pPr>
+        <w:spacing w:before="0" w:after="110" w:line="300" w:lineRule="auto"/>
+      </w:pPr>
+      <w:r>
+        <w:rPr>
+          <w:rFonts w:ascii="Times New Roman" w:hAnsi="Times New Roman" w:eastAsia="Malgun Gothic"/>
+          <w:b/>
+          <w:i w:val="0"/>
+          <w:sz w:val="22"/>
+        </w:rPr>
+        <w:t xml:space="preserve">Лёша: </w:t>
+      </w:r>
+      <w:r>
+        <w:rPr>
+          <w:rFonts w:ascii="Times New Roman" w:hAnsi="Times New Roman" w:eastAsia="Malgun Gothic"/>
+          <w:b w:val="0"/>
+          <w:i w:val="0"/>
+          <w:sz w:val="22"/>
+        </w:rPr>
+        <w:t>Что-нибудь придумаем.</w:t>
+      </w:r>
+    </w:p>
+    <w:p>
+      <w:pPr>
+        <w:spacing w:before="0" w:after="110" w:line="300" w:lineRule="auto"/>
+      </w:pPr>
+      <w:r>
+        <w:rPr>
+          <w:rFonts w:ascii="Times New Roman" w:hAnsi="Times New Roman" w:eastAsia="Malgun Gothic"/>
+          <w:b/>
+          <w:i w:val="0"/>
+          <w:sz w:val="22"/>
+        </w:rPr>
+        <w:t xml:space="preserve">Ольга: </w:t>
       </w:r>
       <w:r>
         <w:rPr>
@@ -2732,7 +3020,7 @@
           <w:color w:val="555555"/>
           <w:sz w:val="22"/>
         </w:rPr>
-        <w:t>(по телефону)</w:t>
+        <w:t>(пауза)</w:t>
       </w:r>
       <w:r>
         <w:rPr>
@@ -2741,7 +3029,7 @@
           <w:i w:val="0"/>
           <w:sz w:val="22"/>
         </w:rPr>
-        <w:t xml:space="preserve"> Лёша, ты не спишь? Я по голосу слышу — не спишь.</w:t>
+        <w:t xml:space="preserve"> Уже придумывают, Алексей. Просто вы пока не знаете, кто именно.</w:t>
       </w:r>
     </w:p>
     <w:p>
@@ -2764,7 +3052,7 @@
           <w:i w:val="0"/>
           <w:sz w:val="22"/>
         </w:rPr>
-        <w:t>Мам, у нас первый день. Какой сон.</w:t>
+        <w:t>Что вы имеете в виду?</w:t>
       </w:r>
     </w:p>
     <w:p>
@@ -2778,7 +3066,7 @@
           <w:i w:val="0"/>
           <w:sz w:val="22"/>
         </w:rPr>
-        <w:t xml:space="preserve">Анна: </w:t>
+        <w:t xml:space="preserve">Ольга: </w:t>
       </w:r>
       <w:r>
         <w:rPr>
@@ -2787,7 +3075,7 @@
           <w:i w:val="0"/>
           <w:sz w:val="22"/>
         </w:rPr>
-        <w:t>Отец спрашивает, тепло ли у тебя там. Сам звонить стесняется — стоит рядом и делает вид, что смотрит телевизор.</w:t>
+        <w:t>То, что у организации, о которой пишут в газетах, быстро появляются «друзья» с толстыми кошельками. Когда они придут — а они придут, — смотрите не на сумму, а на руку, которая её протягивает.</w:t>
       </w:r>
     </w:p>
     <w:p>
@@ -2802,75 +3090,6 @@
           <w:sz w:val="22"/>
         </w:rPr>
         <w:t xml:space="preserve">Лёша: </w:t>
-      </w:r>
-      <w:r>
-        <w:rPr>
-          <w:rFonts w:ascii="Times New Roman" w:hAnsi="Times New Roman" w:eastAsia="Malgun Gothic"/>
-          <w:b w:val="0"/>
-          <w:i w:val="0"/>
-          <w:sz w:val="22"/>
-        </w:rPr>
-        <w:t>Скажи ему — тепло. Только сверху капает.</w:t>
-      </w:r>
-    </w:p>
-    <w:p>
-      <w:pPr>
-        <w:spacing w:before="0" w:after="110" w:line="300" w:lineRule="auto"/>
-      </w:pPr>
-      <w:r>
-        <w:rPr>
-          <w:rFonts w:ascii="Times New Roman" w:hAnsi="Times New Roman" w:eastAsia="Malgun Gothic"/>
-          <w:b/>
-          <w:i w:val="0"/>
-          <w:sz w:val="22"/>
-        </w:rPr>
-        <w:t xml:space="preserve">Анна: </w:t>
-      </w:r>
-      <w:r>
-        <w:rPr>
-          <w:rFonts w:ascii="Times New Roman" w:hAnsi="Times New Roman" w:eastAsia="Malgun Gothic"/>
-          <w:b w:val="0"/>
-          <w:i w:val="0"/>
-          <w:sz w:val="22"/>
-        </w:rPr>
-        <w:t>Как капает? Откуда?</w:t>
-      </w:r>
-    </w:p>
-    <w:p>
-      <w:pPr>
-        <w:spacing w:before="0" w:after="110" w:line="300" w:lineRule="auto"/>
-      </w:pPr>
-      <w:r>
-        <w:rPr>
-          <w:rFonts w:ascii="Times New Roman" w:hAnsi="Times New Roman" w:eastAsia="Malgun Gothic"/>
-          <w:b/>
-          <w:i w:val="0"/>
-          <w:sz w:val="22"/>
-        </w:rPr>
-        <w:t xml:space="preserve">Лёша: </w:t>
-      </w:r>
-      <w:r>
-        <w:rPr>
-          <w:rFonts w:ascii="Times New Roman" w:hAnsi="Times New Roman" w:eastAsia="Malgun Gothic"/>
-          <w:b w:val="0"/>
-          <w:i w:val="0"/>
-          <w:sz w:val="22"/>
-        </w:rPr>
-        <w:t>С потолка, мам. Два ведра, всё под контролем.</w:t>
-      </w:r>
-    </w:p>
-    <w:p>
-      <w:pPr>
-        <w:spacing w:before="0" w:after="110" w:line="300" w:lineRule="auto"/>
-      </w:pPr>
-      <w:r>
-        <w:rPr>
-          <w:rFonts w:ascii="Times New Roman" w:hAnsi="Times New Roman" w:eastAsia="Malgun Gothic"/>
-          <w:b/>
-          <w:i w:val="0"/>
-          <w:sz w:val="22"/>
-        </w:rPr>
-        <w:t xml:space="preserve">Анна: </w:t>
       </w:r>
       <w:r>
         <w:rPr>
@@ -2880,7 +3099,7 @@
           <w:color w:val="555555"/>
           <w:sz w:val="22"/>
         </w:rPr>
-        <w:t>(в сторону)</w:t>
+        <w:t>(тихо)</w:t>
       </w:r>
       <w:r>
         <w:rPr>
@@ -2889,7 +3108,313 @@
           <w:i w:val="0"/>
           <w:sz w:val="22"/>
         </w:rPr>
-        <w:t xml:space="preserve"> Коля, у него там с потолка течёт! </w:t>
+        <w:t xml:space="preserve"> Иногда мне кажется, что мы замахнулись на невозможное. Пятеро человек и два ведра под потолком — против Литвинова.</w:t>
+      </w:r>
+    </w:p>
+    <w:p>
+      <w:pPr>
+        <w:spacing w:before="0" w:after="110" w:line="300" w:lineRule="auto"/>
+      </w:pPr>
+      <w:r>
+        <w:rPr>
+          <w:rFonts w:ascii="Times New Roman" w:hAnsi="Times New Roman" w:eastAsia="Malgun Gothic"/>
+          <w:b/>
+          <w:i w:val="0"/>
+          <w:sz w:val="22"/>
+        </w:rPr>
+        <w:t xml:space="preserve">Ольга: </w:t>
+      </w:r>
+      <w:r>
+        <w:rPr>
+          <w:rFonts w:ascii="Times New Roman" w:hAnsi="Times New Roman" w:eastAsia="Malgun Gothic"/>
+          <w:b w:val="0"/>
+          <w:i w:val="0"/>
+          <w:sz w:val="22"/>
+        </w:rPr>
+        <w:t>Декабристам в рудниках, наверное, казалось так же. А Некрасов потом написал про весь народ: «Вынесет всё — и широкую, ясную грудью дорогу проложит себе». Мы с вами, слава богу, не в рудниках, Алексей. Но выносить нам придётся немало — и дорогу прокладывать тоже.</w:t>
+      </w:r>
+    </w:p>
+    <w:p>
+      <w:pPr>
+        <w:spacing w:before="0" w:after="110" w:line="300" w:lineRule="auto"/>
+      </w:pPr>
+      <w:r>
+        <w:rPr>
+          <w:rFonts w:ascii="Times New Roman" w:hAnsi="Times New Roman" w:eastAsia="Malgun Gothic"/>
+          <w:b/>
+          <w:i w:val="0"/>
+          <w:sz w:val="22"/>
+        </w:rPr>
+        <w:t xml:space="preserve">Лёша: </w:t>
+      </w:r>
+      <w:r>
+        <w:rPr>
+          <w:rFonts w:ascii="Times New Roman" w:hAnsi="Times New Roman" w:eastAsia="Malgun Gothic"/>
+          <w:b w:val="0"/>
+          <w:i w:val="0"/>
+          <w:sz w:val="22"/>
+        </w:rPr>
+        <w:t>Грудью дорогу… Хорошо. Будем прокладывать. И искать деньги.</w:t>
+      </w:r>
+    </w:p>
+    <w:p>
+      <w:pPr>
+        <w:spacing w:before="0" w:after="110" w:line="300" w:lineRule="auto"/>
+      </w:pPr>
+      <w:r>
+        <w:rPr>
+          <w:rFonts w:ascii="Times New Roman" w:hAnsi="Times New Roman" w:eastAsia="Malgun Gothic"/>
+          <w:b/>
+          <w:i w:val="0"/>
+          <w:sz w:val="22"/>
+        </w:rPr>
+        <w:t xml:space="preserve">Ольга: </w:t>
+      </w:r>
+      <w:r>
+        <w:rPr>
+          <w:rFonts w:ascii="Times New Roman" w:hAnsi="Times New Roman" w:eastAsia="Malgun Gothic"/>
+          <w:b w:val="0"/>
+          <w:i w:val="0"/>
+          <w:sz w:val="22"/>
+        </w:rPr>
+        <w:t>И ищите вместе со мной. Завтра в девять — список всех, кто хоть раз писал нам «чем помочь». Там наверняка найдётся бухгалтер.</w:t>
+      </w:r>
+    </w:p>
+    <w:p>
+      <w:pPr>
+        <w:spacing w:before="0" w:after="110" w:line="300" w:lineRule="auto"/>
+      </w:pPr>
+      <w:r>
+        <w:rPr>
+          <w:rFonts w:ascii="Times New Roman" w:hAnsi="Times New Roman" w:eastAsia="Malgun Gothic"/>
+          <w:b/>
+          <w:i w:val="0"/>
+          <w:sz w:val="22"/>
+        </w:rPr>
+        <w:t xml:space="preserve">Лёша: </w:t>
+      </w:r>
+      <w:r>
+        <w:rPr>
+          <w:rFonts w:ascii="Times New Roman" w:hAnsi="Times New Roman" w:eastAsia="Malgun Gothic"/>
+          <w:b w:val="0"/>
+          <w:i w:val="0"/>
+          <w:sz w:val="22"/>
+        </w:rPr>
+        <w:t>Бухгалтер-волонтёр. Звучит как персонаж из сказки.</w:t>
+      </w:r>
+    </w:p>
+    <w:p>
+      <w:pPr>
+        <w:spacing w:before="0" w:after="110" w:line="300" w:lineRule="auto"/>
+      </w:pPr>
+      <w:r>
+        <w:rPr>
+          <w:rFonts w:ascii="Times New Roman" w:hAnsi="Times New Roman" w:eastAsia="Malgun Gothic"/>
+          <w:b/>
+          <w:i w:val="0"/>
+          <w:sz w:val="22"/>
+        </w:rPr>
+        <w:t xml:space="preserve">Ольга: </w:t>
+      </w:r>
+      <w:r>
+        <w:rPr>
+          <w:rFonts w:ascii="Times New Roman" w:hAnsi="Times New Roman" w:eastAsia="Malgun Gothic"/>
+          <w:b w:val="0"/>
+          <w:i w:val="0"/>
+          <w:sz w:val="22"/>
+        </w:rPr>
+        <w:t>В нашем деле сказочные персонажи встречаются чаще, чем кажется. Бывший следователь ведь уже нашёлся.</w:t>
+      </w:r>
+    </w:p>
+    <w:p>
+      <w:pPr>
+        <w:keepNext/>
+        <w:spacing w:before="320" w:after="140"/>
+      </w:pPr>
+      <w:r>
+        <w:rPr>
+          <w:rFonts w:ascii="Times New Roman" w:hAnsi="Times New Roman" w:eastAsia="Malgun Gothic"/>
+          <w:b/>
+          <w:i w:val="0"/>
+          <w:color w:val="1F3864"/>
+          <w:sz w:val="26"/>
+        </w:rPr>
+        <w:t>장면 7 — 카탸와의 대화, 조직의 의미</w:t>
+      </w:r>
+    </w:p>
+    <w:p>
+      <w:pPr>
+        <w:spacing w:before="0" w:after="110" w:line="300" w:lineRule="auto"/>
+      </w:pPr>
+      <w:r>
+        <w:rPr>
+          <w:rFonts w:ascii="Times New Roman" w:hAnsi="Times New Roman" w:eastAsia="Malgun Gothic"/>
+          <w:b/>
+          <w:i w:val="0"/>
+          <w:sz w:val="22"/>
+        </w:rPr>
+        <w:t xml:space="preserve">Катя: </w:t>
+      </w:r>
+      <w:r>
+        <w:rPr>
+          <w:rFonts w:ascii="Times New Roman" w:hAnsi="Times New Roman" w:eastAsia="Malgun Gothic"/>
+          <w:b w:val="0"/>
+          <w:i w:val="0"/>
+          <w:sz w:val="22"/>
+        </w:rPr>
+        <w:t>Алексей Николаевич, можно вопрос? Не по работе.</w:t>
+      </w:r>
+    </w:p>
+    <w:p>
+      <w:pPr>
+        <w:spacing w:before="0" w:after="110" w:line="300" w:lineRule="auto"/>
+      </w:pPr>
+      <w:r>
+        <w:rPr>
+          <w:rFonts w:ascii="Times New Roman" w:hAnsi="Times New Roman" w:eastAsia="Malgun Gothic"/>
+          <w:b/>
+          <w:i w:val="0"/>
+          <w:sz w:val="22"/>
+        </w:rPr>
+        <w:t xml:space="preserve">Лёша: </w:t>
+      </w:r>
+      <w:r>
+        <w:rPr>
+          <w:rFonts w:ascii="Times New Roman" w:hAnsi="Times New Roman" w:eastAsia="Malgun Gothic"/>
+          <w:b w:val="0"/>
+          <w:i w:val="0"/>
+          <w:sz w:val="22"/>
+        </w:rPr>
+        <w:t>Конечно.</w:t>
+      </w:r>
+    </w:p>
+    <w:p>
+      <w:pPr>
+        <w:spacing w:before="0" w:after="110" w:line="300" w:lineRule="auto"/>
+      </w:pPr>
+      <w:r>
+        <w:rPr>
+          <w:rFonts w:ascii="Times New Roman" w:hAnsi="Times New Roman" w:eastAsia="Malgun Gothic"/>
+          <w:b/>
+          <w:i w:val="0"/>
+          <w:sz w:val="22"/>
+        </w:rPr>
+        <w:t xml:space="preserve">Катя: </w:t>
+      </w:r>
+      <w:r>
+        <w:rPr>
+          <w:rFonts w:ascii="Times New Roman" w:hAnsi="Times New Roman" w:eastAsia="Malgun Gothic"/>
+          <w:b w:val="0"/>
+          <w:i w:val="0"/>
+          <w:sz w:val="22"/>
+        </w:rPr>
+        <w:t>Вы не боитесь? После всего, что случилось с вашим учителем?</w:t>
+      </w:r>
+    </w:p>
+    <w:p>
+      <w:pPr>
+        <w:spacing w:before="0" w:after="110" w:line="300" w:lineRule="auto"/>
+      </w:pPr>
+      <w:r>
+        <w:rPr>
+          <w:rFonts w:ascii="Times New Roman" w:hAnsi="Times New Roman" w:eastAsia="Malgun Gothic"/>
+          <w:b/>
+          <w:i w:val="0"/>
+          <w:sz w:val="22"/>
+        </w:rPr>
+        <w:t xml:space="preserve">Лёша: </w:t>
+      </w:r>
+      <w:r>
+        <w:rPr>
+          <w:rFonts w:ascii="Times New Roman" w:hAnsi="Times New Roman" w:eastAsia="Malgun Gothic"/>
+          <w:b w:val="0"/>
+          <w:i w:val="0"/>
+          <w:sz w:val="22"/>
+        </w:rPr>
+        <w:t>Боюсь. Каждый день боюсь.</w:t>
+      </w:r>
+    </w:p>
+    <w:p>
+      <w:pPr>
+        <w:spacing w:before="0" w:after="110" w:line="300" w:lineRule="auto"/>
+      </w:pPr>
+      <w:r>
+        <w:rPr>
+          <w:rFonts w:ascii="Times New Roman" w:hAnsi="Times New Roman" w:eastAsia="Malgun Gothic"/>
+          <w:b/>
+          <w:i w:val="0"/>
+          <w:sz w:val="22"/>
+        </w:rPr>
+        <w:t xml:space="preserve">Катя: </w:t>
+      </w:r>
+      <w:r>
+        <w:rPr>
+          <w:rFonts w:ascii="Times New Roman" w:hAnsi="Times New Roman" w:eastAsia="Malgun Gothic"/>
+          <w:b w:val="0"/>
+          <w:i w:val="0"/>
+          <w:sz w:val="22"/>
+        </w:rPr>
+        <w:t>Тогда почему продолжаете?</w:t>
+      </w:r>
+    </w:p>
+    <w:p>
+      <w:pPr>
+        <w:spacing w:before="0" w:after="110" w:line="300" w:lineRule="auto"/>
+      </w:pPr>
+      <w:r>
+        <w:rPr>
+          <w:rFonts w:ascii="Times New Roman" w:hAnsi="Times New Roman" w:eastAsia="Malgun Gothic"/>
+          <w:b/>
+          <w:i w:val="0"/>
+          <w:sz w:val="22"/>
+        </w:rPr>
+        <w:t xml:space="preserve">Лёша: </w:t>
+      </w:r>
+      <w:r>
+        <w:rPr>
+          <w:rFonts w:ascii="Times New Roman" w:hAnsi="Times New Roman" w:eastAsia="Malgun Gothic"/>
+          <w:b w:val="0"/>
+          <w:i w:val="0"/>
+          <w:sz w:val="22"/>
+        </w:rPr>
+        <w:t>Потому что однажды я пообещал человеку, которого больше нет, что не остановлюсь. И потому что, если такие, как я, будут бояться и молчать, некому будет остановить таких, как Литвинов.</w:t>
+      </w:r>
+    </w:p>
+    <w:p>
+      <w:pPr>
+        <w:spacing w:before="0" w:after="110" w:line="300" w:lineRule="auto"/>
+      </w:pPr>
+      <w:r>
+        <w:rPr>
+          <w:rFonts w:ascii="Times New Roman" w:hAnsi="Times New Roman" w:eastAsia="Malgun Gothic"/>
+          <w:b/>
+          <w:i w:val="0"/>
+          <w:sz w:val="22"/>
+        </w:rPr>
+        <w:t xml:space="preserve">Катя: </w:t>
+      </w:r>
+      <w:r>
+        <w:rPr>
+          <w:rFonts w:ascii="Times New Roman" w:hAnsi="Times New Roman" w:eastAsia="Malgun Gothic"/>
+          <w:b w:val="0"/>
+          <w:i w:val="0"/>
+          <w:sz w:val="22"/>
+        </w:rPr>
+        <w:t>Красиво звучит.</w:t>
+      </w:r>
+    </w:p>
+    <w:p>
+      <w:pPr>
+        <w:spacing w:before="0" w:after="110" w:line="300" w:lineRule="auto"/>
+      </w:pPr>
+      <w:r>
+        <w:rPr>
+          <w:rFonts w:ascii="Times New Roman" w:hAnsi="Times New Roman" w:eastAsia="Malgun Gothic"/>
+          <w:b/>
+          <w:i w:val="0"/>
+          <w:sz w:val="22"/>
+        </w:rPr>
+        <w:t xml:space="preserve">Лёша: </w:t>
       </w:r>
       <w:r>
         <w:rPr>
@@ -2899,7 +3424,7 @@
           <w:color w:val="555555"/>
           <w:sz w:val="22"/>
         </w:rPr>
-        <w:t>(в трубку)</w:t>
+        <w:t>(улыбается)</w:t>
       </w:r>
       <w:r>
         <w:rPr>
@@ -2908,7 +3433,7 @@
           <w:i w:val="0"/>
           <w:sz w:val="22"/>
         </w:rPr>
-        <w:t xml:space="preserve"> Отец говорит, шов надо герметиком промазать, а не вёдра ставить. Завтра напишет тебе, каким.</w:t>
+        <w:t xml:space="preserve"> Мне уже говорили, что я слишком красиво говорю. Но это правда, а не просто слова.</w:t>
       </w:r>
     </w:p>
     <w:p>
@@ -2922,7 +3447,7 @@
           <w:i w:val="0"/>
           <w:sz w:val="22"/>
         </w:rPr>
-        <w:t xml:space="preserve">Лёша: </w:t>
+        <w:t xml:space="preserve">Катя: </w:t>
       </w:r>
       <w:r>
         <w:rPr>
@@ -2931,7 +3456,7 @@
           <w:i w:val="0"/>
           <w:sz w:val="22"/>
         </w:rPr>
-        <w:t>Передай, что жду инструкцию. И, мам… спасибо, что позвонила.</w:t>
+        <w:t>А родители ваши что говорят?</w:t>
       </w:r>
     </w:p>
     <w:p>
@@ -2945,7 +3470,7 @@
           <w:i w:val="0"/>
           <w:sz w:val="22"/>
         </w:rPr>
-        <w:t xml:space="preserve">Анна: </w:t>
+        <w:t xml:space="preserve">Лёша: </w:t>
       </w:r>
       <w:r>
         <w:rPr>
@@ -2954,7 +3479,7 @@
           <w:i w:val="0"/>
           <w:sz w:val="22"/>
         </w:rPr>
-        <w:t>Ложись, сынок. Завтра будет легче.</w:t>
+        <w:t>Отец на похоронах сказал, что больше не будет меня отговаривать. Теперь звонит по воскресеньям и спрашивает, тепло ли я одеваюсь. Думаю, это его новый способ отговаривать.</w:t>
       </w:r>
     </w:p>
     <w:p>
@@ -2968,7 +3493,7 @@
           <w:i w:val="0"/>
           <w:sz w:val="22"/>
         </w:rPr>
-        <w:t xml:space="preserve">Лёша: </w:t>
+        <w:t xml:space="preserve">Катя: </w:t>
       </w:r>
       <w:r>
         <w:rPr>
@@ -2978,7 +3503,7 @@
           <w:color w:val="555555"/>
           <w:sz w:val="22"/>
         </w:rPr>
-        <w:t>(после звонка, глядя на ведро)</w:t>
+        <w:t>(смеётся)</w:t>
       </w:r>
       <w:r>
         <w:rPr>
@@ -2987,11 +3512,149 @@
           <w:i w:val="0"/>
           <w:sz w:val="22"/>
         </w:rPr>
-        <w:t xml:space="preserve"> Легче не будет. Но будет завтра.</w:t>
+        <w:t xml:space="preserve"> Моя мама делает так же. Она учительница, у неё любой вопрос про шапку звучит как контрольная.</w:t>
       </w:r>
     </w:p>
     <w:p>
       <w:pPr>
+        <w:spacing w:before="0" w:after="110" w:line="300" w:lineRule="auto"/>
+      </w:pPr>
+      <w:r>
+        <w:rPr>
+          <w:rFonts w:ascii="Times New Roman" w:hAnsi="Times New Roman" w:eastAsia="Malgun Gothic"/>
+          <w:b/>
+          <w:i w:val="0"/>
+          <w:sz w:val="22"/>
+        </w:rPr>
+        <w:t xml:space="preserve">Лёша: </w:t>
+      </w:r>
+      <w:r>
+        <w:rPr>
+          <w:rFonts w:ascii="Times New Roman" w:hAnsi="Times New Roman" w:eastAsia="Malgun Gothic"/>
+          <w:b w:val="0"/>
+          <w:i w:val="0"/>
+          <w:sz w:val="22"/>
+        </w:rPr>
+        <w:t>А она знает, чем ты тут занимаешься?</w:t>
+      </w:r>
+    </w:p>
+    <w:p>
+      <w:pPr>
+        <w:spacing w:before="0" w:after="110" w:line="300" w:lineRule="auto"/>
+      </w:pPr>
+      <w:r>
+        <w:rPr>
+          <w:rFonts w:ascii="Times New Roman" w:hAnsi="Times New Roman" w:eastAsia="Malgun Gothic"/>
+          <w:b/>
+          <w:i w:val="0"/>
+          <w:sz w:val="22"/>
+        </w:rPr>
+        <w:t xml:space="preserve">Катя: </w:t>
+      </w:r>
+      <w:r>
+        <w:rPr>
+          <w:rFonts w:ascii="Times New Roman" w:hAnsi="Times New Roman" w:eastAsia="Malgun Gothic"/>
+          <w:b w:val="0"/>
+          <w:i w:val="0"/>
+          <w:sz w:val="22"/>
+        </w:rPr>
+        <w:t>Знает. Сказала: «Только учёбу не бросай». Для неё правозащита — что-то вроде кружка по интересам.</w:t>
+      </w:r>
+    </w:p>
+    <w:p>
+      <w:pPr>
+        <w:spacing w:before="0" w:after="110" w:line="300" w:lineRule="auto"/>
+      </w:pPr>
+      <w:r>
+        <w:rPr>
+          <w:rFonts w:ascii="Times New Roman" w:hAnsi="Times New Roman" w:eastAsia="Malgun Gothic"/>
+          <w:b/>
+          <w:i w:val="0"/>
+          <w:sz w:val="22"/>
+        </w:rPr>
+        <w:t xml:space="preserve">Лёша: </w:t>
+      </w:r>
+      <w:r>
+        <w:rPr>
+          <w:rFonts w:ascii="Times New Roman" w:hAnsi="Times New Roman" w:eastAsia="Malgun Gothic"/>
+          <w:b w:val="0"/>
+          <w:i w:val="0"/>
+          <w:sz w:val="22"/>
+        </w:rPr>
+        <w:t>И она права: учёбу не бросай. Мне нужен юрист с дипломом, а не героиня без диплома.</w:t>
+      </w:r>
+    </w:p>
+    <w:p>
+      <w:pPr>
+        <w:spacing w:before="0" w:after="110" w:line="300" w:lineRule="auto"/>
+      </w:pPr>
+      <w:r>
+        <w:rPr>
+          <w:rFonts w:ascii="Times New Roman" w:hAnsi="Times New Roman" w:eastAsia="Malgun Gothic"/>
+          <w:b/>
+          <w:i w:val="0"/>
+          <w:sz w:val="22"/>
+        </w:rPr>
+        <w:t xml:space="preserve">Катя: </w:t>
+      </w:r>
+      <w:r>
+        <w:rPr>
+          <w:rFonts w:ascii="Times New Roman" w:hAnsi="Times New Roman" w:eastAsia="Malgun Gothic"/>
+          <w:b w:val="0"/>
+          <w:i w:val="0"/>
+          <w:sz w:val="22"/>
+        </w:rPr>
+        <w:t>Тогда я буду приходить после пар. С четырёх и до закрытия.</w:t>
+      </w:r>
+    </w:p>
+    <w:p>
+      <w:pPr>
+        <w:spacing w:before="0" w:after="110" w:line="300" w:lineRule="auto"/>
+      </w:pPr>
+      <w:r>
+        <w:rPr>
+          <w:rFonts w:ascii="Times New Roman" w:hAnsi="Times New Roman" w:eastAsia="Malgun Gothic"/>
+          <w:b/>
+          <w:i w:val="0"/>
+          <w:sz w:val="22"/>
+        </w:rPr>
+        <w:t xml:space="preserve">Лёша: </w:t>
+      </w:r>
+      <w:r>
+        <w:rPr>
+          <w:rFonts w:ascii="Times New Roman" w:hAnsi="Times New Roman" w:eastAsia="Malgun Gothic"/>
+          <w:b w:val="0"/>
+          <w:i w:val="0"/>
+          <w:sz w:val="22"/>
+        </w:rPr>
+        <w:t>Закрытие у нас — это когда уходит последний. Обычно Ольга Викторовна.</w:t>
+      </w:r>
+    </w:p>
+    <w:p>
+      <w:pPr>
+        <w:spacing w:before="0" w:after="110" w:line="300" w:lineRule="auto"/>
+      </w:pPr>
+      <w:r>
+        <w:rPr>
+          <w:rFonts w:ascii="Times New Roman" w:hAnsi="Times New Roman" w:eastAsia="Malgun Gothic"/>
+          <w:b/>
+          <w:i w:val="0"/>
+          <w:sz w:val="22"/>
+        </w:rPr>
+        <w:t xml:space="preserve">Катя: </w:t>
+      </w:r>
+      <w:r>
+        <w:rPr>
+          <w:rFonts w:ascii="Times New Roman" w:hAnsi="Times New Roman" w:eastAsia="Malgun Gothic"/>
+          <w:b w:val="0"/>
+          <w:i w:val="0"/>
+          <w:sz w:val="22"/>
+        </w:rPr>
+        <w:t>Значит, буду уходить предпоследней.</w:t>
+      </w:r>
+    </w:p>
+    <w:p>
+      <w:pPr>
         <w:keepNext/>
         <w:spacing w:before="320" w:after="140"/>
       </w:pPr>
@@ -3003,7 +3666,7 @@
           <w:color w:val="1F3864"/>
           <w:sz w:val="26"/>
         </w:rPr>
-        <w:t>장면 8 — 밤, 첫 사건 접수</w:t>
+        <w:t>장면 8 — 밤, 어머니의 전화</w:t>
       </w:r>
     </w:p>
     <w:p>
@@ -3017,122 +3680,7 @@
           <w:i w:val="0"/>
           <w:sz w:val="22"/>
         </w:rPr>
-        <w:t xml:space="preserve">Ольга: </w:t>
-      </w:r>
-      <w:r>
-        <w:rPr>
-          <w:rFonts w:ascii="Times New Roman" w:hAnsi="Times New Roman" w:eastAsia="Malgun Gothic"/>
-          <w:b w:val="0"/>
-          <w:i w:val="0"/>
-          <w:sz w:val="22"/>
-        </w:rPr>
-        <w:t>Первое обращение пришло. Из Пермского края. Шахтёров травят угольной пылью, администрация шахты молчит, а районная больница пишет в диагнозах «бронхит курильщика».</w:t>
-      </w:r>
-    </w:p>
-    <w:p>
-      <w:pPr>
-        <w:spacing w:before="0" w:after="110" w:line="300" w:lineRule="auto"/>
-      </w:pPr>
-      <w:r>
-        <w:rPr>
-          <w:rFonts w:ascii="Times New Roman" w:hAnsi="Times New Roman" w:eastAsia="Malgun Gothic"/>
-          <w:b/>
-          <w:i w:val="0"/>
-          <w:sz w:val="22"/>
-        </w:rPr>
-        <w:t xml:space="preserve">Лёша: </w:t>
-      </w:r>
-      <w:r>
-        <w:rPr>
-          <w:rFonts w:ascii="Times New Roman" w:hAnsi="Times New Roman" w:eastAsia="Malgun Gothic"/>
-          <w:b w:val="0"/>
-          <w:i w:val="0"/>
-          <w:sz w:val="22"/>
-        </w:rPr>
-        <w:t>Знакомая история.</w:t>
-      </w:r>
-    </w:p>
-    <w:p>
-      <w:pPr>
-        <w:spacing w:before="0" w:after="110" w:line="300" w:lineRule="auto"/>
-      </w:pPr>
-      <w:r>
-        <w:rPr>
-          <w:rFonts w:ascii="Times New Roman" w:hAnsi="Times New Roman" w:eastAsia="Malgun Gothic"/>
-          <w:b/>
-          <w:i w:val="0"/>
-          <w:sz w:val="22"/>
-        </w:rPr>
-        <w:t xml:space="preserve">Ольга: </w:t>
-      </w:r>
-      <w:r>
-        <w:rPr>
-          <w:rFonts w:ascii="Times New Roman" w:hAnsi="Times New Roman" w:eastAsia="Malgun Gothic"/>
-          <w:b w:val="0"/>
-          <w:i w:val="0"/>
-          <w:sz w:val="22"/>
-        </w:rPr>
-        <w:t>Таких историй будет много, Алексей. Вся страна — это тысяча маленьких Новокруцков.</w:t>
-      </w:r>
-    </w:p>
-    <w:p>
-      <w:pPr>
-        <w:spacing w:before="0" w:after="110" w:line="300" w:lineRule="auto"/>
-      </w:pPr>
-      <w:r>
-        <w:rPr>
-          <w:rFonts w:ascii="Times New Roman" w:hAnsi="Times New Roman" w:eastAsia="Malgun Gothic"/>
-          <w:b/>
-          <w:i w:val="0"/>
-          <w:sz w:val="22"/>
-        </w:rPr>
-        <w:t xml:space="preserve">Лёша: </w:t>
-      </w:r>
-      <w:r>
-        <w:rPr>
-          <w:rFonts w:ascii="Times New Roman" w:hAnsi="Times New Roman" w:eastAsia="Malgun Gothic"/>
-          <w:b w:val="0"/>
-          <w:i w:val="0"/>
-          <w:sz w:val="22"/>
-        </w:rPr>
-        <w:t>Сколько пострадавших?</w:t>
-      </w:r>
-    </w:p>
-    <w:p>
-      <w:pPr>
-        <w:spacing w:before="0" w:after="110" w:line="300" w:lineRule="auto"/>
-      </w:pPr>
-      <w:r>
-        <w:rPr>
-          <w:rFonts w:ascii="Times New Roman" w:hAnsi="Times New Roman" w:eastAsia="Malgun Gothic"/>
-          <w:b/>
-          <w:i w:val="0"/>
-          <w:sz w:val="22"/>
-        </w:rPr>
-        <w:t xml:space="preserve">Ольга: </w:t>
-      </w:r>
-      <w:r>
-        <w:rPr>
-          <w:rFonts w:ascii="Times New Roman" w:hAnsi="Times New Roman" w:eastAsia="Malgun Gothic"/>
-          <w:b w:val="0"/>
-          <w:i w:val="0"/>
-          <w:sz w:val="22"/>
-        </w:rPr>
-        <w:t>В письме сорок три фамилии. Пишет вдова бригадира. Муж умер в пятьдесят один год, а в заключении — «сердечная недостаточность».</w:t>
-      </w:r>
-    </w:p>
-    <w:p>
-      <w:pPr>
-        <w:spacing w:before="0" w:after="110" w:line="300" w:lineRule="auto"/>
-      </w:pPr>
-      <w:r>
-        <w:rPr>
-          <w:rFonts w:ascii="Times New Roman" w:hAnsi="Times New Roman" w:eastAsia="Malgun Gothic"/>
-          <w:b/>
-          <w:i w:val="0"/>
-          <w:sz w:val="22"/>
-        </w:rPr>
-        <w:t xml:space="preserve">Лёша: </w:t>
+        <w:t xml:space="preserve">Анна: </w:t>
       </w:r>
       <w:r>
         <w:rPr>
@@ -3142,7 +3690,7 @@
           <w:color w:val="555555"/>
           <w:sz w:val="22"/>
         </w:rPr>
-        <w:t>(пауза)</w:t>
+        <w:t>(по телефону)</w:t>
       </w:r>
       <w:r>
         <w:rPr>
@@ -3151,7 +3699,7 @@
           <w:i w:val="0"/>
           <w:sz w:val="22"/>
         </w:rPr>
-        <w:t xml:space="preserve"> Сердечная недостаточность. Её пишут, когда не хотят писать правду.</w:t>
+        <w:t xml:space="preserve"> Лёша, ты не спишь? Я по голосу слышу — не спишь.</w:t>
       </w:r>
     </w:p>
     <w:p>
@@ -3165,7 +3713,7 @@
           <w:i w:val="0"/>
           <w:sz w:val="22"/>
         </w:rPr>
-        <w:t xml:space="preserve">Ольга: </w:t>
+        <w:t xml:space="preserve">Лёша: </w:t>
       </w:r>
       <w:r>
         <w:rPr>
@@ -3174,7 +3722,7 @@
           <w:i w:val="0"/>
           <w:sz w:val="22"/>
         </w:rPr>
-        <w:t>Я знаю, о ком вы сейчас думаете. Не надо. Это другое дело.</w:t>
+        <w:t>Мам, у нас первый день. Какой сон.</w:t>
       </w:r>
     </w:p>
     <w:p>
@@ -3188,7 +3736,7 @@
           <w:i w:val="0"/>
           <w:sz w:val="22"/>
         </w:rPr>
-        <w:t xml:space="preserve">Лёша: </w:t>
+        <w:t xml:space="preserve">Анна: </w:t>
       </w:r>
       <w:r>
         <w:rPr>
@@ -3197,7 +3745,7 @@
           <w:i w:val="0"/>
           <w:sz w:val="22"/>
         </w:rPr>
-        <w:t>Дело всегда одно и то же, Ольга Викторовна. Меняются только фамилии.</w:t>
+        <w:t>Отец спрашивает, тепло ли у тебя там. Сам звонить стесняется — стоит рядом и делает вид, что смотрит телевизор.</w:t>
       </w:r>
     </w:p>
     <w:p>
@@ -3211,7 +3759,7 @@
           <w:i w:val="0"/>
           <w:sz w:val="22"/>
         </w:rPr>
-        <w:t xml:space="preserve">Ольга: </w:t>
+        <w:t xml:space="preserve">Лёша: </w:t>
       </w:r>
       <w:r>
         <w:rPr>
@@ -3220,7 +3768,7 @@
           <w:i w:val="0"/>
           <w:sz w:val="22"/>
         </w:rPr>
-        <w:t>В Перми есть юрист из сети Акимова — Корюкин, Иван Сергеевич. Толковый, хоть и осторожный. Могу связать вас уже завтра.</w:t>
+        <w:t>Скажи ему — тепло. Только сверху капает.</w:t>
       </w:r>
     </w:p>
     <w:p>
@@ -3234,7 +3782,7 @@
           <w:i w:val="0"/>
           <w:sz w:val="22"/>
         </w:rPr>
-        <w:t xml:space="preserve">Лёша: </w:t>
+        <w:t xml:space="preserve">Анна: </w:t>
       </w:r>
       <w:r>
         <w:rPr>
@@ -3243,7 +3791,7 @@
           <w:i w:val="0"/>
           <w:sz w:val="22"/>
         </w:rPr>
-        <w:t>Связывайте. Без независимой медицинской экспертизы в суд идти бессмысленно, а она займёт месяцы.</w:t>
+        <w:t>Как капает? Откуда?</w:t>
       </w:r>
     </w:p>
     <w:p>
@@ -3257,7 +3805,7 @@
           <w:i w:val="0"/>
           <w:sz w:val="22"/>
         </w:rPr>
-        <w:t xml:space="preserve">Ольга: </w:t>
+        <w:t xml:space="preserve">Лёша: </w:t>
       </w:r>
       <w:r>
         <w:rPr>
@@ -3266,7 +3814,7 @@
           <w:i w:val="0"/>
           <w:sz w:val="22"/>
         </w:rPr>
-        <w:t>Значит, начнём сейчас, чтобы через полгода было с чем идти в суд.</w:t>
+        <w:t>С потолка, мам. Два ведра, всё под контролем.</w:t>
       </w:r>
     </w:p>
     <w:p>
@@ -3280,39 +3828,7 @@
           <w:i w:val="0"/>
           <w:sz w:val="22"/>
         </w:rPr>
-        <w:t xml:space="preserve">Лёша: </w:t>
-      </w:r>
-      <w:r>
-        <w:rPr>
-          <w:rFonts w:ascii="Times New Roman" w:hAnsi="Times New Roman" w:eastAsia="Malgun Gothic"/>
-          <w:b w:val="0"/>
-          <w:i w:val="0"/>
-          <w:sz w:val="22"/>
-        </w:rPr>
-        <w:t>Напишите вдове сегодня же. Не шаблоном — своими словами. Пусть знает, что письмо прочитали живые люди.</w:t>
-      </w:r>
-    </w:p>
-    <w:p>
-      <w:pPr>
-        <w:spacing w:before="0" w:after="110" w:line="300" w:lineRule="auto"/>
-      </w:pPr>
-      <w:r>
-        <w:rPr>
-          <w:rFonts w:ascii="Times New Roman" w:hAnsi="Times New Roman" w:eastAsia="Malgun Gothic"/>
-          <w:b/>
-          <w:i w:val="0"/>
-          <w:sz w:val="22"/>
-        </w:rPr>
-        <w:t xml:space="preserve">Ольга: </w:t>
-      </w:r>
-      <w:r>
-        <w:rPr>
-          <w:rFonts w:ascii="Times New Roman" w:hAnsi="Times New Roman" w:eastAsia="Malgun Gothic"/>
-          <w:b w:val="0"/>
-          <w:i w:val="0"/>
-          <w:sz w:val="22"/>
-        </w:rPr>
-        <w:t xml:space="preserve">Уже пишу. </w:t>
+        <w:t xml:space="preserve">Анна: </w:t>
       </w:r>
       <w:r>
         <w:rPr>
@@ -3322,7 +3838,7 @@
           <w:color w:val="555555"/>
           <w:sz w:val="22"/>
         </w:rPr>
-        <w:t>(стучит по клавишам)</w:t>
+        <w:t>(в сторону)</w:t>
       </w:r>
       <w:r>
         <w:rPr>
@@ -3331,44 +3847,7 @@
           <w:i w:val="0"/>
           <w:sz w:val="22"/>
         </w:rPr>
-        <w:t xml:space="preserve"> Как к ней обратиться — «уважаемая заявительница»?</w:t>
-      </w:r>
-    </w:p>
-    <w:p>
-      <w:pPr>
-        <w:spacing w:before="0" w:after="110" w:line="300" w:lineRule="auto"/>
-      </w:pPr>
-      <w:r>
-        <w:rPr>
-          <w:rFonts w:ascii="Times New Roman" w:hAnsi="Times New Roman" w:eastAsia="Malgun Gothic"/>
-          <w:b/>
-          <w:i w:val="0"/>
-          <w:sz w:val="22"/>
-        </w:rPr>
-        <w:t xml:space="preserve">Лёша: </w:t>
-      </w:r>
-      <w:r>
-        <w:rPr>
-          <w:rFonts w:ascii="Times New Roman" w:hAnsi="Times New Roman" w:eastAsia="Malgun Gothic"/>
-          <w:b w:val="0"/>
-          <w:i w:val="0"/>
-          <w:sz w:val="22"/>
-        </w:rPr>
-        <w:t>По имени-отчеству. Она мужа похоронила, а не заявление подала.</w:t>
-      </w:r>
-    </w:p>
-    <w:p>
-      <w:pPr>
-        <w:spacing w:before="0" w:after="110" w:line="300" w:lineRule="auto"/>
-      </w:pPr>
-      <w:r>
-        <w:rPr>
-          <w:rFonts w:ascii="Times New Roman" w:hAnsi="Times New Roman" w:eastAsia="Malgun Gothic"/>
-          <w:b/>
-          <w:i w:val="0"/>
-          <w:sz w:val="22"/>
-        </w:rPr>
-        <w:t xml:space="preserve">Ольга: </w:t>
+        <w:t xml:space="preserve"> Коля, у него там с потолка течёт! </w:t>
       </w:r>
       <w:r>
         <w:rPr>
@@ -3378,7 +3857,7 @@
           <w:color w:val="555555"/>
           <w:sz w:val="22"/>
         </w:rPr>
-        <w:t>(кивает, исправляет строчку)</w:t>
+        <w:t>(в трубку)</w:t>
       </w:r>
       <w:r>
         <w:rPr>
@@ -3387,7 +3866,53 @@
           <w:i w:val="0"/>
           <w:sz w:val="22"/>
         </w:rPr>
-        <w:t xml:space="preserve"> Вот за это Виктор Петрович вас и выбрал.</w:t>
+        <w:t xml:space="preserve"> Отец говорит, шов надо герметиком промазать, а не вёдра ставить. Завтра напишет тебе, каким.</w:t>
+      </w:r>
+    </w:p>
+    <w:p>
+      <w:pPr>
+        <w:spacing w:before="0" w:after="110" w:line="300" w:lineRule="auto"/>
+      </w:pPr>
+      <w:r>
+        <w:rPr>
+          <w:rFonts w:ascii="Times New Roman" w:hAnsi="Times New Roman" w:eastAsia="Malgun Gothic"/>
+          <w:b/>
+          <w:i w:val="0"/>
+          <w:sz w:val="22"/>
+        </w:rPr>
+        <w:t xml:space="preserve">Лёша: </w:t>
+      </w:r>
+      <w:r>
+        <w:rPr>
+          <w:rFonts w:ascii="Times New Roman" w:hAnsi="Times New Roman" w:eastAsia="Malgun Gothic"/>
+          <w:b w:val="0"/>
+          <w:i w:val="0"/>
+          <w:sz w:val="22"/>
+        </w:rPr>
+        <w:t>Передай, что жду инструкцию. И, мам… спасибо, что позвонила.</w:t>
+      </w:r>
+    </w:p>
+    <w:p>
+      <w:pPr>
+        <w:spacing w:before="0" w:after="110" w:line="300" w:lineRule="auto"/>
+      </w:pPr>
+      <w:r>
+        <w:rPr>
+          <w:rFonts w:ascii="Times New Roman" w:hAnsi="Times New Roman" w:eastAsia="Malgun Gothic"/>
+          <w:b/>
+          <w:i w:val="0"/>
+          <w:sz w:val="22"/>
+        </w:rPr>
+        <w:t xml:space="preserve">Анна: </w:t>
+      </w:r>
+      <w:r>
+        <w:rPr>
+          <w:rFonts w:ascii="Times New Roman" w:hAnsi="Times New Roman" w:eastAsia="Malgun Gothic"/>
+          <w:b w:val="0"/>
+          <w:i w:val="0"/>
+          <w:sz w:val="22"/>
+        </w:rPr>
+        <w:t>Ложись, сынок. Завтра будет легче.</w:t>
       </w:r>
     </w:p>
     <w:p>
@@ -3411,7 +3936,7 @@
           <w:color w:val="555555"/>
           <w:sz w:val="22"/>
         </w:rPr>
-        <w:t>(смотрит на ведро, в которое капает вода)</w:t>
+        <w:t>(после звонка, глядя на ведро)</w:t>
       </w:r>
       <w:r>
         <w:rPr>
@@ -3420,7 +3945,7 @@
           <w:i w:val="0"/>
           <w:sz w:val="22"/>
         </w:rPr>
-        <w:t xml:space="preserve"> Значит, начнём. «Свет» начинает работу.</w:t>
+        <w:t xml:space="preserve"> Легче не будет. Но будет завтра.</w:t>
       </w:r>
     </w:p>
     <w:p>
@@ -3436,12 +3961,12 @@
           <w:color w:val="1F3864"/>
           <w:sz w:val="26"/>
         </w:rPr>
-        <w:t>핵심 문학 인용</w:t>
+        <w:t>장면 9 — 밤, 첫 사건 접수</w:t>
       </w:r>
     </w:p>
     <w:p>
       <w:pPr>
-        <w:spacing w:before="0" w:after="120"/>
+        <w:spacing w:before="0" w:after="110" w:line="300" w:lineRule="auto"/>
       </w:pPr>
       <w:r>
         <w:rPr>
@@ -3450,7 +3975,7 @@
           <w:i w:val="0"/>
           <w:sz w:val="22"/>
         </w:rPr>
-        <w:t>Русская пословица: «Всякому овощу своё время»</w:t>
+        <w:t xml:space="preserve">Ольга: </w:t>
       </w:r>
       <w:r>
         <w:rPr>
@@ -3459,11 +3984,421 @@
           <w:i w:val="0"/>
           <w:sz w:val="22"/>
         </w:rPr>
-        <w:t xml:space="preserve"> — 한국어 해설: 아키모프가 "때가 되기 전엔 정치에 뛰어들지 말라"는 조건을 달며 노인다운 속담으로 못을 박는다. 문을 열 때는 저널리스트나 정치기술자가 아니라 사람들이 정한다는 그의 말은 12화에서 50만 명의 청원으로 되돌아오고, 아키모프가 스스로 조건을 거두는 복선이 된다 (장면 4).</w:t>
+        <w:t>Первое обращение пришло. Из Пермского края. Шахтёров травят угольной пылью, администрация шахты молчит, а районная больница пишет в диагнозах «бронхит курильщика».</w:t>
       </w:r>
     </w:p>
     <w:p>
       <w:pPr>
+        <w:spacing w:before="0" w:after="110" w:line="300" w:lineRule="auto"/>
+      </w:pPr>
+      <w:r>
+        <w:rPr>
+          <w:rFonts w:ascii="Times New Roman" w:hAnsi="Times New Roman" w:eastAsia="Malgun Gothic"/>
+          <w:b/>
+          <w:i w:val="0"/>
+          <w:sz w:val="22"/>
+        </w:rPr>
+        <w:t xml:space="preserve">Лёша: </w:t>
+      </w:r>
+      <w:r>
+        <w:rPr>
+          <w:rFonts w:ascii="Times New Roman" w:hAnsi="Times New Roman" w:eastAsia="Malgun Gothic"/>
+          <w:b w:val="0"/>
+          <w:i w:val="0"/>
+          <w:sz w:val="22"/>
+        </w:rPr>
+        <w:t>Знакомая история.</w:t>
+      </w:r>
+    </w:p>
+    <w:p>
+      <w:pPr>
+        <w:spacing w:before="0" w:after="110" w:line="300" w:lineRule="auto"/>
+      </w:pPr>
+      <w:r>
+        <w:rPr>
+          <w:rFonts w:ascii="Times New Roman" w:hAnsi="Times New Roman" w:eastAsia="Malgun Gothic"/>
+          <w:b/>
+          <w:i w:val="0"/>
+          <w:sz w:val="22"/>
+        </w:rPr>
+        <w:t xml:space="preserve">Ольга: </w:t>
+      </w:r>
+      <w:r>
+        <w:rPr>
+          <w:rFonts w:ascii="Times New Roman" w:hAnsi="Times New Roman" w:eastAsia="Malgun Gothic"/>
+          <w:b w:val="0"/>
+          <w:i w:val="0"/>
+          <w:sz w:val="22"/>
+        </w:rPr>
+        <w:t>Таких историй будет много, Алексей. Вся страна — это тысяча маленьких Новокруцков.</w:t>
+      </w:r>
+    </w:p>
+    <w:p>
+      <w:pPr>
+        <w:spacing w:before="0" w:after="110" w:line="300" w:lineRule="auto"/>
+      </w:pPr>
+      <w:r>
+        <w:rPr>
+          <w:rFonts w:ascii="Times New Roman" w:hAnsi="Times New Roman" w:eastAsia="Malgun Gothic"/>
+          <w:b/>
+          <w:i w:val="0"/>
+          <w:sz w:val="22"/>
+        </w:rPr>
+        <w:t xml:space="preserve">Лёша: </w:t>
+      </w:r>
+      <w:r>
+        <w:rPr>
+          <w:rFonts w:ascii="Times New Roman" w:hAnsi="Times New Roman" w:eastAsia="Malgun Gothic"/>
+          <w:b w:val="0"/>
+          <w:i w:val="0"/>
+          <w:sz w:val="22"/>
+        </w:rPr>
+        <w:t>Сколько пострадавших?</w:t>
+      </w:r>
+    </w:p>
+    <w:p>
+      <w:pPr>
+        <w:spacing w:before="0" w:after="110" w:line="300" w:lineRule="auto"/>
+      </w:pPr>
+      <w:r>
+        <w:rPr>
+          <w:rFonts w:ascii="Times New Roman" w:hAnsi="Times New Roman" w:eastAsia="Malgun Gothic"/>
+          <w:b/>
+          <w:i w:val="0"/>
+          <w:sz w:val="22"/>
+        </w:rPr>
+        <w:t xml:space="preserve">Ольга: </w:t>
+      </w:r>
+      <w:r>
+        <w:rPr>
+          <w:rFonts w:ascii="Times New Roman" w:hAnsi="Times New Roman" w:eastAsia="Malgun Gothic"/>
+          <w:b w:val="0"/>
+          <w:i w:val="0"/>
+          <w:sz w:val="22"/>
+        </w:rPr>
+        <w:t>В письме сорок три фамилии. Пишет вдова бригадира. Муж умер в пятьдесят один год, а в заключении — «сердечная недостаточность».</w:t>
+      </w:r>
+    </w:p>
+    <w:p>
+      <w:pPr>
+        <w:spacing w:before="0" w:after="110" w:line="300" w:lineRule="auto"/>
+      </w:pPr>
+      <w:r>
+        <w:rPr>
+          <w:rFonts w:ascii="Times New Roman" w:hAnsi="Times New Roman" w:eastAsia="Malgun Gothic"/>
+          <w:b/>
+          <w:i w:val="0"/>
+          <w:sz w:val="22"/>
+        </w:rPr>
+        <w:t xml:space="preserve">Лёша: </w:t>
+      </w:r>
+      <w:r>
+        <w:rPr>
+          <w:rFonts w:ascii="Times New Roman" w:hAnsi="Times New Roman" w:eastAsia="Malgun Gothic"/>
+          <w:b w:val="0"/>
+          <w:i/>
+          <w:color w:val="555555"/>
+          <w:sz w:val="22"/>
+        </w:rPr>
+        <w:t>(пауза)</w:t>
+      </w:r>
+      <w:r>
+        <w:rPr>
+          <w:rFonts w:ascii="Times New Roman" w:hAnsi="Times New Roman" w:eastAsia="Malgun Gothic"/>
+          <w:b w:val="0"/>
+          <w:i w:val="0"/>
+          <w:sz w:val="22"/>
+        </w:rPr>
+        <w:t xml:space="preserve"> Сердечная недостаточность. Её пишут, когда не хотят писать правду.</w:t>
+      </w:r>
+    </w:p>
+    <w:p>
+      <w:pPr>
+        <w:spacing w:before="0" w:after="110" w:line="300" w:lineRule="auto"/>
+      </w:pPr>
+      <w:r>
+        <w:rPr>
+          <w:rFonts w:ascii="Times New Roman" w:hAnsi="Times New Roman" w:eastAsia="Malgun Gothic"/>
+          <w:b/>
+          <w:i w:val="0"/>
+          <w:sz w:val="22"/>
+        </w:rPr>
+        <w:t xml:space="preserve">Ольга: </w:t>
+      </w:r>
+      <w:r>
+        <w:rPr>
+          <w:rFonts w:ascii="Times New Roman" w:hAnsi="Times New Roman" w:eastAsia="Malgun Gothic"/>
+          <w:b w:val="0"/>
+          <w:i w:val="0"/>
+          <w:sz w:val="22"/>
+        </w:rPr>
+        <w:t>Я знаю, о ком вы сейчас думаете. Не надо. Это другое дело.</w:t>
+      </w:r>
+    </w:p>
+    <w:p>
+      <w:pPr>
+        <w:spacing w:before="0" w:after="110" w:line="300" w:lineRule="auto"/>
+      </w:pPr>
+      <w:r>
+        <w:rPr>
+          <w:rFonts w:ascii="Times New Roman" w:hAnsi="Times New Roman" w:eastAsia="Malgun Gothic"/>
+          <w:b/>
+          <w:i w:val="0"/>
+          <w:sz w:val="22"/>
+        </w:rPr>
+        <w:t xml:space="preserve">Лёша: </w:t>
+      </w:r>
+      <w:r>
+        <w:rPr>
+          <w:rFonts w:ascii="Times New Roman" w:hAnsi="Times New Roman" w:eastAsia="Malgun Gothic"/>
+          <w:b w:val="0"/>
+          <w:i w:val="0"/>
+          <w:sz w:val="22"/>
+        </w:rPr>
+        <w:t>Дело всегда одно и то же, Ольга Викторовна. Меняются только фамилии.</w:t>
+      </w:r>
+    </w:p>
+    <w:p>
+      <w:pPr>
+        <w:spacing w:before="0" w:after="110" w:line="300" w:lineRule="auto"/>
+      </w:pPr>
+      <w:r>
+        <w:rPr>
+          <w:rFonts w:ascii="Times New Roman" w:hAnsi="Times New Roman" w:eastAsia="Malgun Gothic"/>
+          <w:b/>
+          <w:i w:val="0"/>
+          <w:sz w:val="22"/>
+        </w:rPr>
+        <w:t xml:space="preserve">Ольга: </w:t>
+      </w:r>
+      <w:r>
+        <w:rPr>
+          <w:rFonts w:ascii="Times New Roman" w:hAnsi="Times New Roman" w:eastAsia="Malgun Gothic"/>
+          <w:b w:val="0"/>
+          <w:i w:val="0"/>
+          <w:sz w:val="22"/>
+        </w:rPr>
+        <w:t>В Перми есть юрист из сети Акимова — Корюкин, Иван Сергеевич. Толковый, хоть и осторожный. Могу связать вас уже завтра.</w:t>
+      </w:r>
+    </w:p>
+    <w:p>
+      <w:pPr>
+        <w:spacing w:before="0" w:after="110" w:line="300" w:lineRule="auto"/>
+      </w:pPr>
+      <w:r>
+        <w:rPr>
+          <w:rFonts w:ascii="Times New Roman" w:hAnsi="Times New Roman" w:eastAsia="Malgun Gothic"/>
+          <w:b/>
+          <w:i w:val="0"/>
+          <w:sz w:val="22"/>
+        </w:rPr>
+        <w:t xml:space="preserve">Лёша: </w:t>
+      </w:r>
+      <w:r>
+        <w:rPr>
+          <w:rFonts w:ascii="Times New Roman" w:hAnsi="Times New Roman" w:eastAsia="Malgun Gothic"/>
+          <w:b w:val="0"/>
+          <w:i w:val="0"/>
+          <w:sz w:val="22"/>
+        </w:rPr>
+        <w:t>Связывайте. Без независимой медицинской экспертизы в суд идти бессмысленно, а она займёт месяцы.</w:t>
+      </w:r>
+    </w:p>
+    <w:p>
+      <w:pPr>
+        <w:spacing w:before="0" w:after="110" w:line="300" w:lineRule="auto"/>
+      </w:pPr>
+      <w:r>
+        <w:rPr>
+          <w:rFonts w:ascii="Times New Roman" w:hAnsi="Times New Roman" w:eastAsia="Malgun Gothic"/>
+          <w:b/>
+          <w:i w:val="0"/>
+          <w:sz w:val="22"/>
+        </w:rPr>
+        <w:t xml:space="preserve">Ольга: </w:t>
+      </w:r>
+      <w:r>
+        <w:rPr>
+          <w:rFonts w:ascii="Times New Roman" w:hAnsi="Times New Roman" w:eastAsia="Malgun Gothic"/>
+          <w:b w:val="0"/>
+          <w:i w:val="0"/>
+          <w:sz w:val="22"/>
+        </w:rPr>
+        <w:t>Значит, начнём сейчас, чтобы через полгода было с чем идти в суд.</w:t>
+      </w:r>
+    </w:p>
+    <w:p>
+      <w:pPr>
+        <w:spacing w:before="0" w:after="110" w:line="300" w:lineRule="auto"/>
+      </w:pPr>
+      <w:r>
+        <w:rPr>
+          <w:rFonts w:ascii="Times New Roman" w:hAnsi="Times New Roman" w:eastAsia="Malgun Gothic"/>
+          <w:b/>
+          <w:i w:val="0"/>
+          <w:sz w:val="22"/>
+        </w:rPr>
+        <w:t xml:space="preserve">Лёша: </w:t>
+      </w:r>
+      <w:r>
+        <w:rPr>
+          <w:rFonts w:ascii="Times New Roman" w:hAnsi="Times New Roman" w:eastAsia="Malgun Gothic"/>
+          <w:b w:val="0"/>
+          <w:i w:val="0"/>
+          <w:sz w:val="22"/>
+        </w:rPr>
+        <w:t>Напишите вдове сегодня же. Не шаблоном — своими словами. Пусть знает, что письмо прочитали живые люди.</w:t>
+      </w:r>
+    </w:p>
+    <w:p>
+      <w:pPr>
+        <w:spacing w:before="0" w:after="110" w:line="300" w:lineRule="auto"/>
+      </w:pPr>
+      <w:r>
+        <w:rPr>
+          <w:rFonts w:ascii="Times New Roman" w:hAnsi="Times New Roman" w:eastAsia="Malgun Gothic"/>
+          <w:b/>
+          <w:i w:val="0"/>
+          <w:sz w:val="22"/>
+        </w:rPr>
+        <w:t xml:space="preserve">Ольга: </w:t>
+      </w:r>
+      <w:r>
+        <w:rPr>
+          <w:rFonts w:ascii="Times New Roman" w:hAnsi="Times New Roman" w:eastAsia="Malgun Gothic"/>
+          <w:b w:val="0"/>
+          <w:i w:val="0"/>
+          <w:sz w:val="22"/>
+        </w:rPr>
+        <w:t xml:space="preserve">Уже пишу. </w:t>
+      </w:r>
+      <w:r>
+        <w:rPr>
+          <w:rFonts w:ascii="Times New Roman" w:hAnsi="Times New Roman" w:eastAsia="Malgun Gothic"/>
+          <w:b w:val="0"/>
+          <w:i/>
+          <w:color w:val="555555"/>
+          <w:sz w:val="22"/>
+        </w:rPr>
+        <w:t>(стучит по клавишам)</w:t>
+      </w:r>
+      <w:r>
+        <w:rPr>
+          <w:rFonts w:ascii="Times New Roman" w:hAnsi="Times New Roman" w:eastAsia="Malgun Gothic"/>
+          <w:b w:val="0"/>
+          <w:i w:val="0"/>
+          <w:sz w:val="22"/>
+        </w:rPr>
+        <w:t xml:space="preserve"> Как к ней обратиться — «уважаемая заявительница»?</w:t>
+      </w:r>
+    </w:p>
+    <w:p>
+      <w:pPr>
+        <w:spacing w:before="0" w:after="110" w:line="300" w:lineRule="auto"/>
+      </w:pPr>
+      <w:r>
+        <w:rPr>
+          <w:rFonts w:ascii="Times New Roman" w:hAnsi="Times New Roman" w:eastAsia="Malgun Gothic"/>
+          <w:b/>
+          <w:i w:val="0"/>
+          <w:sz w:val="22"/>
+        </w:rPr>
+        <w:t xml:space="preserve">Лёша: </w:t>
+      </w:r>
+      <w:r>
+        <w:rPr>
+          <w:rFonts w:ascii="Times New Roman" w:hAnsi="Times New Roman" w:eastAsia="Malgun Gothic"/>
+          <w:b w:val="0"/>
+          <w:i w:val="0"/>
+          <w:sz w:val="22"/>
+        </w:rPr>
+        <w:t>По имени-отчеству. Она мужа похоронила, а не заявление подала.</w:t>
+      </w:r>
+    </w:p>
+    <w:p>
+      <w:pPr>
+        <w:spacing w:before="0" w:after="110" w:line="300" w:lineRule="auto"/>
+      </w:pPr>
+      <w:r>
+        <w:rPr>
+          <w:rFonts w:ascii="Times New Roman" w:hAnsi="Times New Roman" w:eastAsia="Malgun Gothic"/>
+          <w:b/>
+          <w:i w:val="0"/>
+          <w:sz w:val="22"/>
+        </w:rPr>
+        <w:t xml:space="preserve">Ольга: </w:t>
+      </w:r>
+      <w:r>
+        <w:rPr>
+          <w:rFonts w:ascii="Times New Roman" w:hAnsi="Times New Roman" w:eastAsia="Malgun Gothic"/>
+          <w:b w:val="0"/>
+          <w:i/>
+          <w:color w:val="555555"/>
+          <w:sz w:val="22"/>
+        </w:rPr>
+        <w:t>(кивает, исправляет строчку)</w:t>
+      </w:r>
+      <w:r>
+        <w:rPr>
+          <w:rFonts w:ascii="Times New Roman" w:hAnsi="Times New Roman" w:eastAsia="Malgun Gothic"/>
+          <w:b w:val="0"/>
+          <w:i w:val="0"/>
+          <w:sz w:val="22"/>
+        </w:rPr>
+        <w:t xml:space="preserve"> Вот за это Виктор Петрович вас и выбрал.</w:t>
+      </w:r>
+    </w:p>
+    <w:p>
+      <w:pPr>
+        <w:spacing w:before="0" w:after="110" w:line="300" w:lineRule="auto"/>
+      </w:pPr>
+      <w:r>
+        <w:rPr>
+          <w:rFonts w:ascii="Times New Roman" w:hAnsi="Times New Roman" w:eastAsia="Malgun Gothic"/>
+          <w:b/>
+          <w:i w:val="0"/>
+          <w:sz w:val="22"/>
+        </w:rPr>
+        <w:t xml:space="preserve">Лёша: </w:t>
+      </w:r>
+      <w:r>
+        <w:rPr>
+          <w:rFonts w:ascii="Times New Roman" w:hAnsi="Times New Roman" w:eastAsia="Malgun Gothic"/>
+          <w:b w:val="0"/>
+          <w:i/>
+          <w:color w:val="555555"/>
+          <w:sz w:val="22"/>
+        </w:rPr>
+        <w:t>(смотрит на ведро, в которое капает вода)</w:t>
+      </w:r>
+      <w:r>
+        <w:rPr>
+          <w:rFonts w:ascii="Times New Roman" w:hAnsi="Times New Roman" w:eastAsia="Malgun Gothic"/>
+          <w:b w:val="0"/>
+          <w:i w:val="0"/>
+          <w:sz w:val="22"/>
+        </w:rPr>
+        <w:t xml:space="preserve"> Значит, начнём. «Свет» начинает работу.</w:t>
+      </w:r>
+    </w:p>
+    <w:p>
+      <w:pPr>
+        <w:keepNext/>
+        <w:spacing w:before="320" w:after="140"/>
+      </w:pPr>
+      <w:r>
+        <w:rPr>
+          <w:rFonts w:ascii="Times New Roman" w:hAnsi="Times New Roman" w:eastAsia="Malgun Gothic"/>
+          <w:b/>
+          <w:i w:val="0"/>
+          <w:color w:val="1F3864"/>
+          <w:sz w:val="26"/>
+        </w:rPr>
+        <w:t>핵심 문학 인용</w:t>
+      </w:r>
+    </w:p>
+    <w:p>
+      <w:pPr>
         <w:spacing w:before="0" w:after="120"/>
       </w:pPr>
       <w:r>
@@ -3473,6 +4408,29 @@
           <w:i w:val="0"/>
           <w:sz w:val="22"/>
         </w:rPr>
+        <w:t>Русская пословица: «Всякому овощу своё время»</w:t>
+      </w:r>
+      <w:r>
+        <w:rPr>
+          <w:rFonts w:ascii="Times New Roman" w:hAnsi="Times New Roman" w:eastAsia="Malgun Gothic"/>
+          <w:b w:val="0"/>
+          <w:i w:val="0"/>
+          <w:sz w:val="22"/>
+        </w:rPr>
+        <w:t xml:space="preserve"> — 한국어 해설: 아키모프가 "때가 되기 전엔 정치에 뛰어들지 말라"는 조건을 달며 노인다운 속담으로 못을 박는다. 문을 열 때는 저널리스트나 정치기술자가 아니라 사람들이 정한다는 그의 말은 12화에서 50만 명의 청원으로 되돌아오고, 아키모프가 스스로 조건을 거두는 복선이 된다 (장면 5).</w:t>
+      </w:r>
+    </w:p>
+    <w:p>
+      <w:pPr>
+        <w:spacing w:before="0" w:after="120"/>
+      </w:pPr>
+      <w:r>
+        <w:rPr>
+          <w:rFonts w:ascii="Times New Roman" w:hAnsi="Times New Roman" w:eastAsia="Malgun Gothic"/>
+          <w:b/>
+          <w:i w:val="0"/>
+          <w:sz w:val="22"/>
+        </w:rPr>
         <w:t>Николай Некрасов, «Железная дорога» (1864): «Вынесет всё</w:t>
       </w:r>
       <w:r>
@@ -3482,7 +4440,207 @@
           <w:i w:val="0"/>
           <w:sz w:val="22"/>
         </w:rPr>
-        <w:t xml:space="preserve"> — и широкую, ясную грудью дорогу проложит себе» — 한국어 해설: 철도 건설에 스러진 민중을 노래한 네크라소프의 시. 돈도 사람도 부족한 첫날 밤, 오랜 활동가 올가가 데카브리스트 이야기 끝에 이 구절로 료샤를 다독이며 "우리도 많은 것을 견디고 길을 뚫어야 한다"고 말한다. 견디며 길을 내는 이 방식은 2부 내내 스베트가 버텨 내는 방식이 된다 (장면 5).</w:t>
+        <w:t xml:space="preserve"> — и широкую, ясную грудью дорогу проложит себе» — 한국어 해설: 철도 건설에 스러진 민중을 노래한 네크라소프의 시. 돈도 사람도 부족한 첫날 밤, 오랜 활동가 올가가 데카브리스트 이야기 끝에 이 구절로 료샤를 다독이며 "우리도 많은 것을 견디고 길을 뚫어야 한다"고 말한다. 견디며 길을 내는 이 방식은 2부 내내 스베트가 버텨 내는 방식이 된다 (장면 6).</w:t>
+      </w:r>
+    </w:p>
+    <w:p>
+      <w:pPr>
+        <w:keepNext/>
+        <w:spacing w:before="320" w:after="140"/>
+      </w:pPr>
+      <w:r>
+        <w:rPr>
+          <w:rFonts w:ascii="Times New Roman" w:hAnsi="Times New Roman" w:eastAsia="Malgun Gothic"/>
+          <w:b/>
+          <w:i w:val="0"/>
+          <w:color w:val="1F3864"/>
+          <w:sz w:val="26"/>
+        </w:rPr>
+        <w:t>생활 표현</w:t>
+      </w:r>
+    </w:p>
+    <w:p>
+      <w:pPr>
+        <w:spacing w:before="0" w:after="120"/>
+      </w:pPr>
+      <w:r>
+        <w:rPr>
+          <w:rFonts w:ascii="Times New Roman" w:hAnsi="Times New Roman" w:eastAsia="Malgun Gothic"/>
+          <w:b/>
+          <w:i w:val="0"/>
+          <w:sz w:val="22"/>
+        </w:rPr>
+        <w:t>«Как спалось на новом месте?»</w:t>
+      </w:r>
+      <w:r>
+        <w:rPr>
+          <w:rFonts w:ascii="Times New Roman" w:hAnsi="Times New Roman" w:eastAsia="Malgun Gothic"/>
+          <w:b w:val="0"/>
+          <w:i w:val="0"/>
+          <w:sz w:val="22"/>
+        </w:rPr>
+        <w:t xml:space="preserve"> — 한국어 해설: "새 집에서 잘 주무셨어요?" 이사·여행 첫날 아침 안부. 집주인 타마라가 세입자 료샤에게. 가볍고 친근한 인사, 무인칭 спалось(잠이 어땠는지). 장면 1.</w:t>
+      </w:r>
+    </w:p>
+    <w:p>
+      <w:pPr>
+        <w:spacing w:before="0" w:after="120"/>
+      </w:pPr>
+      <w:r>
+        <w:rPr>
+          <w:rFonts w:ascii="Times New Roman" w:hAnsi="Times New Roman" w:eastAsia="Malgun Gothic"/>
+          <w:b/>
+          <w:i w:val="0"/>
+          <w:sz w:val="22"/>
+        </w:rPr>
+        <w:t>«Профессиональная привычка»</w:t>
+      </w:r>
+      <w:r>
+        <w:rPr>
+          <w:rFonts w:ascii="Times New Roman" w:hAnsi="Times New Roman" w:eastAsia="Malgun Gothic"/>
+          <w:b w:val="0"/>
+          <w:i w:val="0"/>
+          <w:sz w:val="22"/>
+        </w:rPr>
+        <w:t xml:space="preserve"> — 한국어 해설: "직업병이에요." 꼼꼼함·습관을 스스로 가볍게 해명할 때. 료샤가 보증금 영수증(расписка)을 꼭 받겠다며. 장면 1.</w:t>
+      </w:r>
+    </w:p>
+    <w:p>
+      <w:pPr>
+        <w:spacing w:before="0" w:after="120"/>
+      </w:pPr>
+      <w:r>
+        <w:rPr>
+          <w:rFonts w:ascii="Times New Roman" w:hAnsi="Times New Roman" w:eastAsia="Malgun Gothic"/>
+          <w:b/>
+          <w:i w:val="0"/>
+          <w:sz w:val="22"/>
+        </w:rPr>
+        <w:t>«не резиновая»</w:t>
+      </w:r>
+      <w:r>
+        <w:rPr>
+          <w:rFonts w:ascii="Times New Roman" w:hAnsi="Times New Roman" w:eastAsia="Malgun Gothic"/>
+          <w:b w:val="0"/>
+          <w:i w:val="0"/>
+          <w:sz w:val="22"/>
+        </w:rPr>
+        <w:t xml:space="preserve"> — 한국어 해설: "늘어나지 않는다, 한정돼 있다." 돈·공간이 넉넉지 않음을 익살스럽게(пенсия/квартира/Москва не резиновая). 타마라가 전기 절약을 당부하며. 구어. 장면 1.</w:t>
+      </w:r>
+    </w:p>
+    <w:p>
+      <w:pPr>
+        <w:spacing w:before="0" w:after="120"/>
+      </w:pPr>
+      <w:r>
+        <w:rPr>
+          <w:rFonts w:ascii="Times New Roman" w:hAnsi="Times New Roman" w:eastAsia="Malgun Gothic"/>
+          <w:b/>
+          <w:i w:val="0"/>
+          <w:sz w:val="22"/>
+        </w:rPr>
+        <w:t>«Да неудобно как-то…»</w:t>
+      </w:r>
+      <w:r>
+        <w:rPr>
+          <w:rFonts w:ascii="Times New Roman" w:hAnsi="Times New Roman" w:eastAsia="Malgun Gothic"/>
+          <w:b w:val="0"/>
+          <w:i w:val="0"/>
+          <w:sz w:val="22"/>
+        </w:rPr>
+        <w:t xml:space="preserve"> — 한국어 해설: "그래도 좀 죄송해서요…" 호의를 받기 민망할 때 사양하는 말. 료샤가 수프를 주겠다는 집주인에게. 장면 1.</w:t>
+      </w:r>
+    </w:p>
+    <w:p>
+      <w:pPr>
+        <w:spacing w:before="0" w:after="120"/>
+      </w:pPr>
+      <w:r>
+        <w:rPr>
+          <w:rFonts w:ascii="Times New Roman" w:hAnsi="Times New Roman" w:eastAsia="Malgun Gothic"/>
+          <w:b/>
+          <w:i w:val="0"/>
+          <w:sz w:val="22"/>
+        </w:rPr>
+        <w:t>«Работы по горло»</w:t>
+      </w:r>
+      <w:r>
+        <w:rPr>
+          <w:rFonts w:ascii="Times New Roman" w:hAnsi="Times New Roman" w:eastAsia="Malgun Gothic"/>
+          <w:b w:val="0"/>
+          <w:i w:val="0"/>
+          <w:sz w:val="22"/>
+        </w:rPr>
+        <w:t xml:space="preserve"> — 한국어 해설: "일이 목까지 찼다, 일이 산더미다." 바쁘다는 뜻의 구어 관용구(по горло = 목까지). 손님 규칙을 듣던 료샤가 "지금은 손님 받을 여유가 없다"며 덧붙인다. 친구·동료 사이에 두루 쓰고, «Дел по горло»라고도 한다. 장면 1.</w:t>
+      </w:r>
+    </w:p>
+    <w:p>
+      <w:pPr>
+        <w:spacing w:before="0" w:after="120"/>
+      </w:pPr>
+      <w:r>
+        <w:rPr>
+          <w:rFonts w:ascii="Times New Roman" w:hAnsi="Times New Roman" w:eastAsia="Malgun Gothic"/>
+          <w:b/>
+          <w:i w:val="0"/>
+          <w:sz w:val="22"/>
+        </w:rPr>
+        <w:t>«стойте справа»</w:t>
+      </w:r>
+      <w:r>
+        <w:rPr>
+          <w:rFonts w:ascii="Times New Roman" w:hAnsi="Times New Roman" w:eastAsia="Malgun Gothic"/>
+          <w:b w:val="0"/>
+          <w:i w:val="0"/>
+          <w:sz w:val="22"/>
+        </w:rPr>
+        <w:t xml:space="preserve"> — 한국어 해설: "(에스컬레이터에서) 오른쪽에 서세요." 모스크바 지하철 예절: 서 있는 사람은 오른쪽, 걷는 사람은 왼쪽(справа стоять, слева проходить). 장면 1.</w:t>
+      </w:r>
+    </w:p>
+    <w:p>
+      <w:pPr>
+        <w:spacing w:before="0" w:after="120"/>
+      </w:pPr>
+      <w:r>
+        <w:rPr>
+          <w:rFonts w:ascii="Times New Roman" w:hAnsi="Times New Roman" w:eastAsia="Malgun Gothic"/>
+          <w:b/>
+          <w:i w:val="0"/>
+          <w:sz w:val="22"/>
+        </w:rPr>
+        <w:t>«вот и квиты»</w:t>
+      </w:r>
+      <w:r>
+        <w:rPr>
+          <w:rFonts w:ascii="Times New Roman" w:hAnsi="Times New Roman" w:eastAsia="Malgun Gothic"/>
+          <w:b w:val="0"/>
+          <w:i w:val="0"/>
+          <w:sz w:val="22"/>
+        </w:rPr>
+        <w:t xml:space="preserve"> — 한국어 해설: "그럼 우리 비긴 거예요 / 셈은 끝." 서로 주고받아 빚이 없다는 뜻. 타마라가 아침 샌드위치를 건네며. 구어. 장면 1.</w:t>
+      </w:r>
+    </w:p>
+    <w:p>
+      <w:pPr>
+        <w:spacing w:before="0" w:after="120"/>
+      </w:pPr>
+      <w:r>
+        <w:rPr>
+          <w:rFonts w:ascii="Times New Roman" w:hAnsi="Times New Roman" w:eastAsia="Malgun Gothic"/>
+          <w:b/>
+          <w:i w:val="0"/>
+          <w:sz w:val="22"/>
+        </w:rPr>
+        <w:t>«Ну, с богом»</w:t>
+      </w:r>
+      <w:r>
+        <w:rPr>
+          <w:rFonts w:ascii="Times New Roman" w:hAnsi="Times New Roman" w:eastAsia="Malgun Gothic"/>
+          <w:b w:val="0"/>
+          <w:i w:val="0"/>
+          <w:sz w:val="22"/>
+        </w:rPr>
+        <w:t xml:space="preserve"> — 한국어 해설: "자, 잘 다녀와요." 길을 나서거나 일을 시작하는 사람을 배웅할 때의 축원. 종교색은 옅은 일상어. 장면 1.</w:t>
       </w:r>
     </w:p>
     <w:p>
